--- a/docx/en/BUFRCREX_TableB_en_03.docx
+++ b/docx/en/BUFRCREX_TableB_en_03.docx
@@ -8,19 +8,33 @@
       </w:pPr>
       <w:r>
         <w:rPr>
-          <w:rFonts w:ascii="Arial" w:hAnsi="Arial"/>
+          <w:rFonts w:ascii="Verdana" w:hAnsi="Verdana"/>
           <w:b/>
           <w:sz w:val="22"/>
         </w:rPr>
-        <w:t>BUFR/CREX Table B — Class 03: Instrumentation</w:t>
+        <w:t>Class 03: Instrumentation</w:t>
       </w:r>
     </w:p>
     <w:tbl>
       <w:tblPr>
         <w:tblStyle w:val="TableGrid"/>
         <w:tblW w:type="auto" w:w="0"/>
-        <w:jc w:val="center"/>
+        <w:jc w:val="left"/>
         <w:tblLook w:firstColumn="1" w:firstRow="1" w:lastColumn="0" w:lastRow="0" w:noHBand="0" w:noVBand="1" w:val="04A0"/>
+        <w:tblBorders>
+          <w:top w:val="single" w:sz="4" w:space="0" w:color="595959"/>
+          <w:left w:val="single" w:sz="4" w:space="0" w:color="595959"/>
+          <w:bottom w:val="single" w:sz="4" w:space="0" w:color="595959"/>
+          <w:right w:val="single" w:sz="4" w:space="0" w:color="595959"/>
+          <w:insideH w:val="single" w:sz="4" w:space="0" w:color="595959"/>
+          <w:insideV w:val="single" w:sz="4" w:space="0" w:color="595959"/>
+        </w:tblBorders>
+        <w:tblCellMar>
+          <w:top w:w="85" w:type="dxa"/>
+          <w:left w:w="85" w:type="dxa"/>
+          <w:bottom w:w="85" w:type="dxa"/>
+          <w:right w:w="85" w:type="dxa"/>
+        </w:tblCellMar>
       </w:tblPr>
       <w:tblGrid>
         <w:gridCol w:w="1514"/>
@@ -35,20 +49,20 @@
         <w:gridCol w:w="1514"/>
       </w:tblGrid>
       <w:tr>
-        <w:tc>
-          <w:tcPr>
-            <w:tcW w:type="dxa" w:w="1514"/>
-            <w:shd w:val="clear" w:color="auto" w:fill="D9E2F3"/>
-          </w:tcPr>
-          <w:p>
-            <w:pPr>
-              <w:jc w:val="center"/>
-            </w:pPr>
-            <w:r/>
-            <w:r>
-              <w:rPr>
-                <w:rFonts w:ascii="Arial" w:hAnsi="Arial"/>
-                <w:b/>
+        <w:trPr>
+          <w:tblHeader/>
+        </w:trPr>
+        <w:tc>
+          <w:tcPr>
+            <w:tcW w:type="dxa" w:w="1514"/>
+            <w:shd w:val="clear" w:color="auto" w:fill="D9D9D9"/>
+          </w:tcPr>
+          <w:p>
+            <w:r/>
+            <w:r>
+              <w:rPr>
+                <w:rFonts w:ascii="Verdana" w:hAnsi="Verdana"/>
+                <w:b w:val="0"/>
                 <w:sz w:val="16"/>
               </w:rPr>
               <w:t>FXY</w:t>
@@ -58,194 +72,170 @@
         <w:tc>
           <w:tcPr>
             <w:tcW w:type="dxa" w:w="1514"/>
-            <w:shd w:val="clear" w:color="auto" w:fill="D9E2F3"/>
-          </w:tcPr>
-          <w:p>
-            <w:pPr>
-              <w:jc w:val="center"/>
-            </w:pPr>
-            <w:r/>
-            <w:r>
-              <w:rPr>
-                <w:rFonts w:ascii="Arial" w:hAnsi="Arial"/>
-                <w:b/>
-                <w:sz w:val="16"/>
-              </w:rPr>
-              <w:t>ElementName</w:t>
-            </w:r>
-          </w:p>
-        </w:tc>
-        <w:tc>
-          <w:tcPr>
-            <w:tcW w:type="dxa" w:w="1514"/>
-            <w:shd w:val="clear" w:color="auto" w:fill="D9E2F3"/>
-          </w:tcPr>
-          <w:p>
-            <w:pPr>
-              <w:jc w:val="center"/>
-            </w:pPr>
-            <w:r/>
-            <w:r>
-              <w:rPr>
-                <w:rFonts w:ascii="Arial" w:hAnsi="Arial"/>
-                <w:b/>
-                <w:sz w:val="16"/>
-              </w:rPr>
-              <w:t>BUFR Unit</w:t>
-            </w:r>
-          </w:p>
-        </w:tc>
-        <w:tc>
-          <w:tcPr>
-            <w:tcW w:type="dxa" w:w="1514"/>
-            <w:shd w:val="clear" w:color="auto" w:fill="D9E2F3"/>
-          </w:tcPr>
-          <w:p>
-            <w:pPr>
-              <w:jc w:val="center"/>
-            </w:pPr>
-            <w:r/>
-            <w:r>
-              <w:rPr>
-                <w:rFonts w:ascii="Arial" w:hAnsi="Arial"/>
-                <w:b/>
-                <w:sz w:val="16"/>
-              </w:rPr>
-              <w:t>Scale</w:t>
-            </w:r>
-          </w:p>
-        </w:tc>
-        <w:tc>
-          <w:tcPr>
-            <w:tcW w:type="dxa" w:w="1514"/>
-            <w:shd w:val="clear" w:color="auto" w:fill="D9E2F3"/>
-          </w:tcPr>
-          <w:p>
-            <w:pPr>
-              <w:jc w:val="center"/>
-            </w:pPr>
-            <w:r/>
-            <w:r>
-              <w:rPr>
-                <w:rFonts w:ascii="Arial" w:hAnsi="Arial"/>
-                <w:b/>
-                <w:sz w:val="16"/>
-              </w:rPr>
-              <w:t>Ref Value</w:t>
-            </w:r>
-          </w:p>
-        </w:tc>
-        <w:tc>
-          <w:tcPr>
-            <w:tcW w:type="dxa" w:w="1514"/>
-            <w:shd w:val="clear" w:color="auto" w:fill="D9E2F3"/>
-          </w:tcPr>
-          <w:p>
-            <w:pPr>
-              <w:jc w:val="center"/>
-            </w:pPr>
-            <w:r/>
-            <w:r>
-              <w:rPr>
-                <w:rFonts w:ascii="Arial" w:hAnsi="Arial"/>
-                <w:b/>
-                <w:sz w:val="16"/>
-              </w:rPr>
-              <w:t>Bits</w:t>
-            </w:r>
-          </w:p>
-        </w:tc>
-        <w:tc>
-          <w:tcPr>
-            <w:tcW w:type="dxa" w:w="1514"/>
-            <w:shd w:val="clear" w:color="auto" w:fill="D9E2F3"/>
-          </w:tcPr>
-          <w:p>
-            <w:pPr>
-              <w:jc w:val="center"/>
-            </w:pPr>
-            <w:r/>
-            <w:r>
-              <w:rPr>
-                <w:rFonts w:ascii="Arial" w:hAnsi="Arial"/>
-                <w:b/>
-                <w:sz w:val="16"/>
-              </w:rPr>
-              <w:t>CREX Unit</w:t>
-            </w:r>
-          </w:p>
-        </w:tc>
-        <w:tc>
-          <w:tcPr>
-            <w:tcW w:type="dxa" w:w="1514"/>
-            <w:shd w:val="clear" w:color="auto" w:fill="D9E2F3"/>
-          </w:tcPr>
-          <w:p>
-            <w:pPr>
-              <w:jc w:val="center"/>
-            </w:pPr>
-            <w:r/>
-            <w:r>
-              <w:rPr>
-                <w:rFonts w:ascii="Arial" w:hAnsi="Arial"/>
-                <w:b/>
-                <w:sz w:val="16"/>
-              </w:rPr>
-              <w:t>Scale</w:t>
-            </w:r>
-          </w:p>
-        </w:tc>
-        <w:tc>
-          <w:tcPr>
-            <w:tcW w:type="dxa" w:w="1514"/>
-            <w:shd w:val="clear" w:color="auto" w:fill="D9E2F3"/>
-          </w:tcPr>
-          <w:p>
-            <w:pPr>
-              <w:jc w:val="center"/>
-            </w:pPr>
-            <w:r/>
-            <w:r>
-              <w:rPr>
-                <w:rFonts w:ascii="Arial" w:hAnsi="Arial"/>
-                <w:b/>
-                <w:sz w:val="16"/>
-              </w:rPr>
-              <w:t>Chars</w:t>
-            </w:r>
-          </w:p>
-        </w:tc>
-        <w:tc>
-          <w:tcPr>
-            <w:tcW w:type="dxa" w:w="1514"/>
-            <w:shd w:val="clear" w:color="auto" w:fill="D9E2F3"/>
-          </w:tcPr>
-          <w:p>
-            <w:pPr>
-              <w:jc w:val="center"/>
-            </w:pPr>
-            <w:r/>
-            <w:r>
-              <w:rPr>
-                <w:rFonts w:ascii="Arial" w:hAnsi="Arial"/>
-                <w:b/>
-                <w:sz w:val="16"/>
-              </w:rPr>
-              <w:t>Note</w:t>
+            <w:shd w:val="clear" w:color="auto" w:fill="D9D9D9"/>
+          </w:tcPr>
+          <w:p>
+            <w:r/>
+            <w:r>
+              <w:rPr>
+                <w:rFonts w:ascii="Verdana" w:hAnsi="Verdana"/>
+                <w:b w:val="0"/>
+                <w:sz w:val="16"/>
+              </w:rPr>
+              <w:t>ELEMENT NAME</w:t>
+            </w:r>
+          </w:p>
+        </w:tc>
+        <w:tc>
+          <w:tcPr>
+            <w:tcW w:type="dxa" w:w="1514"/>
+            <w:shd w:val="clear" w:color="auto" w:fill="D9D9D9"/>
+          </w:tcPr>
+          <w:p>
+            <w:r/>
+            <w:r>
+              <w:rPr>
+                <w:rFonts w:ascii="Verdana" w:hAnsi="Verdana"/>
+                <w:b w:val="0"/>
+                <w:sz w:val="16"/>
+              </w:rPr>
+              <w:t>BUFR UNIT</w:t>
+            </w:r>
+          </w:p>
+        </w:tc>
+        <w:tc>
+          <w:tcPr>
+            <w:tcW w:type="dxa" w:w="1514"/>
+            <w:shd w:val="clear" w:color="auto" w:fill="D9D9D9"/>
+          </w:tcPr>
+          <w:p>
+            <w:r/>
+            <w:r>
+              <w:rPr>
+                <w:rFonts w:ascii="Verdana" w:hAnsi="Verdana"/>
+                <w:b w:val="0"/>
+                <w:sz w:val="16"/>
+              </w:rPr>
+              <w:t>SCALE</w:t>
+            </w:r>
+          </w:p>
+        </w:tc>
+        <w:tc>
+          <w:tcPr>
+            <w:tcW w:type="dxa" w:w="1514"/>
+            <w:shd w:val="clear" w:color="auto" w:fill="D9D9D9"/>
+          </w:tcPr>
+          <w:p>
+            <w:r/>
+            <w:r>
+              <w:rPr>
+                <w:rFonts w:ascii="Verdana" w:hAnsi="Verdana"/>
+                <w:b w:val="0"/>
+                <w:sz w:val="16"/>
+              </w:rPr>
+              <w:t>REF VALUE</w:t>
+            </w:r>
+          </w:p>
+        </w:tc>
+        <w:tc>
+          <w:tcPr>
+            <w:tcW w:type="dxa" w:w="1514"/>
+            <w:shd w:val="clear" w:color="auto" w:fill="D9D9D9"/>
+          </w:tcPr>
+          <w:p>
+            <w:r/>
+            <w:r>
+              <w:rPr>
+                <w:rFonts w:ascii="Verdana" w:hAnsi="Verdana"/>
+                <w:b w:val="0"/>
+                <w:sz w:val="16"/>
+              </w:rPr>
+              <w:t>BITS</w:t>
+            </w:r>
+          </w:p>
+        </w:tc>
+        <w:tc>
+          <w:tcPr>
+            <w:tcW w:type="dxa" w:w="1514"/>
+            <w:shd w:val="clear" w:color="auto" w:fill="D9D9D9"/>
+          </w:tcPr>
+          <w:p>
+            <w:r/>
+            <w:r>
+              <w:rPr>
+                <w:rFonts w:ascii="Verdana" w:hAnsi="Verdana"/>
+                <w:b w:val="0"/>
+                <w:sz w:val="16"/>
+              </w:rPr>
+              <w:t>CREX UNIT</w:t>
+            </w:r>
+          </w:p>
+        </w:tc>
+        <w:tc>
+          <w:tcPr>
+            <w:tcW w:type="dxa" w:w="1514"/>
+            <w:shd w:val="clear" w:color="auto" w:fill="D9D9D9"/>
+          </w:tcPr>
+          <w:p>
+            <w:r/>
+            <w:r>
+              <w:rPr>
+                <w:rFonts w:ascii="Verdana" w:hAnsi="Verdana"/>
+                <w:b w:val="0"/>
+                <w:sz w:val="16"/>
+              </w:rPr>
+              <w:t>SCALE</w:t>
+            </w:r>
+          </w:p>
+        </w:tc>
+        <w:tc>
+          <w:tcPr>
+            <w:tcW w:type="dxa" w:w="1514"/>
+            <w:shd w:val="clear" w:color="auto" w:fill="D9D9D9"/>
+          </w:tcPr>
+          <w:p>
+            <w:r/>
+            <w:r>
+              <w:rPr>
+                <w:rFonts w:ascii="Verdana" w:hAnsi="Verdana"/>
+                <w:b w:val="0"/>
+                <w:sz w:val="16"/>
+              </w:rPr>
+              <w:t>CHARS</w:t>
+            </w:r>
+          </w:p>
+        </w:tc>
+        <w:tc>
+          <w:tcPr>
+            <w:tcW w:type="dxa" w:w="1514"/>
+            <w:shd w:val="clear" w:color="auto" w:fill="D9D9D9"/>
+          </w:tcPr>
+          <w:p>
+            <w:r/>
+            <w:r>
+              <w:rPr>
+                <w:rFonts w:ascii="Verdana" w:hAnsi="Verdana"/>
+                <w:b w:val="0"/>
+                <w:sz w:val="16"/>
+              </w:rPr>
+              <w:t>NOTE</w:t>
             </w:r>
           </w:p>
         </w:tc>
       </w:tr>
       <w:tr>
-        <w:tc>
-          <w:tcPr>
-            <w:tcW w:type="dxa" w:w="1514"/>
-          </w:tcPr>
-          <w:p>
-            <w:r/>
-            <w:r>
-              <w:rPr>
-                <w:rFonts w:ascii="Arial" w:hAnsi="Arial"/>
+        <w:trPr>
+          <w:cantSplit/>
+        </w:trPr>
+        <w:tc>
+          <w:tcPr>
+            <w:tcW w:type="dxa" w:w="1514"/>
+          </w:tcPr>
+          <w:p>
+            <w:r/>
+            <w:r>
+              <w:rPr>
+                <w:rFonts w:ascii="Verdana" w:hAnsi="Verdana"/>
                 <w:b w:val="0"/>
                 <w:sz w:val="16"/>
               </w:rPr>
@@ -261,7 +251,7 @@
             <w:r/>
             <w:r>
               <w:rPr>
-                <w:rFonts w:ascii="Arial" w:hAnsi="Arial"/>
+                <w:rFonts w:ascii="Verdana" w:hAnsi="Verdana"/>
                 <w:b w:val="0"/>
                 <w:sz w:val="16"/>
               </w:rPr>
@@ -277,7 +267,7 @@
             <w:r/>
             <w:r>
               <w:rPr>
-                <w:rFonts w:ascii="Arial" w:hAnsi="Arial"/>
+                <w:rFonts w:ascii="Verdana" w:hAnsi="Verdana"/>
                 <w:b w:val="0"/>
                 <w:sz w:val="16"/>
               </w:rPr>
@@ -293,7 +283,7 @@
             <w:r/>
             <w:r>
               <w:rPr>
-                <w:rFonts w:ascii="Arial" w:hAnsi="Arial"/>
+                <w:rFonts w:ascii="Verdana" w:hAnsi="Verdana"/>
                 <w:b w:val="0"/>
                 <w:sz w:val="16"/>
               </w:rPr>
@@ -309,7 +299,7 @@
             <w:r/>
             <w:r>
               <w:rPr>
-                <w:rFonts w:ascii="Arial" w:hAnsi="Arial"/>
+                <w:rFonts w:ascii="Verdana" w:hAnsi="Verdana"/>
                 <w:b w:val="0"/>
                 <w:sz w:val="16"/>
               </w:rPr>
@@ -325,7 +315,7 @@
             <w:r/>
             <w:r>
               <w:rPr>
-                <w:rFonts w:ascii="Arial" w:hAnsi="Arial"/>
+                <w:rFonts w:ascii="Verdana" w:hAnsi="Verdana"/>
                 <w:b w:val="0"/>
                 <w:sz w:val="16"/>
               </w:rPr>
@@ -341,7 +331,7 @@
             <w:r/>
             <w:r>
               <w:rPr>
-                <w:rFonts w:ascii="Arial" w:hAnsi="Arial"/>
+                <w:rFonts w:ascii="Verdana" w:hAnsi="Verdana"/>
                 <w:b w:val="0"/>
                 <w:sz w:val="16"/>
               </w:rPr>
@@ -357,7 +347,7 @@
             <w:r/>
             <w:r>
               <w:rPr>
-                <w:rFonts w:ascii="Arial" w:hAnsi="Arial"/>
+                <w:rFonts w:ascii="Verdana" w:hAnsi="Verdana"/>
                 <w:b w:val="0"/>
                 <w:sz w:val="16"/>
               </w:rPr>
@@ -373,7 +363,7 @@
             <w:r/>
             <w:r>
               <w:rPr>
-                <w:rFonts w:ascii="Arial" w:hAnsi="Arial"/>
+                <w:rFonts w:ascii="Verdana" w:hAnsi="Verdana"/>
                 <w:b w:val="0"/>
                 <w:sz w:val="16"/>
               </w:rPr>
@@ -389,7 +379,7 @@
             <w:r/>
             <w:r>
               <w:rPr>
-                <w:rFonts w:ascii="Arial" w:hAnsi="Arial"/>
+                <w:rFonts w:ascii="Verdana" w:hAnsi="Verdana"/>
                 <w:b w:val="0"/>
                 <w:sz w:val="16"/>
               </w:rPr>
@@ -398,15 +388,18 @@
         </w:tc>
       </w:tr>
       <w:tr>
-        <w:tc>
-          <w:tcPr>
-            <w:tcW w:type="dxa" w:w="1514"/>
-          </w:tcPr>
-          <w:p>
-            <w:r/>
-            <w:r>
-              <w:rPr>
-                <w:rFonts w:ascii="Arial" w:hAnsi="Arial"/>
+        <w:trPr>
+          <w:cantSplit/>
+        </w:trPr>
+        <w:tc>
+          <w:tcPr>
+            <w:tcW w:type="dxa" w:w="1514"/>
+          </w:tcPr>
+          <w:p>
+            <w:r/>
+            <w:r>
+              <w:rPr>
+                <w:rFonts w:ascii="Verdana" w:hAnsi="Verdana"/>
                 <w:b w:val="0"/>
                 <w:sz w:val="16"/>
               </w:rPr>
@@ -422,7 +415,7 @@
             <w:r/>
             <w:r>
               <w:rPr>
-                <w:rFonts w:ascii="Arial" w:hAnsi="Arial"/>
+                <w:rFonts w:ascii="Verdana" w:hAnsi="Verdana"/>
                 <w:b w:val="0"/>
                 <w:sz w:val="16"/>
               </w:rPr>
@@ -438,7 +431,7 @@
             <w:r/>
             <w:r>
               <w:rPr>
-                <w:rFonts w:ascii="Arial" w:hAnsi="Arial"/>
+                <w:rFonts w:ascii="Verdana" w:hAnsi="Verdana"/>
                 <w:b w:val="0"/>
                 <w:sz w:val="16"/>
               </w:rPr>
@@ -454,7 +447,7 @@
             <w:r/>
             <w:r>
               <w:rPr>
-                <w:rFonts w:ascii="Arial" w:hAnsi="Arial"/>
+                <w:rFonts w:ascii="Verdana" w:hAnsi="Verdana"/>
                 <w:b w:val="0"/>
                 <w:sz w:val="16"/>
               </w:rPr>
@@ -470,7 +463,7 @@
             <w:r/>
             <w:r>
               <w:rPr>
-                <w:rFonts w:ascii="Arial" w:hAnsi="Arial"/>
+                <w:rFonts w:ascii="Verdana" w:hAnsi="Verdana"/>
                 <w:b w:val="0"/>
                 <w:sz w:val="16"/>
               </w:rPr>
@@ -486,7 +479,7 @@
             <w:r/>
             <w:r>
               <w:rPr>
-                <w:rFonts w:ascii="Arial" w:hAnsi="Arial"/>
+                <w:rFonts w:ascii="Verdana" w:hAnsi="Verdana"/>
                 <w:b w:val="0"/>
                 <w:sz w:val="16"/>
               </w:rPr>
@@ -502,7 +495,7 @@
             <w:r/>
             <w:r>
               <w:rPr>
-                <w:rFonts w:ascii="Arial" w:hAnsi="Arial"/>
+                <w:rFonts w:ascii="Verdana" w:hAnsi="Verdana"/>
                 <w:b w:val="0"/>
                 <w:sz w:val="16"/>
               </w:rPr>
@@ -518,7 +511,7 @@
             <w:r/>
             <w:r>
               <w:rPr>
-                <w:rFonts w:ascii="Arial" w:hAnsi="Arial"/>
+                <w:rFonts w:ascii="Verdana" w:hAnsi="Verdana"/>
                 <w:b w:val="0"/>
                 <w:sz w:val="16"/>
               </w:rPr>
@@ -534,7 +527,7 @@
             <w:r/>
             <w:r>
               <w:rPr>
-                <w:rFonts w:ascii="Arial" w:hAnsi="Arial"/>
+                <w:rFonts w:ascii="Verdana" w:hAnsi="Verdana"/>
                 <w:b w:val="0"/>
                 <w:sz w:val="16"/>
               </w:rPr>
@@ -550,7 +543,7 @@
             <w:r/>
             <w:r>
               <w:rPr>
-                <w:rFonts w:ascii="Arial" w:hAnsi="Arial"/>
+                <w:rFonts w:ascii="Verdana" w:hAnsi="Verdana"/>
                 <w:b w:val="0"/>
                 <w:sz w:val="16"/>
               </w:rPr>
@@ -559,15 +552,18 @@
         </w:tc>
       </w:tr>
       <w:tr>
-        <w:tc>
-          <w:tcPr>
-            <w:tcW w:type="dxa" w:w="1514"/>
-          </w:tcPr>
-          <w:p>
-            <w:r/>
-            <w:r>
-              <w:rPr>
-                <w:rFonts w:ascii="Arial" w:hAnsi="Arial"/>
+        <w:trPr>
+          <w:cantSplit/>
+        </w:trPr>
+        <w:tc>
+          <w:tcPr>
+            <w:tcW w:type="dxa" w:w="1514"/>
+          </w:tcPr>
+          <w:p>
+            <w:r/>
+            <w:r>
+              <w:rPr>
+                <w:rFonts w:ascii="Verdana" w:hAnsi="Verdana"/>
                 <w:b w:val="0"/>
                 <w:sz w:val="16"/>
               </w:rPr>
@@ -583,7 +579,7 @@
             <w:r/>
             <w:r>
               <w:rPr>
-                <w:rFonts w:ascii="Arial" w:hAnsi="Arial"/>
+                <w:rFonts w:ascii="Verdana" w:hAnsi="Verdana"/>
                 <w:b w:val="0"/>
                 <w:sz w:val="16"/>
               </w:rPr>
@@ -599,7 +595,7 @@
             <w:r/>
             <w:r>
               <w:rPr>
-                <w:rFonts w:ascii="Arial" w:hAnsi="Arial"/>
+                <w:rFonts w:ascii="Verdana" w:hAnsi="Verdana"/>
                 <w:b w:val="0"/>
                 <w:sz w:val="16"/>
               </w:rPr>
@@ -615,7 +611,7 @@
             <w:r/>
             <w:r>
               <w:rPr>
-                <w:rFonts w:ascii="Arial" w:hAnsi="Arial"/>
+                <w:rFonts w:ascii="Verdana" w:hAnsi="Verdana"/>
                 <w:b w:val="0"/>
                 <w:sz w:val="16"/>
               </w:rPr>
@@ -631,7 +627,7 @@
             <w:r/>
             <w:r>
               <w:rPr>
-                <w:rFonts w:ascii="Arial" w:hAnsi="Arial"/>
+                <w:rFonts w:ascii="Verdana" w:hAnsi="Verdana"/>
                 <w:b w:val="0"/>
                 <w:sz w:val="16"/>
               </w:rPr>
@@ -647,7 +643,7 @@
             <w:r/>
             <w:r>
               <w:rPr>
-                <w:rFonts w:ascii="Arial" w:hAnsi="Arial"/>
+                <w:rFonts w:ascii="Verdana" w:hAnsi="Verdana"/>
                 <w:b w:val="0"/>
                 <w:sz w:val="16"/>
               </w:rPr>
@@ -663,7 +659,7 @@
             <w:r/>
             <w:r>
               <w:rPr>
-                <w:rFonts w:ascii="Arial" w:hAnsi="Arial"/>
+                <w:rFonts w:ascii="Verdana" w:hAnsi="Verdana"/>
                 <w:b w:val="0"/>
                 <w:sz w:val="16"/>
               </w:rPr>
@@ -679,7 +675,7 @@
             <w:r/>
             <w:r>
               <w:rPr>
-                <w:rFonts w:ascii="Arial" w:hAnsi="Arial"/>
+                <w:rFonts w:ascii="Verdana" w:hAnsi="Verdana"/>
                 <w:b w:val="0"/>
                 <w:sz w:val="16"/>
               </w:rPr>
@@ -695,7 +691,7 @@
             <w:r/>
             <w:r>
               <w:rPr>
-                <w:rFonts w:ascii="Arial" w:hAnsi="Arial"/>
+                <w:rFonts w:ascii="Verdana" w:hAnsi="Verdana"/>
                 <w:b w:val="0"/>
                 <w:sz w:val="16"/>
               </w:rPr>
@@ -711,7 +707,7 @@
             <w:r/>
             <w:r>
               <w:rPr>
-                <w:rFonts w:ascii="Arial" w:hAnsi="Arial"/>
+                <w:rFonts w:ascii="Verdana" w:hAnsi="Verdana"/>
                 <w:b w:val="0"/>
                 <w:sz w:val="16"/>
               </w:rPr>
@@ -720,15 +716,18 @@
         </w:tc>
       </w:tr>
       <w:tr>
-        <w:tc>
-          <w:tcPr>
-            <w:tcW w:type="dxa" w:w="1514"/>
-          </w:tcPr>
-          <w:p>
-            <w:r/>
-            <w:r>
-              <w:rPr>
-                <w:rFonts w:ascii="Arial" w:hAnsi="Arial"/>
+        <w:trPr>
+          <w:cantSplit/>
+        </w:trPr>
+        <w:tc>
+          <w:tcPr>
+            <w:tcW w:type="dxa" w:w="1514"/>
+          </w:tcPr>
+          <w:p>
+            <w:r/>
+            <w:r>
+              <w:rPr>
+                <w:rFonts w:ascii="Verdana" w:hAnsi="Verdana"/>
                 <w:b w:val="0"/>
                 <w:sz w:val="16"/>
               </w:rPr>
@@ -744,7 +743,7 @@
             <w:r/>
             <w:r>
               <w:rPr>
-                <w:rFonts w:ascii="Arial" w:hAnsi="Arial"/>
+                <w:rFonts w:ascii="Verdana" w:hAnsi="Verdana"/>
                 <w:b w:val="0"/>
                 <w:sz w:val="16"/>
               </w:rPr>
@@ -760,7 +759,7 @@
             <w:r/>
             <w:r>
               <w:rPr>
-                <w:rFonts w:ascii="Arial" w:hAnsi="Arial"/>
+                <w:rFonts w:ascii="Verdana" w:hAnsi="Verdana"/>
                 <w:b w:val="0"/>
                 <w:sz w:val="16"/>
               </w:rPr>
@@ -776,7 +775,7 @@
             <w:r/>
             <w:r>
               <w:rPr>
-                <w:rFonts w:ascii="Arial" w:hAnsi="Arial"/>
+                <w:rFonts w:ascii="Verdana" w:hAnsi="Verdana"/>
                 <w:b w:val="0"/>
                 <w:sz w:val="16"/>
               </w:rPr>
@@ -792,7 +791,7 @@
             <w:r/>
             <w:r>
               <w:rPr>
-                <w:rFonts w:ascii="Arial" w:hAnsi="Arial"/>
+                <w:rFonts w:ascii="Verdana" w:hAnsi="Verdana"/>
                 <w:b w:val="0"/>
                 <w:sz w:val="16"/>
               </w:rPr>
@@ -808,7 +807,7 @@
             <w:r/>
             <w:r>
               <w:rPr>
-                <w:rFonts w:ascii="Arial" w:hAnsi="Arial"/>
+                <w:rFonts w:ascii="Verdana" w:hAnsi="Verdana"/>
                 <w:b w:val="0"/>
                 <w:sz w:val="16"/>
               </w:rPr>
@@ -824,7 +823,7 @@
             <w:r/>
             <w:r>
               <w:rPr>
-                <w:rFonts w:ascii="Arial" w:hAnsi="Arial"/>
+                <w:rFonts w:ascii="Verdana" w:hAnsi="Verdana"/>
                 <w:b w:val="0"/>
                 <w:sz w:val="16"/>
               </w:rPr>
@@ -840,7 +839,7 @@
             <w:r/>
             <w:r>
               <w:rPr>
-                <w:rFonts w:ascii="Arial" w:hAnsi="Arial"/>
+                <w:rFonts w:ascii="Verdana" w:hAnsi="Verdana"/>
                 <w:b w:val="0"/>
                 <w:sz w:val="16"/>
               </w:rPr>
@@ -856,7 +855,7 @@
             <w:r/>
             <w:r>
               <w:rPr>
-                <w:rFonts w:ascii="Arial" w:hAnsi="Arial"/>
+                <w:rFonts w:ascii="Verdana" w:hAnsi="Verdana"/>
                 <w:b w:val="0"/>
                 <w:sz w:val="16"/>
               </w:rPr>
@@ -872,7 +871,7 @@
             <w:r/>
             <w:r>
               <w:rPr>
-                <w:rFonts w:ascii="Arial" w:hAnsi="Arial"/>
+                <w:rFonts w:ascii="Verdana" w:hAnsi="Verdana"/>
                 <w:b w:val="0"/>
                 <w:sz w:val="16"/>
               </w:rPr>
@@ -881,15 +880,18 @@
         </w:tc>
       </w:tr>
       <w:tr>
-        <w:tc>
-          <w:tcPr>
-            <w:tcW w:type="dxa" w:w="1514"/>
-          </w:tcPr>
-          <w:p>
-            <w:r/>
-            <w:r>
-              <w:rPr>
-                <w:rFonts w:ascii="Arial" w:hAnsi="Arial"/>
+        <w:trPr>
+          <w:cantSplit/>
+        </w:trPr>
+        <w:tc>
+          <w:tcPr>
+            <w:tcW w:type="dxa" w:w="1514"/>
+          </w:tcPr>
+          <w:p>
+            <w:r/>
+            <w:r>
+              <w:rPr>
+                <w:rFonts w:ascii="Verdana" w:hAnsi="Verdana"/>
                 <w:b w:val="0"/>
                 <w:sz w:val="16"/>
               </w:rPr>
@@ -905,7 +907,7 @@
             <w:r/>
             <w:r>
               <w:rPr>
-                <w:rFonts w:ascii="Arial" w:hAnsi="Arial"/>
+                <w:rFonts w:ascii="Verdana" w:hAnsi="Verdana"/>
                 <w:b w:val="0"/>
                 <w:sz w:val="16"/>
               </w:rPr>
@@ -921,7 +923,7 @@
             <w:r/>
             <w:r>
               <w:rPr>
-                <w:rFonts w:ascii="Arial" w:hAnsi="Arial"/>
+                <w:rFonts w:ascii="Verdana" w:hAnsi="Verdana"/>
                 <w:b w:val="0"/>
                 <w:sz w:val="16"/>
               </w:rPr>
@@ -937,7 +939,7 @@
             <w:r/>
             <w:r>
               <w:rPr>
-                <w:rFonts w:ascii="Arial" w:hAnsi="Arial"/>
+                <w:rFonts w:ascii="Verdana" w:hAnsi="Verdana"/>
                 <w:b w:val="0"/>
                 <w:sz w:val="16"/>
               </w:rPr>
@@ -953,7 +955,7 @@
             <w:r/>
             <w:r>
               <w:rPr>
-                <w:rFonts w:ascii="Arial" w:hAnsi="Arial"/>
+                <w:rFonts w:ascii="Verdana" w:hAnsi="Verdana"/>
                 <w:b w:val="0"/>
                 <w:sz w:val="16"/>
               </w:rPr>
@@ -969,7 +971,7 @@
             <w:r/>
             <w:r>
               <w:rPr>
-                <w:rFonts w:ascii="Arial" w:hAnsi="Arial"/>
+                <w:rFonts w:ascii="Verdana" w:hAnsi="Verdana"/>
                 <w:b w:val="0"/>
                 <w:sz w:val="16"/>
               </w:rPr>
@@ -985,7 +987,7 @@
             <w:r/>
             <w:r>
               <w:rPr>
-                <w:rFonts w:ascii="Arial" w:hAnsi="Arial"/>
+                <w:rFonts w:ascii="Verdana" w:hAnsi="Verdana"/>
                 <w:b w:val="0"/>
                 <w:sz w:val="16"/>
               </w:rPr>
@@ -1001,7 +1003,7 @@
             <w:r/>
             <w:r>
               <w:rPr>
-                <w:rFonts w:ascii="Arial" w:hAnsi="Arial"/>
+                <w:rFonts w:ascii="Verdana" w:hAnsi="Verdana"/>
                 <w:b w:val="0"/>
                 <w:sz w:val="16"/>
               </w:rPr>
@@ -1017,7 +1019,7 @@
             <w:r/>
             <w:r>
               <w:rPr>
-                <w:rFonts w:ascii="Arial" w:hAnsi="Arial"/>
+                <w:rFonts w:ascii="Verdana" w:hAnsi="Verdana"/>
                 <w:b w:val="0"/>
                 <w:sz w:val="16"/>
               </w:rPr>
@@ -1033,7 +1035,7 @@
             <w:r/>
             <w:r>
               <w:rPr>
-                <w:rFonts w:ascii="Arial" w:hAnsi="Arial"/>
+                <w:rFonts w:ascii="Verdana" w:hAnsi="Verdana"/>
                 <w:b w:val="0"/>
                 <w:sz w:val="16"/>
               </w:rPr>
@@ -1042,15 +1044,18 @@
         </w:tc>
       </w:tr>
       <w:tr>
-        <w:tc>
-          <w:tcPr>
-            <w:tcW w:type="dxa" w:w="1514"/>
-          </w:tcPr>
-          <w:p>
-            <w:r/>
-            <w:r>
-              <w:rPr>
-                <w:rFonts w:ascii="Arial" w:hAnsi="Arial"/>
+        <w:trPr>
+          <w:cantSplit/>
+        </w:trPr>
+        <w:tc>
+          <w:tcPr>
+            <w:tcW w:type="dxa" w:w="1514"/>
+          </w:tcPr>
+          <w:p>
+            <w:r/>
+            <w:r>
+              <w:rPr>
+                <w:rFonts w:ascii="Verdana" w:hAnsi="Verdana"/>
                 <w:b w:val="0"/>
                 <w:sz w:val="16"/>
               </w:rPr>
@@ -1066,7 +1071,7 @@
             <w:r/>
             <w:r>
               <w:rPr>
-                <w:rFonts w:ascii="Arial" w:hAnsi="Arial"/>
+                <w:rFonts w:ascii="Verdana" w:hAnsi="Verdana"/>
                 <w:b w:val="0"/>
                 <w:sz w:val="16"/>
               </w:rPr>
@@ -1082,7 +1087,7 @@
             <w:r/>
             <w:r>
               <w:rPr>
-                <w:rFonts w:ascii="Arial" w:hAnsi="Arial"/>
+                <w:rFonts w:ascii="Verdana" w:hAnsi="Verdana"/>
                 <w:b w:val="0"/>
                 <w:sz w:val="16"/>
               </w:rPr>
@@ -1098,7 +1103,7 @@
             <w:r/>
             <w:r>
               <w:rPr>
-                <w:rFonts w:ascii="Arial" w:hAnsi="Arial"/>
+                <w:rFonts w:ascii="Verdana" w:hAnsi="Verdana"/>
                 <w:b w:val="0"/>
                 <w:sz w:val="16"/>
               </w:rPr>
@@ -1114,7 +1119,7 @@
             <w:r/>
             <w:r>
               <w:rPr>
-                <w:rFonts w:ascii="Arial" w:hAnsi="Arial"/>
+                <w:rFonts w:ascii="Verdana" w:hAnsi="Verdana"/>
                 <w:b w:val="0"/>
                 <w:sz w:val="16"/>
               </w:rPr>
@@ -1130,7 +1135,7 @@
             <w:r/>
             <w:r>
               <w:rPr>
-                <w:rFonts w:ascii="Arial" w:hAnsi="Arial"/>
+                <w:rFonts w:ascii="Verdana" w:hAnsi="Verdana"/>
                 <w:b w:val="0"/>
                 <w:sz w:val="16"/>
               </w:rPr>
@@ -1146,7 +1151,7 @@
             <w:r/>
             <w:r>
               <w:rPr>
-                <w:rFonts w:ascii="Arial" w:hAnsi="Arial"/>
+                <w:rFonts w:ascii="Verdana" w:hAnsi="Verdana"/>
                 <w:b w:val="0"/>
                 <w:sz w:val="16"/>
               </w:rPr>
@@ -1162,7 +1167,7 @@
             <w:r/>
             <w:r>
               <w:rPr>
-                <w:rFonts w:ascii="Arial" w:hAnsi="Arial"/>
+                <w:rFonts w:ascii="Verdana" w:hAnsi="Verdana"/>
                 <w:b w:val="0"/>
                 <w:sz w:val="16"/>
               </w:rPr>
@@ -1178,7 +1183,7 @@
             <w:r/>
             <w:r>
               <w:rPr>
-                <w:rFonts w:ascii="Arial" w:hAnsi="Arial"/>
+                <w:rFonts w:ascii="Verdana" w:hAnsi="Verdana"/>
                 <w:b w:val="0"/>
                 <w:sz w:val="16"/>
               </w:rPr>
@@ -1194,7 +1199,7 @@
             <w:r/>
             <w:r>
               <w:rPr>
-                <w:rFonts w:ascii="Arial" w:hAnsi="Arial"/>
+                <w:rFonts w:ascii="Verdana" w:hAnsi="Verdana"/>
                 <w:b w:val="0"/>
                 <w:sz w:val="16"/>
               </w:rPr>
@@ -1203,15 +1208,18 @@
         </w:tc>
       </w:tr>
       <w:tr>
-        <w:tc>
-          <w:tcPr>
-            <w:tcW w:type="dxa" w:w="1514"/>
-          </w:tcPr>
-          <w:p>
-            <w:r/>
-            <w:r>
-              <w:rPr>
-                <w:rFonts w:ascii="Arial" w:hAnsi="Arial"/>
+        <w:trPr>
+          <w:cantSplit/>
+        </w:trPr>
+        <w:tc>
+          <w:tcPr>
+            <w:tcW w:type="dxa" w:w="1514"/>
+          </w:tcPr>
+          <w:p>
+            <w:r/>
+            <w:r>
+              <w:rPr>
+                <w:rFonts w:ascii="Verdana" w:hAnsi="Verdana"/>
                 <w:b w:val="0"/>
                 <w:sz w:val="16"/>
               </w:rPr>
@@ -1227,7 +1235,7 @@
             <w:r/>
             <w:r>
               <w:rPr>
-                <w:rFonts w:ascii="Arial" w:hAnsi="Arial"/>
+                <w:rFonts w:ascii="Verdana" w:hAnsi="Verdana"/>
                 <w:b w:val="0"/>
                 <w:sz w:val="16"/>
               </w:rPr>
@@ -1243,7 +1251,7 @@
             <w:r/>
             <w:r>
               <w:rPr>
-                <w:rFonts w:ascii="Arial" w:hAnsi="Arial"/>
+                <w:rFonts w:ascii="Verdana" w:hAnsi="Verdana"/>
                 <w:b w:val="0"/>
                 <w:sz w:val="16"/>
               </w:rPr>
@@ -1259,7 +1267,7 @@
             <w:r/>
             <w:r>
               <w:rPr>
-                <w:rFonts w:ascii="Arial" w:hAnsi="Arial"/>
+                <w:rFonts w:ascii="Verdana" w:hAnsi="Verdana"/>
                 <w:b w:val="0"/>
                 <w:sz w:val="16"/>
               </w:rPr>
@@ -1275,7 +1283,7 @@
             <w:r/>
             <w:r>
               <w:rPr>
-                <w:rFonts w:ascii="Arial" w:hAnsi="Arial"/>
+                <w:rFonts w:ascii="Verdana" w:hAnsi="Verdana"/>
                 <w:b w:val="0"/>
                 <w:sz w:val="16"/>
               </w:rPr>
@@ -1291,7 +1299,7 @@
             <w:r/>
             <w:r>
               <w:rPr>
-                <w:rFonts w:ascii="Arial" w:hAnsi="Arial"/>
+                <w:rFonts w:ascii="Verdana" w:hAnsi="Verdana"/>
                 <w:b w:val="0"/>
                 <w:sz w:val="16"/>
               </w:rPr>
@@ -1307,7 +1315,7 @@
             <w:r/>
             <w:r>
               <w:rPr>
-                <w:rFonts w:ascii="Arial" w:hAnsi="Arial"/>
+                <w:rFonts w:ascii="Verdana" w:hAnsi="Verdana"/>
                 <w:b w:val="0"/>
                 <w:sz w:val="16"/>
               </w:rPr>
@@ -1323,7 +1331,7 @@
             <w:r/>
             <w:r>
               <w:rPr>
-                <w:rFonts w:ascii="Arial" w:hAnsi="Arial"/>
+                <w:rFonts w:ascii="Verdana" w:hAnsi="Verdana"/>
                 <w:b w:val="0"/>
                 <w:sz w:val="16"/>
               </w:rPr>
@@ -1339,7 +1347,7 @@
             <w:r/>
             <w:r>
               <w:rPr>
-                <w:rFonts w:ascii="Arial" w:hAnsi="Arial"/>
+                <w:rFonts w:ascii="Verdana" w:hAnsi="Verdana"/>
                 <w:b w:val="0"/>
                 <w:sz w:val="16"/>
               </w:rPr>
@@ -1355,7 +1363,7 @@
             <w:r/>
             <w:r>
               <w:rPr>
-                <w:rFonts w:ascii="Arial" w:hAnsi="Arial"/>
+                <w:rFonts w:ascii="Verdana" w:hAnsi="Verdana"/>
                 <w:b w:val="0"/>
                 <w:sz w:val="16"/>
               </w:rPr>
@@ -1364,15 +1372,18 @@
         </w:tc>
       </w:tr>
       <w:tr>
-        <w:tc>
-          <w:tcPr>
-            <w:tcW w:type="dxa" w:w="1514"/>
-          </w:tcPr>
-          <w:p>
-            <w:r/>
-            <w:r>
-              <w:rPr>
-                <w:rFonts w:ascii="Arial" w:hAnsi="Arial"/>
+        <w:trPr>
+          <w:cantSplit/>
+        </w:trPr>
+        <w:tc>
+          <w:tcPr>
+            <w:tcW w:type="dxa" w:w="1514"/>
+          </w:tcPr>
+          <w:p>
+            <w:r/>
+            <w:r>
+              <w:rPr>
+                <w:rFonts w:ascii="Verdana" w:hAnsi="Verdana"/>
                 <w:b w:val="0"/>
                 <w:sz w:val="16"/>
               </w:rPr>
@@ -1388,7 +1399,7 @@
             <w:r/>
             <w:r>
               <w:rPr>
-                <w:rFonts w:ascii="Arial" w:hAnsi="Arial"/>
+                <w:rFonts w:ascii="Verdana" w:hAnsi="Verdana"/>
                 <w:b w:val="0"/>
                 <w:sz w:val="16"/>
               </w:rPr>
@@ -1404,7 +1415,7 @@
             <w:r/>
             <w:r>
               <w:rPr>
-                <w:rFonts w:ascii="Arial" w:hAnsi="Arial"/>
+                <w:rFonts w:ascii="Verdana" w:hAnsi="Verdana"/>
                 <w:b w:val="0"/>
                 <w:sz w:val="16"/>
               </w:rPr>
@@ -1420,7 +1431,7 @@
             <w:r/>
             <w:r>
               <w:rPr>
-                <w:rFonts w:ascii="Arial" w:hAnsi="Arial"/>
+                <w:rFonts w:ascii="Verdana" w:hAnsi="Verdana"/>
                 <w:b w:val="0"/>
                 <w:sz w:val="16"/>
               </w:rPr>
@@ -1436,7 +1447,7 @@
             <w:r/>
             <w:r>
               <w:rPr>
-                <w:rFonts w:ascii="Arial" w:hAnsi="Arial"/>
+                <w:rFonts w:ascii="Verdana" w:hAnsi="Verdana"/>
                 <w:b w:val="0"/>
                 <w:sz w:val="16"/>
               </w:rPr>
@@ -1452,7 +1463,7 @@
             <w:r/>
             <w:r>
               <w:rPr>
-                <w:rFonts w:ascii="Arial" w:hAnsi="Arial"/>
+                <w:rFonts w:ascii="Verdana" w:hAnsi="Verdana"/>
                 <w:b w:val="0"/>
                 <w:sz w:val="16"/>
               </w:rPr>
@@ -1468,7 +1479,7 @@
             <w:r/>
             <w:r>
               <w:rPr>
-                <w:rFonts w:ascii="Arial" w:hAnsi="Arial"/>
+                <w:rFonts w:ascii="Verdana" w:hAnsi="Verdana"/>
                 <w:b w:val="0"/>
                 <w:sz w:val="16"/>
               </w:rPr>
@@ -1484,7 +1495,7 @@
             <w:r/>
             <w:r>
               <w:rPr>
-                <w:rFonts w:ascii="Arial" w:hAnsi="Arial"/>
+                <w:rFonts w:ascii="Verdana" w:hAnsi="Verdana"/>
                 <w:b w:val="0"/>
                 <w:sz w:val="16"/>
               </w:rPr>
@@ -1500,7 +1511,7 @@
             <w:r/>
             <w:r>
               <w:rPr>
-                <w:rFonts w:ascii="Arial" w:hAnsi="Arial"/>
+                <w:rFonts w:ascii="Verdana" w:hAnsi="Verdana"/>
                 <w:b w:val="0"/>
                 <w:sz w:val="16"/>
               </w:rPr>
@@ -1516,7 +1527,7 @@
             <w:r/>
             <w:r>
               <w:rPr>
-                <w:rFonts w:ascii="Arial" w:hAnsi="Arial"/>
+                <w:rFonts w:ascii="Verdana" w:hAnsi="Verdana"/>
                 <w:b w:val="0"/>
                 <w:sz w:val="16"/>
               </w:rPr>
@@ -1525,15 +1536,18 @@
         </w:tc>
       </w:tr>
       <w:tr>
-        <w:tc>
-          <w:tcPr>
-            <w:tcW w:type="dxa" w:w="1514"/>
-          </w:tcPr>
-          <w:p>
-            <w:r/>
-            <w:r>
-              <w:rPr>
-                <w:rFonts w:ascii="Arial" w:hAnsi="Arial"/>
+        <w:trPr>
+          <w:cantSplit/>
+        </w:trPr>
+        <w:tc>
+          <w:tcPr>
+            <w:tcW w:type="dxa" w:w="1514"/>
+          </w:tcPr>
+          <w:p>
+            <w:r/>
+            <w:r>
+              <w:rPr>
+                <w:rFonts w:ascii="Verdana" w:hAnsi="Verdana"/>
                 <w:b w:val="0"/>
                 <w:sz w:val="16"/>
               </w:rPr>
@@ -1549,7 +1563,7 @@
             <w:r/>
             <w:r>
               <w:rPr>
-                <w:rFonts w:ascii="Arial" w:hAnsi="Arial"/>
+                <w:rFonts w:ascii="Verdana" w:hAnsi="Verdana"/>
                 <w:b w:val="0"/>
                 <w:sz w:val="16"/>
               </w:rPr>
@@ -1565,7 +1579,7 @@
             <w:r/>
             <w:r>
               <w:rPr>
-                <w:rFonts w:ascii="Arial" w:hAnsi="Arial"/>
+                <w:rFonts w:ascii="Verdana" w:hAnsi="Verdana"/>
                 <w:b w:val="0"/>
                 <w:sz w:val="16"/>
               </w:rPr>
@@ -1581,7 +1595,7 @@
             <w:r/>
             <w:r>
               <w:rPr>
-                <w:rFonts w:ascii="Arial" w:hAnsi="Arial"/>
+                <w:rFonts w:ascii="Verdana" w:hAnsi="Verdana"/>
                 <w:b w:val="0"/>
                 <w:sz w:val="16"/>
               </w:rPr>
@@ -1597,7 +1611,7 @@
             <w:r/>
             <w:r>
               <w:rPr>
-                <w:rFonts w:ascii="Arial" w:hAnsi="Arial"/>
+                <w:rFonts w:ascii="Verdana" w:hAnsi="Verdana"/>
                 <w:b w:val="0"/>
                 <w:sz w:val="16"/>
               </w:rPr>
@@ -1613,7 +1627,7 @@
             <w:r/>
             <w:r>
               <w:rPr>
-                <w:rFonts w:ascii="Arial" w:hAnsi="Arial"/>
+                <w:rFonts w:ascii="Verdana" w:hAnsi="Verdana"/>
                 <w:b w:val="0"/>
                 <w:sz w:val="16"/>
               </w:rPr>
@@ -1629,7 +1643,7 @@
             <w:r/>
             <w:r>
               <w:rPr>
-                <w:rFonts w:ascii="Arial" w:hAnsi="Arial"/>
+                <w:rFonts w:ascii="Verdana" w:hAnsi="Verdana"/>
                 <w:b w:val="0"/>
                 <w:sz w:val="16"/>
               </w:rPr>
@@ -1645,7 +1659,7 @@
             <w:r/>
             <w:r>
               <w:rPr>
-                <w:rFonts w:ascii="Arial" w:hAnsi="Arial"/>
+                <w:rFonts w:ascii="Verdana" w:hAnsi="Verdana"/>
                 <w:b w:val="0"/>
                 <w:sz w:val="16"/>
               </w:rPr>
@@ -1661,7 +1675,7 @@
             <w:r/>
             <w:r>
               <w:rPr>
-                <w:rFonts w:ascii="Arial" w:hAnsi="Arial"/>
+                <w:rFonts w:ascii="Verdana" w:hAnsi="Verdana"/>
                 <w:b w:val="0"/>
                 <w:sz w:val="16"/>
               </w:rPr>
@@ -1677,7 +1691,7 @@
             <w:r/>
             <w:r>
               <w:rPr>
-                <w:rFonts w:ascii="Arial" w:hAnsi="Arial"/>
+                <w:rFonts w:ascii="Verdana" w:hAnsi="Verdana"/>
                 <w:b w:val="0"/>
                 <w:sz w:val="16"/>
               </w:rPr>
@@ -1686,15 +1700,18 @@
         </w:tc>
       </w:tr>
       <w:tr>
-        <w:tc>
-          <w:tcPr>
-            <w:tcW w:type="dxa" w:w="1514"/>
-          </w:tcPr>
-          <w:p>
-            <w:r/>
-            <w:r>
-              <w:rPr>
-                <w:rFonts w:ascii="Arial" w:hAnsi="Arial"/>
+        <w:trPr>
+          <w:cantSplit/>
+        </w:trPr>
+        <w:tc>
+          <w:tcPr>
+            <w:tcW w:type="dxa" w:w="1514"/>
+          </w:tcPr>
+          <w:p>
+            <w:r/>
+            <w:r>
+              <w:rPr>
+                <w:rFonts w:ascii="Verdana" w:hAnsi="Verdana"/>
                 <w:b w:val="0"/>
                 <w:sz w:val="16"/>
               </w:rPr>
@@ -1710,7 +1727,7 @@
             <w:r/>
             <w:r>
               <w:rPr>
-                <w:rFonts w:ascii="Arial" w:hAnsi="Arial"/>
+                <w:rFonts w:ascii="Verdana" w:hAnsi="Verdana"/>
                 <w:b w:val="0"/>
                 <w:sz w:val="16"/>
               </w:rPr>
@@ -1726,7 +1743,7 @@
             <w:r/>
             <w:r>
               <w:rPr>
-                <w:rFonts w:ascii="Arial" w:hAnsi="Arial"/>
+                <w:rFonts w:ascii="Verdana" w:hAnsi="Verdana"/>
                 <w:b w:val="0"/>
                 <w:sz w:val="16"/>
               </w:rPr>
@@ -1742,7 +1759,7 @@
             <w:r/>
             <w:r>
               <w:rPr>
-                <w:rFonts w:ascii="Arial" w:hAnsi="Arial"/>
+                <w:rFonts w:ascii="Verdana" w:hAnsi="Verdana"/>
                 <w:b w:val="0"/>
                 <w:sz w:val="16"/>
               </w:rPr>
@@ -1758,7 +1775,7 @@
             <w:r/>
             <w:r>
               <w:rPr>
-                <w:rFonts w:ascii="Arial" w:hAnsi="Arial"/>
+                <w:rFonts w:ascii="Verdana" w:hAnsi="Verdana"/>
                 <w:b w:val="0"/>
                 <w:sz w:val="16"/>
               </w:rPr>
@@ -1774,7 +1791,7 @@
             <w:r/>
             <w:r>
               <w:rPr>
-                <w:rFonts w:ascii="Arial" w:hAnsi="Arial"/>
+                <w:rFonts w:ascii="Verdana" w:hAnsi="Verdana"/>
                 <w:b w:val="0"/>
                 <w:sz w:val="16"/>
               </w:rPr>
@@ -1790,7 +1807,7 @@
             <w:r/>
             <w:r>
               <w:rPr>
-                <w:rFonts w:ascii="Arial" w:hAnsi="Arial"/>
+                <w:rFonts w:ascii="Verdana" w:hAnsi="Verdana"/>
                 <w:b w:val="0"/>
                 <w:sz w:val="16"/>
               </w:rPr>
@@ -1806,7 +1823,7 @@
             <w:r/>
             <w:r>
               <w:rPr>
-                <w:rFonts w:ascii="Arial" w:hAnsi="Arial"/>
+                <w:rFonts w:ascii="Verdana" w:hAnsi="Verdana"/>
                 <w:b w:val="0"/>
                 <w:sz w:val="16"/>
               </w:rPr>
@@ -1822,7 +1839,7 @@
             <w:r/>
             <w:r>
               <w:rPr>
-                <w:rFonts w:ascii="Arial" w:hAnsi="Arial"/>
+                <w:rFonts w:ascii="Verdana" w:hAnsi="Verdana"/>
                 <w:b w:val="0"/>
                 <w:sz w:val="16"/>
               </w:rPr>
@@ -1838,7 +1855,7 @@
             <w:r/>
             <w:r>
               <w:rPr>
-                <w:rFonts w:ascii="Arial" w:hAnsi="Arial"/>
+                <w:rFonts w:ascii="Verdana" w:hAnsi="Verdana"/>
                 <w:b w:val="0"/>
                 <w:sz w:val="16"/>
               </w:rPr>
@@ -1847,15 +1864,18 @@
         </w:tc>
       </w:tr>
       <w:tr>
-        <w:tc>
-          <w:tcPr>
-            <w:tcW w:type="dxa" w:w="1514"/>
-          </w:tcPr>
-          <w:p>
-            <w:r/>
-            <w:r>
-              <w:rPr>
-                <w:rFonts w:ascii="Arial" w:hAnsi="Arial"/>
+        <w:trPr>
+          <w:cantSplit/>
+        </w:trPr>
+        <w:tc>
+          <w:tcPr>
+            <w:tcW w:type="dxa" w:w="1514"/>
+          </w:tcPr>
+          <w:p>
+            <w:r/>
+            <w:r>
+              <w:rPr>
+                <w:rFonts w:ascii="Verdana" w:hAnsi="Verdana"/>
                 <w:b w:val="0"/>
                 <w:sz w:val="16"/>
               </w:rPr>
@@ -1871,7 +1891,7 @@
             <w:r/>
             <w:r>
               <w:rPr>
-                <w:rFonts w:ascii="Arial" w:hAnsi="Arial"/>
+                <w:rFonts w:ascii="Verdana" w:hAnsi="Verdana"/>
                 <w:b w:val="0"/>
                 <w:sz w:val="16"/>
               </w:rPr>
@@ -1887,7 +1907,7 @@
             <w:r/>
             <w:r>
               <w:rPr>
-                <w:rFonts w:ascii="Arial" w:hAnsi="Arial"/>
+                <w:rFonts w:ascii="Verdana" w:hAnsi="Verdana"/>
                 <w:b w:val="0"/>
                 <w:sz w:val="16"/>
               </w:rPr>
@@ -1903,7 +1923,7 @@
             <w:r/>
             <w:r>
               <w:rPr>
-                <w:rFonts w:ascii="Arial" w:hAnsi="Arial"/>
+                <w:rFonts w:ascii="Verdana" w:hAnsi="Verdana"/>
                 <w:b w:val="0"/>
                 <w:sz w:val="16"/>
               </w:rPr>
@@ -1919,7 +1939,7 @@
             <w:r/>
             <w:r>
               <w:rPr>
-                <w:rFonts w:ascii="Arial" w:hAnsi="Arial"/>
+                <w:rFonts w:ascii="Verdana" w:hAnsi="Verdana"/>
                 <w:b w:val="0"/>
                 <w:sz w:val="16"/>
               </w:rPr>
@@ -1935,7 +1955,7 @@
             <w:r/>
             <w:r>
               <w:rPr>
-                <w:rFonts w:ascii="Arial" w:hAnsi="Arial"/>
+                <w:rFonts w:ascii="Verdana" w:hAnsi="Verdana"/>
                 <w:b w:val="0"/>
                 <w:sz w:val="16"/>
               </w:rPr>
@@ -1951,7 +1971,7 @@
             <w:r/>
             <w:r>
               <w:rPr>
-                <w:rFonts w:ascii="Arial" w:hAnsi="Arial"/>
+                <w:rFonts w:ascii="Verdana" w:hAnsi="Verdana"/>
                 <w:b w:val="0"/>
                 <w:sz w:val="16"/>
               </w:rPr>
@@ -1967,7 +1987,7 @@
             <w:r/>
             <w:r>
               <w:rPr>
-                <w:rFonts w:ascii="Arial" w:hAnsi="Arial"/>
+                <w:rFonts w:ascii="Verdana" w:hAnsi="Verdana"/>
                 <w:b w:val="0"/>
                 <w:sz w:val="16"/>
               </w:rPr>
@@ -1983,7 +2003,7 @@
             <w:r/>
             <w:r>
               <w:rPr>
-                <w:rFonts w:ascii="Arial" w:hAnsi="Arial"/>
+                <w:rFonts w:ascii="Verdana" w:hAnsi="Verdana"/>
                 <w:b w:val="0"/>
                 <w:sz w:val="16"/>
               </w:rPr>
@@ -1999,7 +2019,7 @@
             <w:r/>
             <w:r>
               <w:rPr>
-                <w:rFonts w:ascii="Arial" w:hAnsi="Arial"/>
+                <w:rFonts w:ascii="Verdana" w:hAnsi="Verdana"/>
                 <w:b w:val="0"/>
                 <w:sz w:val="16"/>
               </w:rPr>
@@ -2008,15 +2028,18 @@
         </w:tc>
       </w:tr>
       <w:tr>
-        <w:tc>
-          <w:tcPr>
-            <w:tcW w:type="dxa" w:w="1514"/>
-          </w:tcPr>
-          <w:p>
-            <w:r/>
-            <w:r>
-              <w:rPr>
-                <w:rFonts w:ascii="Arial" w:hAnsi="Arial"/>
+        <w:trPr>
+          <w:cantSplit/>
+        </w:trPr>
+        <w:tc>
+          <w:tcPr>
+            <w:tcW w:type="dxa" w:w="1514"/>
+          </w:tcPr>
+          <w:p>
+            <w:r/>
+            <w:r>
+              <w:rPr>
+                <w:rFonts w:ascii="Verdana" w:hAnsi="Verdana"/>
                 <w:b w:val="0"/>
                 <w:sz w:val="16"/>
               </w:rPr>
@@ -2032,7 +2055,7 @@
             <w:r/>
             <w:r>
               <w:rPr>
-                <w:rFonts w:ascii="Arial" w:hAnsi="Arial"/>
+                <w:rFonts w:ascii="Verdana" w:hAnsi="Verdana"/>
                 <w:b w:val="0"/>
                 <w:sz w:val="16"/>
               </w:rPr>
@@ -2048,7 +2071,7 @@
             <w:r/>
             <w:r>
               <w:rPr>
-                <w:rFonts w:ascii="Arial" w:hAnsi="Arial"/>
+                <w:rFonts w:ascii="Verdana" w:hAnsi="Verdana"/>
                 <w:b w:val="0"/>
                 <w:sz w:val="16"/>
               </w:rPr>
@@ -2064,7 +2087,7 @@
             <w:r/>
             <w:r>
               <w:rPr>
-                <w:rFonts w:ascii="Arial" w:hAnsi="Arial"/>
+                <w:rFonts w:ascii="Verdana" w:hAnsi="Verdana"/>
                 <w:b w:val="0"/>
                 <w:sz w:val="16"/>
               </w:rPr>
@@ -2080,7 +2103,7 @@
             <w:r/>
             <w:r>
               <w:rPr>
-                <w:rFonts w:ascii="Arial" w:hAnsi="Arial"/>
+                <w:rFonts w:ascii="Verdana" w:hAnsi="Verdana"/>
                 <w:b w:val="0"/>
                 <w:sz w:val="16"/>
               </w:rPr>
@@ -2096,7 +2119,7 @@
             <w:r/>
             <w:r>
               <w:rPr>
-                <w:rFonts w:ascii="Arial" w:hAnsi="Arial"/>
+                <w:rFonts w:ascii="Verdana" w:hAnsi="Verdana"/>
                 <w:b w:val="0"/>
                 <w:sz w:val="16"/>
               </w:rPr>
@@ -2112,7 +2135,7 @@
             <w:r/>
             <w:r>
               <w:rPr>
-                <w:rFonts w:ascii="Arial" w:hAnsi="Arial"/>
+                <w:rFonts w:ascii="Verdana" w:hAnsi="Verdana"/>
                 <w:b w:val="0"/>
                 <w:sz w:val="16"/>
               </w:rPr>
@@ -2128,7 +2151,7 @@
             <w:r/>
             <w:r>
               <w:rPr>
-                <w:rFonts w:ascii="Arial" w:hAnsi="Arial"/>
+                <w:rFonts w:ascii="Verdana" w:hAnsi="Verdana"/>
                 <w:b w:val="0"/>
                 <w:sz w:val="16"/>
               </w:rPr>
@@ -2144,7 +2167,7 @@
             <w:r/>
             <w:r>
               <w:rPr>
-                <w:rFonts w:ascii="Arial" w:hAnsi="Arial"/>
+                <w:rFonts w:ascii="Verdana" w:hAnsi="Verdana"/>
                 <w:b w:val="0"/>
                 <w:sz w:val="16"/>
               </w:rPr>
@@ -2160,7 +2183,7 @@
             <w:r/>
             <w:r>
               <w:rPr>
-                <w:rFonts w:ascii="Arial" w:hAnsi="Arial"/>
+                <w:rFonts w:ascii="Verdana" w:hAnsi="Verdana"/>
                 <w:b w:val="0"/>
                 <w:sz w:val="16"/>
               </w:rPr>
@@ -2169,15 +2192,18 @@
         </w:tc>
       </w:tr>
       <w:tr>
-        <w:tc>
-          <w:tcPr>
-            <w:tcW w:type="dxa" w:w="1514"/>
-          </w:tcPr>
-          <w:p>
-            <w:r/>
-            <w:r>
-              <w:rPr>
-                <w:rFonts w:ascii="Arial" w:hAnsi="Arial"/>
+        <w:trPr>
+          <w:cantSplit/>
+        </w:trPr>
+        <w:tc>
+          <w:tcPr>
+            <w:tcW w:type="dxa" w:w="1514"/>
+          </w:tcPr>
+          <w:p>
+            <w:r/>
+            <w:r>
+              <w:rPr>
+                <w:rFonts w:ascii="Verdana" w:hAnsi="Verdana"/>
                 <w:b w:val="0"/>
                 <w:sz w:val="16"/>
               </w:rPr>
@@ -2193,7 +2219,7 @@
             <w:r/>
             <w:r>
               <w:rPr>
-                <w:rFonts w:ascii="Arial" w:hAnsi="Arial"/>
+                <w:rFonts w:ascii="Verdana" w:hAnsi="Verdana"/>
                 <w:b w:val="0"/>
                 <w:sz w:val="16"/>
               </w:rPr>
@@ -2209,7 +2235,7 @@
             <w:r/>
             <w:r>
               <w:rPr>
-                <w:rFonts w:ascii="Arial" w:hAnsi="Arial"/>
+                <w:rFonts w:ascii="Verdana" w:hAnsi="Verdana"/>
                 <w:b w:val="0"/>
                 <w:sz w:val="16"/>
               </w:rPr>
@@ -2225,7 +2251,7 @@
             <w:r/>
             <w:r>
               <w:rPr>
-                <w:rFonts w:ascii="Arial" w:hAnsi="Arial"/>
+                <w:rFonts w:ascii="Verdana" w:hAnsi="Verdana"/>
                 <w:b w:val="0"/>
                 <w:sz w:val="16"/>
               </w:rPr>
@@ -2241,7 +2267,7 @@
             <w:r/>
             <w:r>
               <w:rPr>
-                <w:rFonts w:ascii="Arial" w:hAnsi="Arial"/>
+                <w:rFonts w:ascii="Verdana" w:hAnsi="Verdana"/>
                 <w:b w:val="0"/>
                 <w:sz w:val="16"/>
               </w:rPr>
@@ -2257,7 +2283,7 @@
             <w:r/>
             <w:r>
               <w:rPr>
-                <w:rFonts w:ascii="Arial" w:hAnsi="Arial"/>
+                <w:rFonts w:ascii="Verdana" w:hAnsi="Verdana"/>
                 <w:b w:val="0"/>
                 <w:sz w:val="16"/>
               </w:rPr>
@@ -2273,7 +2299,7 @@
             <w:r/>
             <w:r>
               <w:rPr>
-                <w:rFonts w:ascii="Arial" w:hAnsi="Arial"/>
+                <w:rFonts w:ascii="Verdana" w:hAnsi="Verdana"/>
                 <w:b w:val="0"/>
                 <w:sz w:val="16"/>
               </w:rPr>
@@ -2289,7 +2315,7 @@
             <w:r/>
             <w:r>
               <w:rPr>
-                <w:rFonts w:ascii="Arial" w:hAnsi="Arial"/>
+                <w:rFonts w:ascii="Verdana" w:hAnsi="Verdana"/>
                 <w:b w:val="0"/>
                 <w:sz w:val="16"/>
               </w:rPr>
@@ -2305,7 +2331,7 @@
             <w:r/>
             <w:r>
               <w:rPr>
-                <w:rFonts w:ascii="Arial" w:hAnsi="Arial"/>
+                <w:rFonts w:ascii="Verdana" w:hAnsi="Verdana"/>
                 <w:b w:val="0"/>
                 <w:sz w:val="16"/>
               </w:rPr>
@@ -2321,7 +2347,7 @@
             <w:r/>
             <w:r>
               <w:rPr>
-                <w:rFonts w:ascii="Arial" w:hAnsi="Arial"/>
+                <w:rFonts w:ascii="Verdana" w:hAnsi="Verdana"/>
                 <w:b w:val="0"/>
                 <w:sz w:val="16"/>
               </w:rPr>
@@ -2330,15 +2356,18 @@
         </w:tc>
       </w:tr>
       <w:tr>
-        <w:tc>
-          <w:tcPr>
-            <w:tcW w:type="dxa" w:w="1514"/>
-          </w:tcPr>
-          <w:p>
-            <w:r/>
-            <w:r>
-              <w:rPr>
-                <w:rFonts w:ascii="Arial" w:hAnsi="Arial"/>
+        <w:trPr>
+          <w:cantSplit/>
+        </w:trPr>
+        <w:tc>
+          <w:tcPr>
+            <w:tcW w:type="dxa" w:w="1514"/>
+          </w:tcPr>
+          <w:p>
+            <w:r/>
+            <w:r>
+              <w:rPr>
+                <w:rFonts w:ascii="Verdana" w:hAnsi="Verdana"/>
                 <w:b w:val="0"/>
                 <w:sz w:val="16"/>
               </w:rPr>
@@ -2354,7 +2383,7 @@
             <w:r/>
             <w:r>
               <w:rPr>
-                <w:rFonts w:ascii="Arial" w:hAnsi="Arial"/>
+                <w:rFonts w:ascii="Verdana" w:hAnsi="Verdana"/>
                 <w:b w:val="0"/>
                 <w:sz w:val="16"/>
               </w:rPr>
@@ -2370,7 +2399,7 @@
             <w:r/>
             <w:r>
               <w:rPr>
-                <w:rFonts w:ascii="Arial" w:hAnsi="Arial"/>
+                <w:rFonts w:ascii="Verdana" w:hAnsi="Verdana"/>
                 <w:b w:val="0"/>
                 <w:sz w:val="16"/>
               </w:rPr>
@@ -2386,7 +2415,7 @@
             <w:r/>
             <w:r>
               <w:rPr>
-                <w:rFonts w:ascii="Arial" w:hAnsi="Arial"/>
+                <w:rFonts w:ascii="Verdana" w:hAnsi="Verdana"/>
                 <w:b w:val="0"/>
                 <w:sz w:val="16"/>
               </w:rPr>
@@ -2402,7 +2431,7 @@
             <w:r/>
             <w:r>
               <w:rPr>
-                <w:rFonts w:ascii="Arial" w:hAnsi="Arial"/>
+                <w:rFonts w:ascii="Verdana" w:hAnsi="Verdana"/>
                 <w:b w:val="0"/>
                 <w:sz w:val="16"/>
               </w:rPr>
@@ -2418,7 +2447,7 @@
             <w:r/>
             <w:r>
               <w:rPr>
-                <w:rFonts w:ascii="Arial" w:hAnsi="Arial"/>
+                <w:rFonts w:ascii="Verdana" w:hAnsi="Verdana"/>
                 <w:b w:val="0"/>
                 <w:sz w:val="16"/>
               </w:rPr>
@@ -2434,7 +2463,7 @@
             <w:r/>
             <w:r>
               <w:rPr>
-                <w:rFonts w:ascii="Arial" w:hAnsi="Arial"/>
+                <w:rFonts w:ascii="Verdana" w:hAnsi="Verdana"/>
                 <w:b w:val="0"/>
                 <w:sz w:val="16"/>
               </w:rPr>
@@ -2450,7 +2479,7 @@
             <w:r/>
             <w:r>
               <w:rPr>
-                <w:rFonts w:ascii="Arial" w:hAnsi="Arial"/>
+                <w:rFonts w:ascii="Verdana" w:hAnsi="Verdana"/>
                 <w:b w:val="0"/>
                 <w:sz w:val="16"/>
               </w:rPr>
@@ -2466,7 +2495,7 @@
             <w:r/>
             <w:r>
               <w:rPr>
-                <w:rFonts w:ascii="Arial" w:hAnsi="Arial"/>
+                <w:rFonts w:ascii="Verdana" w:hAnsi="Verdana"/>
                 <w:b w:val="0"/>
                 <w:sz w:val="16"/>
               </w:rPr>
@@ -2482,7 +2511,7 @@
             <w:r/>
             <w:r>
               <w:rPr>
-                <w:rFonts w:ascii="Arial" w:hAnsi="Arial"/>
+                <w:rFonts w:ascii="Verdana" w:hAnsi="Verdana"/>
                 <w:b w:val="0"/>
                 <w:sz w:val="16"/>
               </w:rPr>
@@ -2491,15 +2520,18 @@
         </w:tc>
       </w:tr>
       <w:tr>
-        <w:tc>
-          <w:tcPr>
-            <w:tcW w:type="dxa" w:w="1514"/>
-          </w:tcPr>
-          <w:p>
-            <w:r/>
-            <w:r>
-              <w:rPr>
-                <w:rFonts w:ascii="Arial" w:hAnsi="Arial"/>
+        <w:trPr>
+          <w:cantSplit/>
+        </w:trPr>
+        <w:tc>
+          <w:tcPr>
+            <w:tcW w:type="dxa" w:w="1514"/>
+          </w:tcPr>
+          <w:p>
+            <w:r/>
+            <w:r>
+              <w:rPr>
+                <w:rFonts w:ascii="Verdana" w:hAnsi="Verdana"/>
                 <w:b w:val="0"/>
                 <w:sz w:val="16"/>
               </w:rPr>
@@ -2515,7 +2547,7 @@
             <w:r/>
             <w:r>
               <w:rPr>
-                <w:rFonts w:ascii="Arial" w:hAnsi="Arial"/>
+                <w:rFonts w:ascii="Verdana" w:hAnsi="Verdana"/>
                 <w:b w:val="0"/>
                 <w:sz w:val="16"/>
               </w:rPr>
@@ -2531,7 +2563,7 @@
             <w:r/>
             <w:r>
               <w:rPr>
-                <w:rFonts w:ascii="Arial" w:hAnsi="Arial"/>
+                <w:rFonts w:ascii="Verdana" w:hAnsi="Verdana"/>
                 <w:b w:val="0"/>
                 <w:sz w:val="16"/>
               </w:rPr>
@@ -2547,7 +2579,7 @@
             <w:r/>
             <w:r>
               <w:rPr>
-                <w:rFonts w:ascii="Arial" w:hAnsi="Arial"/>
+                <w:rFonts w:ascii="Verdana" w:hAnsi="Verdana"/>
                 <w:b w:val="0"/>
                 <w:sz w:val="16"/>
               </w:rPr>
@@ -2563,7 +2595,7 @@
             <w:r/>
             <w:r>
               <w:rPr>
-                <w:rFonts w:ascii="Arial" w:hAnsi="Arial"/>
+                <w:rFonts w:ascii="Verdana" w:hAnsi="Verdana"/>
                 <w:b w:val="0"/>
                 <w:sz w:val="16"/>
               </w:rPr>
@@ -2579,7 +2611,7 @@
             <w:r/>
             <w:r>
               <w:rPr>
-                <w:rFonts w:ascii="Arial" w:hAnsi="Arial"/>
+                <w:rFonts w:ascii="Verdana" w:hAnsi="Verdana"/>
                 <w:b w:val="0"/>
                 <w:sz w:val="16"/>
               </w:rPr>
@@ -2595,7 +2627,7 @@
             <w:r/>
             <w:r>
               <w:rPr>
-                <w:rFonts w:ascii="Arial" w:hAnsi="Arial"/>
+                <w:rFonts w:ascii="Verdana" w:hAnsi="Verdana"/>
                 <w:b w:val="0"/>
                 <w:sz w:val="16"/>
               </w:rPr>
@@ -2611,7 +2643,7 @@
             <w:r/>
             <w:r>
               <w:rPr>
-                <w:rFonts w:ascii="Arial" w:hAnsi="Arial"/>
+                <w:rFonts w:ascii="Verdana" w:hAnsi="Verdana"/>
                 <w:b w:val="0"/>
                 <w:sz w:val="16"/>
               </w:rPr>
@@ -2627,7 +2659,7 @@
             <w:r/>
             <w:r>
               <w:rPr>
-                <w:rFonts w:ascii="Arial" w:hAnsi="Arial"/>
+                <w:rFonts w:ascii="Verdana" w:hAnsi="Verdana"/>
                 <w:b w:val="0"/>
                 <w:sz w:val="16"/>
               </w:rPr>
@@ -2643,7 +2675,7 @@
             <w:r/>
             <w:r>
               <w:rPr>
-                <w:rFonts w:ascii="Arial" w:hAnsi="Arial"/>
+                <w:rFonts w:ascii="Verdana" w:hAnsi="Verdana"/>
                 <w:b w:val="0"/>
                 <w:sz w:val="16"/>
               </w:rPr>
@@ -2652,15 +2684,18 @@
         </w:tc>
       </w:tr>
       <w:tr>
-        <w:tc>
-          <w:tcPr>
-            <w:tcW w:type="dxa" w:w="1514"/>
-          </w:tcPr>
-          <w:p>
-            <w:r/>
-            <w:r>
-              <w:rPr>
-                <w:rFonts w:ascii="Arial" w:hAnsi="Arial"/>
+        <w:trPr>
+          <w:cantSplit/>
+        </w:trPr>
+        <w:tc>
+          <w:tcPr>
+            <w:tcW w:type="dxa" w:w="1514"/>
+          </w:tcPr>
+          <w:p>
+            <w:r/>
+            <w:r>
+              <w:rPr>
+                <w:rFonts w:ascii="Verdana" w:hAnsi="Verdana"/>
                 <w:b w:val="0"/>
                 <w:sz w:val="16"/>
               </w:rPr>
@@ -2676,7 +2711,7 @@
             <w:r/>
             <w:r>
               <w:rPr>
-                <w:rFonts w:ascii="Arial" w:hAnsi="Arial"/>
+                <w:rFonts w:ascii="Verdana" w:hAnsi="Verdana"/>
                 <w:b w:val="0"/>
                 <w:sz w:val="16"/>
               </w:rPr>
@@ -2692,7 +2727,7 @@
             <w:r/>
             <w:r>
               <w:rPr>
-                <w:rFonts w:ascii="Arial" w:hAnsi="Arial"/>
+                <w:rFonts w:ascii="Verdana" w:hAnsi="Verdana"/>
                 <w:b w:val="0"/>
                 <w:sz w:val="16"/>
               </w:rPr>
@@ -2708,7 +2743,7 @@
             <w:r/>
             <w:r>
               <w:rPr>
-                <w:rFonts w:ascii="Arial" w:hAnsi="Arial"/>
+                <w:rFonts w:ascii="Verdana" w:hAnsi="Verdana"/>
                 <w:b w:val="0"/>
                 <w:sz w:val="16"/>
               </w:rPr>
@@ -2724,7 +2759,7 @@
             <w:r/>
             <w:r>
               <w:rPr>
-                <w:rFonts w:ascii="Arial" w:hAnsi="Arial"/>
+                <w:rFonts w:ascii="Verdana" w:hAnsi="Verdana"/>
                 <w:b w:val="0"/>
                 <w:sz w:val="16"/>
               </w:rPr>
@@ -2740,7 +2775,7 @@
             <w:r/>
             <w:r>
               <w:rPr>
-                <w:rFonts w:ascii="Arial" w:hAnsi="Arial"/>
+                <w:rFonts w:ascii="Verdana" w:hAnsi="Verdana"/>
                 <w:b w:val="0"/>
                 <w:sz w:val="16"/>
               </w:rPr>
@@ -2756,7 +2791,7 @@
             <w:r/>
             <w:r>
               <w:rPr>
-                <w:rFonts w:ascii="Arial" w:hAnsi="Arial"/>
+                <w:rFonts w:ascii="Verdana" w:hAnsi="Verdana"/>
                 <w:b w:val="0"/>
                 <w:sz w:val="16"/>
               </w:rPr>
@@ -2772,7 +2807,7 @@
             <w:r/>
             <w:r>
               <w:rPr>
-                <w:rFonts w:ascii="Arial" w:hAnsi="Arial"/>
+                <w:rFonts w:ascii="Verdana" w:hAnsi="Verdana"/>
                 <w:b w:val="0"/>
                 <w:sz w:val="16"/>
               </w:rPr>
@@ -2788,7 +2823,7 @@
             <w:r/>
             <w:r>
               <w:rPr>
-                <w:rFonts w:ascii="Arial" w:hAnsi="Arial"/>
+                <w:rFonts w:ascii="Verdana" w:hAnsi="Verdana"/>
                 <w:b w:val="0"/>
                 <w:sz w:val="16"/>
               </w:rPr>
@@ -2804,7 +2839,7 @@
             <w:r/>
             <w:r>
               <w:rPr>
-                <w:rFonts w:ascii="Arial" w:hAnsi="Arial"/>
+                <w:rFonts w:ascii="Verdana" w:hAnsi="Verdana"/>
                 <w:b w:val="0"/>
                 <w:sz w:val="16"/>
               </w:rPr>
@@ -2813,15 +2848,18 @@
         </w:tc>
       </w:tr>
       <w:tr>
-        <w:tc>
-          <w:tcPr>
-            <w:tcW w:type="dxa" w:w="1514"/>
-          </w:tcPr>
-          <w:p>
-            <w:r/>
-            <w:r>
-              <w:rPr>
-                <w:rFonts w:ascii="Arial" w:hAnsi="Arial"/>
+        <w:trPr>
+          <w:cantSplit/>
+        </w:trPr>
+        <w:tc>
+          <w:tcPr>
+            <w:tcW w:type="dxa" w:w="1514"/>
+          </w:tcPr>
+          <w:p>
+            <w:r/>
+            <w:r>
+              <w:rPr>
+                <w:rFonts w:ascii="Verdana" w:hAnsi="Verdana"/>
                 <w:b w:val="0"/>
                 <w:sz w:val="16"/>
               </w:rPr>
@@ -2837,7 +2875,7 @@
             <w:r/>
             <w:r>
               <w:rPr>
-                <w:rFonts w:ascii="Arial" w:hAnsi="Arial"/>
+                <w:rFonts w:ascii="Verdana" w:hAnsi="Verdana"/>
                 <w:b w:val="0"/>
                 <w:sz w:val="16"/>
               </w:rPr>
@@ -2853,7 +2891,7 @@
             <w:r/>
             <w:r>
               <w:rPr>
-                <w:rFonts w:ascii="Arial" w:hAnsi="Arial"/>
+                <w:rFonts w:ascii="Verdana" w:hAnsi="Verdana"/>
                 <w:b w:val="0"/>
                 <w:sz w:val="16"/>
               </w:rPr>
@@ -2869,7 +2907,7 @@
             <w:r/>
             <w:r>
               <w:rPr>
-                <w:rFonts w:ascii="Arial" w:hAnsi="Arial"/>
+                <w:rFonts w:ascii="Verdana" w:hAnsi="Verdana"/>
                 <w:b w:val="0"/>
                 <w:sz w:val="16"/>
               </w:rPr>
@@ -2885,7 +2923,7 @@
             <w:r/>
             <w:r>
               <w:rPr>
-                <w:rFonts w:ascii="Arial" w:hAnsi="Arial"/>
+                <w:rFonts w:ascii="Verdana" w:hAnsi="Verdana"/>
                 <w:b w:val="0"/>
                 <w:sz w:val="16"/>
               </w:rPr>
@@ -2901,7 +2939,7 @@
             <w:r/>
             <w:r>
               <w:rPr>
-                <w:rFonts w:ascii="Arial" w:hAnsi="Arial"/>
+                <w:rFonts w:ascii="Verdana" w:hAnsi="Verdana"/>
                 <w:b w:val="0"/>
                 <w:sz w:val="16"/>
               </w:rPr>
@@ -2917,7 +2955,7 @@
             <w:r/>
             <w:r>
               <w:rPr>
-                <w:rFonts w:ascii="Arial" w:hAnsi="Arial"/>
+                <w:rFonts w:ascii="Verdana" w:hAnsi="Verdana"/>
                 <w:b w:val="0"/>
                 <w:sz w:val="16"/>
               </w:rPr>
@@ -2933,7 +2971,7 @@
             <w:r/>
             <w:r>
               <w:rPr>
-                <w:rFonts w:ascii="Arial" w:hAnsi="Arial"/>
+                <w:rFonts w:ascii="Verdana" w:hAnsi="Verdana"/>
                 <w:b w:val="0"/>
                 <w:sz w:val="16"/>
               </w:rPr>
@@ -2949,7 +2987,7 @@
             <w:r/>
             <w:r>
               <w:rPr>
-                <w:rFonts w:ascii="Arial" w:hAnsi="Arial"/>
+                <w:rFonts w:ascii="Verdana" w:hAnsi="Verdana"/>
                 <w:b w:val="0"/>
                 <w:sz w:val="16"/>
               </w:rPr>
@@ -2965,7 +3003,7 @@
             <w:r/>
             <w:r>
               <w:rPr>
-                <w:rFonts w:ascii="Arial" w:hAnsi="Arial"/>
+                <w:rFonts w:ascii="Verdana" w:hAnsi="Verdana"/>
                 <w:b w:val="0"/>
                 <w:sz w:val="16"/>
               </w:rPr>
@@ -2974,15 +3012,18 @@
         </w:tc>
       </w:tr>
       <w:tr>
-        <w:tc>
-          <w:tcPr>
-            <w:tcW w:type="dxa" w:w="1514"/>
-          </w:tcPr>
-          <w:p>
-            <w:r/>
-            <w:r>
-              <w:rPr>
-                <w:rFonts w:ascii="Arial" w:hAnsi="Arial"/>
+        <w:trPr>
+          <w:cantSplit/>
+        </w:trPr>
+        <w:tc>
+          <w:tcPr>
+            <w:tcW w:type="dxa" w:w="1514"/>
+          </w:tcPr>
+          <w:p>
+            <w:r/>
+            <w:r>
+              <w:rPr>
+                <w:rFonts w:ascii="Verdana" w:hAnsi="Verdana"/>
                 <w:b w:val="0"/>
                 <w:sz w:val="16"/>
               </w:rPr>
@@ -2998,7 +3039,7 @@
             <w:r/>
             <w:r>
               <w:rPr>
-                <w:rFonts w:ascii="Arial" w:hAnsi="Arial"/>
+                <w:rFonts w:ascii="Verdana" w:hAnsi="Verdana"/>
                 <w:b w:val="0"/>
                 <w:sz w:val="16"/>
               </w:rPr>
@@ -3014,7 +3055,7 @@
             <w:r/>
             <w:r>
               <w:rPr>
-                <w:rFonts w:ascii="Arial" w:hAnsi="Arial"/>
+                <w:rFonts w:ascii="Verdana" w:hAnsi="Verdana"/>
                 <w:b w:val="0"/>
                 <w:sz w:val="16"/>
               </w:rPr>
@@ -3030,7 +3071,7 @@
             <w:r/>
             <w:r>
               <w:rPr>
-                <w:rFonts w:ascii="Arial" w:hAnsi="Arial"/>
+                <w:rFonts w:ascii="Verdana" w:hAnsi="Verdana"/>
                 <w:b w:val="0"/>
                 <w:sz w:val="16"/>
               </w:rPr>
@@ -3046,7 +3087,7 @@
             <w:r/>
             <w:r>
               <w:rPr>
-                <w:rFonts w:ascii="Arial" w:hAnsi="Arial"/>
+                <w:rFonts w:ascii="Verdana" w:hAnsi="Verdana"/>
                 <w:b w:val="0"/>
                 <w:sz w:val="16"/>
               </w:rPr>
@@ -3062,7 +3103,7 @@
             <w:r/>
             <w:r>
               <w:rPr>
-                <w:rFonts w:ascii="Arial" w:hAnsi="Arial"/>
+                <w:rFonts w:ascii="Verdana" w:hAnsi="Verdana"/>
                 <w:b w:val="0"/>
                 <w:sz w:val="16"/>
               </w:rPr>
@@ -3078,7 +3119,7 @@
             <w:r/>
             <w:r>
               <w:rPr>
-                <w:rFonts w:ascii="Arial" w:hAnsi="Arial"/>
+                <w:rFonts w:ascii="Verdana" w:hAnsi="Verdana"/>
                 <w:b w:val="0"/>
                 <w:sz w:val="16"/>
               </w:rPr>
@@ -3094,7 +3135,7 @@
             <w:r/>
             <w:r>
               <w:rPr>
-                <w:rFonts w:ascii="Arial" w:hAnsi="Arial"/>
+                <w:rFonts w:ascii="Verdana" w:hAnsi="Verdana"/>
                 <w:b w:val="0"/>
                 <w:sz w:val="16"/>
               </w:rPr>
@@ -3110,7 +3151,7 @@
             <w:r/>
             <w:r>
               <w:rPr>
-                <w:rFonts w:ascii="Arial" w:hAnsi="Arial"/>
+                <w:rFonts w:ascii="Verdana" w:hAnsi="Verdana"/>
                 <w:b w:val="0"/>
                 <w:sz w:val="16"/>
               </w:rPr>
@@ -3126,7 +3167,7 @@
             <w:r/>
             <w:r>
               <w:rPr>
-                <w:rFonts w:ascii="Arial" w:hAnsi="Arial"/>
+                <w:rFonts w:ascii="Verdana" w:hAnsi="Verdana"/>
                 <w:b w:val="0"/>
                 <w:sz w:val="16"/>
               </w:rPr>
@@ -3135,15 +3176,18 @@
         </w:tc>
       </w:tr>
       <w:tr>
-        <w:tc>
-          <w:tcPr>
-            <w:tcW w:type="dxa" w:w="1514"/>
-          </w:tcPr>
-          <w:p>
-            <w:r/>
-            <w:r>
-              <w:rPr>
-                <w:rFonts w:ascii="Arial" w:hAnsi="Arial"/>
+        <w:trPr>
+          <w:cantSplit/>
+        </w:trPr>
+        <w:tc>
+          <w:tcPr>
+            <w:tcW w:type="dxa" w:w="1514"/>
+          </w:tcPr>
+          <w:p>
+            <w:r/>
+            <w:r>
+              <w:rPr>
+                <w:rFonts w:ascii="Verdana" w:hAnsi="Verdana"/>
                 <w:b w:val="0"/>
                 <w:sz w:val="16"/>
               </w:rPr>
@@ -3159,7 +3203,7 @@
             <w:r/>
             <w:r>
               <w:rPr>
-                <w:rFonts w:ascii="Arial" w:hAnsi="Arial"/>
+                <w:rFonts w:ascii="Verdana" w:hAnsi="Verdana"/>
                 <w:b w:val="0"/>
                 <w:sz w:val="16"/>
               </w:rPr>
@@ -3175,7 +3219,7 @@
             <w:r/>
             <w:r>
               <w:rPr>
-                <w:rFonts w:ascii="Arial" w:hAnsi="Arial"/>
+                <w:rFonts w:ascii="Verdana" w:hAnsi="Verdana"/>
                 <w:b w:val="0"/>
                 <w:sz w:val="16"/>
               </w:rPr>
@@ -3191,7 +3235,7 @@
             <w:r/>
             <w:r>
               <w:rPr>
-                <w:rFonts w:ascii="Arial" w:hAnsi="Arial"/>
+                <w:rFonts w:ascii="Verdana" w:hAnsi="Verdana"/>
                 <w:b w:val="0"/>
                 <w:sz w:val="16"/>
               </w:rPr>
@@ -3207,7 +3251,7 @@
             <w:r/>
             <w:r>
               <w:rPr>
-                <w:rFonts w:ascii="Arial" w:hAnsi="Arial"/>
+                <w:rFonts w:ascii="Verdana" w:hAnsi="Verdana"/>
                 <w:b w:val="0"/>
                 <w:sz w:val="16"/>
               </w:rPr>
@@ -3223,7 +3267,7 @@
             <w:r/>
             <w:r>
               <w:rPr>
-                <w:rFonts w:ascii="Arial" w:hAnsi="Arial"/>
+                <w:rFonts w:ascii="Verdana" w:hAnsi="Verdana"/>
                 <w:b w:val="0"/>
                 <w:sz w:val="16"/>
               </w:rPr>
@@ -3239,7 +3283,7 @@
             <w:r/>
             <w:r>
               <w:rPr>
-                <w:rFonts w:ascii="Arial" w:hAnsi="Arial"/>
+                <w:rFonts w:ascii="Verdana" w:hAnsi="Verdana"/>
                 <w:b w:val="0"/>
                 <w:sz w:val="16"/>
               </w:rPr>
@@ -3255,7 +3299,7 @@
             <w:r/>
             <w:r>
               <w:rPr>
-                <w:rFonts w:ascii="Arial" w:hAnsi="Arial"/>
+                <w:rFonts w:ascii="Verdana" w:hAnsi="Verdana"/>
                 <w:b w:val="0"/>
                 <w:sz w:val="16"/>
               </w:rPr>
@@ -3271,7 +3315,7 @@
             <w:r/>
             <w:r>
               <w:rPr>
-                <w:rFonts w:ascii="Arial" w:hAnsi="Arial"/>
+                <w:rFonts w:ascii="Verdana" w:hAnsi="Verdana"/>
                 <w:b w:val="0"/>
                 <w:sz w:val="16"/>
               </w:rPr>
@@ -3287,7 +3331,7 @@
             <w:r/>
             <w:r>
               <w:rPr>
-                <w:rFonts w:ascii="Arial" w:hAnsi="Arial"/>
+                <w:rFonts w:ascii="Verdana" w:hAnsi="Verdana"/>
                 <w:b w:val="0"/>
                 <w:sz w:val="16"/>
               </w:rPr>
@@ -3296,15 +3340,18 @@
         </w:tc>
       </w:tr>
       <w:tr>
-        <w:tc>
-          <w:tcPr>
-            <w:tcW w:type="dxa" w:w="1514"/>
-          </w:tcPr>
-          <w:p>
-            <w:r/>
-            <w:r>
-              <w:rPr>
-                <w:rFonts w:ascii="Arial" w:hAnsi="Arial"/>
+        <w:trPr>
+          <w:cantSplit/>
+        </w:trPr>
+        <w:tc>
+          <w:tcPr>
+            <w:tcW w:type="dxa" w:w="1514"/>
+          </w:tcPr>
+          <w:p>
+            <w:r/>
+            <w:r>
+              <w:rPr>
+                <w:rFonts w:ascii="Verdana" w:hAnsi="Verdana"/>
                 <w:b w:val="0"/>
                 <w:sz w:val="16"/>
               </w:rPr>
@@ -3320,7 +3367,7 @@
             <w:r/>
             <w:r>
               <w:rPr>
-                <w:rFonts w:ascii="Arial" w:hAnsi="Arial"/>
+                <w:rFonts w:ascii="Verdana" w:hAnsi="Verdana"/>
                 <w:b w:val="0"/>
                 <w:sz w:val="16"/>
               </w:rPr>
@@ -3336,7 +3383,7 @@
             <w:r/>
             <w:r>
               <w:rPr>
-                <w:rFonts w:ascii="Arial" w:hAnsi="Arial"/>
+                <w:rFonts w:ascii="Verdana" w:hAnsi="Verdana"/>
                 <w:b w:val="0"/>
                 <w:sz w:val="16"/>
               </w:rPr>
@@ -3352,7 +3399,7 @@
             <w:r/>
             <w:r>
               <w:rPr>
-                <w:rFonts w:ascii="Arial" w:hAnsi="Arial"/>
+                <w:rFonts w:ascii="Verdana" w:hAnsi="Verdana"/>
                 <w:b w:val="0"/>
                 <w:sz w:val="16"/>
               </w:rPr>
@@ -3368,7 +3415,7 @@
             <w:r/>
             <w:r>
               <w:rPr>
-                <w:rFonts w:ascii="Arial" w:hAnsi="Arial"/>
+                <w:rFonts w:ascii="Verdana" w:hAnsi="Verdana"/>
                 <w:b w:val="0"/>
                 <w:sz w:val="16"/>
               </w:rPr>
@@ -3384,7 +3431,7 @@
             <w:r/>
             <w:r>
               <w:rPr>
-                <w:rFonts w:ascii="Arial" w:hAnsi="Arial"/>
+                <w:rFonts w:ascii="Verdana" w:hAnsi="Verdana"/>
                 <w:b w:val="0"/>
                 <w:sz w:val="16"/>
               </w:rPr>
@@ -3400,7 +3447,7 @@
             <w:r/>
             <w:r>
               <w:rPr>
-                <w:rFonts w:ascii="Arial" w:hAnsi="Arial"/>
+                <w:rFonts w:ascii="Verdana" w:hAnsi="Verdana"/>
                 <w:b w:val="0"/>
                 <w:sz w:val="16"/>
               </w:rPr>
@@ -3416,7 +3463,7 @@
             <w:r/>
             <w:r>
               <w:rPr>
-                <w:rFonts w:ascii="Arial" w:hAnsi="Arial"/>
+                <w:rFonts w:ascii="Verdana" w:hAnsi="Verdana"/>
                 <w:b w:val="0"/>
                 <w:sz w:val="16"/>
               </w:rPr>
@@ -3432,7 +3479,7 @@
             <w:r/>
             <w:r>
               <w:rPr>
-                <w:rFonts w:ascii="Arial" w:hAnsi="Arial"/>
+                <w:rFonts w:ascii="Verdana" w:hAnsi="Verdana"/>
                 <w:b w:val="0"/>
                 <w:sz w:val="16"/>
               </w:rPr>
@@ -3448,7 +3495,7 @@
             <w:r/>
             <w:r>
               <w:rPr>
-                <w:rFonts w:ascii="Arial" w:hAnsi="Arial"/>
+                <w:rFonts w:ascii="Verdana" w:hAnsi="Verdana"/>
                 <w:b w:val="0"/>
                 <w:sz w:val="16"/>
               </w:rPr>
@@ -3457,15 +3504,18 @@
         </w:tc>
       </w:tr>
       <w:tr>
-        <w:tc>
-          <w:tcPr>
-            <w:tcW w:type="dxa" w:w="1514"/>
-          </w:tcPr>
-          <w:p>
-            <w:r/>
-            <w:r>
-              <w:rPr>
-                <w:rFonts w:ascii="Arial" w:hAnsi="Arial"/>
+        <w:trPr>
+          <w:cantSplit/>
+        </w:trPr>
+        <w:tc>
+          <w:tcPr>
+            <w:tcW w:type="dxa" w:w="1514"/>
+          </w:tcPr>
+          <w:p>
+            <w:r/>
+            <w:r>
+              <w:rPr>
+                <w:rFonts w:ascii="Verdana" w:hAnsi="Verdana"/>
                 <w:b w:val="0"/>
                 <w:sz w:val="16"/>
               </w:rPr>
@@ -3481,7 +3531,7 @@
             <w:r/>
             <w:r>
               <w:rPr>
-                <w:rFonts w:ascii="Arial" w:hAnsi="Arial"/>
+                <w:rFonts w:ascii="Verdana" w:hAnsi="Verdana"/>
                 <w:b w:val="0"/>
                 <w:sz w:val="16"/>
               </w:rPr>
@@ -3497,7 +3547,7 @@
             <w:r/>
             <w:r>
               <w:rPr>
-                <w:rFonts w:ascii="Arial" w:hAnsi="Arial"/>
+                <w:rFonts w:ascii="Verdana" w:hAnsi="Verdana"/>
                 <w:b w:val="0"/>
                 <w:sz w:val="16"/>
               </w:rPr>
@@ -3513,7 +3563,7 @@
             <w:r/>
             <w:r>
               <w:rPr>
-                <w:rFonts w:ascii="Arial" w:hAnsi="Arial"/>
+                <w:rFonts w:ascii="Verdana" w:hAnsi="Verdana"/>
                 <w:b w:val="0"/>
                 <w:sz w:val="16"/>
               </w:rPr>
@@ -3529,7 +3579,7 @@
             <w:r/>
             <w:r>
               <w:rPr>
-                <w:rFonts w:ascii="Arial" w:hAnsi="Arial"/>
+                <w:rFonts w:ascii="Verdana" w:hAnsi="Verdana"/>
                 <w:b w:val="0"/>
                 <w:sz w:val="16"/>
               </w:rPr>
@@ -3545,7 +3595,7 @@
             <w:r/>
             <w:r>
               <w:rPr>
-                <w:rFonts w:ascii="Arial" w:hAnsi="Arial"/>
+                <w:rFonts w:ascii="Verdana" w:hAnsi="Verdana"/>
                 <w:b w:val="0"/>
                 <w:sz w:val="16"/>
               </w:rPr>
@@ -3561,7 +3611,7 @@
             <w:r/>
             <w:r>
               <w:rPr>
-                <w:rFonts w:ascii="Arial" w:hAnsi="Arial"/>
+                <w:rFonts w:ascii="Verdana" w:hAnsi="Verdana"/>
                 <w:b w:val="0"/>
                 <w:sz w:val="16"/>
               </w:rPr>
@@ -3577,7 +3627,7 @@
             <w:r/>
             <w:r>
               <w:rPr>
-                <w:rFonts w:ascii="Arial" w:hAnsi="Arial"/>
+                <w:rFonts w:ascii="Verdana" w:hAnsi="Verdana"/>
                 <w:b w:val="0"/>
                 <w:sz w:val="16"/>
               </w:rPr>
@@ -3593,7 +3643,7 @@
             <w:r/>
             <w:r>
               <w:rPr>
-                <w:rFonts w:ascii="Arial" w:hAnsi="Arial"/>
+                <w:rFonts w:ascii="Verdana" w:hAnsi="Verdana"/>
                 <w:b w:val="0"/>
                 <w:sz w:val="16"/>
               </w:rPr>
@@ -3609,7 +3659,7 @@
             <w:r/>
             <w:r>
               <w:rPr>
-                <w:rFonts w:ascii="Arial" w:hAnsi="Arial"/>
+                <w:rFonts w:ascii="Verdana" w:hAnsi="Verdana"/>
                 <w:b w:val="0"/>
                 <w:sz w:val="16"/>
               </w:rPr>
@@ -3618,15 +3668,18 @@
         </w:tc>
       </w:tr>
       <w:tr>
-        <w:tc>
-          <w:tcPr>
-            <w:tcW w:type="dxa" w:w="1514"/>
-          </w:tcPr>
-          <w:p>
-            <w:r/>
-            <w:r>
-              <w:rPr>
-                <w:rFonts w:ascii="Arial" w:hAnsi="Arial"/>
+        <w:trPr>
+          <w:cantSplit/>
+        </w:trPr>
+        <w:tc>
+          <w:tcPr>
+            <w:tcW w:type="dxa" w:w="1514"/>
+          </w:tcPr>
+          <w:p>
+            <w:r/>
+            <w:r>
+              <w:rPr>
+                <w:rFonts w:ascii="Verdana" w:hAnsi="Verdana"/>
                 <w:b w:val="0"/>
                 <w:sz w:val="16"/>
               </w:rPr>
@@ -3642,7 +3695,7 @@
             <w:r/>
             <w:r>
               <w:rPr>
-                <w:rFonts w:ascii="Arial" w:hAnsi="Arial"/>
+                <w:rFonts w:ascii="Verdana" w:hAnsi="Verdana"/>
                 <w:b w:val="0"/>
                 <w:sz w:val="16"/>
               </w:rPr>
@@ -3658,7 +3711,7 @@
             <w:r/>
             <w:r>
               <w:rPr>
-                <w:rFonts w:ascii="Arial" w:hAnsi="Arial"/>
+                <w:rFonts w:ascii="Verdana" w:hAnsi="Verdana"/>
                 <w:b w:val="0"/>
                 <w:sz w:val="16"/>
               </w:rPr>
@@ -3674,7 +3727,7 @@
             <w:r/>
             <w:r>
               <w:rPr>
-                <w:rFonts w:ascii="Arial" w:hAnsi="Arial"/>
+                <w:rFonts w:ascii="Verdana" w:hAnsi="Verdana"/>
                 <w:b w:val="0"/>
                 <w:sz w:val="16"/>
               </w:rPr>
@@ -3690,7 +3743,7 @@
             <w:r/>
             <w:r>
               <w:rPr>
-                <w:rFonts w:ascii="Arial" w:hAnsi="Arial"/>
+                <w:rFonts w:ascii="Verdana" w:hAnsi="Verdana"/>
                 <w:b w:val="0"/>
                 <w:sz w:val="16"/>
               </w:rPr>
@@ -3706,7 +3759,7 @@
             <w:r/>
             <w:r>
               <w:rPr>
-                <w:rFonts w:ascii="Arial" w:hAnsi="Arial"/>
+                <w:rFonts w:ascii="Verdana" w:hAnsi="Verdana"/>
                 <w:b w:val="0"/>
                 <w:sz w:val="16"/>
               </w:rPr>
@@ -3722,7 +3775,7 @@
             <w:r/>
             <w:r>
               <w:rPr>
-                <w:rFonts w:ascii="Arial" w:hAnsi="Arial"/>
+                <w:rFonts w:ascii="Verdana" w:hAnsi="Verdana"/>
                 <w:b w:val="0"/>
                 <w:sz w:val="16"/>
               </w:rPr>
@@ -3738,7 +3791,7 @@
             <w:r/>
             <w:r>
               <w:rPr>
-                <w:rFonts w:ascii="Arial" w:hAnsi="Arial"/>
+                <w:rFonts w:ascii="Verdana" w:hAnsi="Verdana"/>
                 <w:b w:val="0"/>
                 <w:sz w:val="16"/>
               </w:rPr>
@@ -3754,7 +3807,7 @@
             <w:r/>
             <w:r>
               <w:rPr>
-                <w:rFonts w:ascii="Arial" w:hAnsi="Arial"/>
+                <w:rFonts w:ascii="Verdana" w:hAnsi="Verdana"/>
                 <w:b w:val="0"/>
                 <w:sz w:val="16"/>
               </w:rPr>
@@ -3770,7 +3823,7 @@
             <w:r/>
             <w:r>
               <w:rPr>
-                <w:rFonts w:ascii="Arial" w:hAnsi="Arial"/>
+                <w:rFonts w:ascii="Verdana" w:hAnsi="Verdana"/>
                 <w:b w:val="0"/>
                 <w:sz w:val="16"/>
               </w:rPr>
@@ -3779,15 +3832,18 @@
         </w:tc>
       </w:tr>
       <w:tr>
-        <w:tc>
-          <w:tcPr>
-            <w:tcW w:type="dxa" w:w="1514"/>
-          </w:tcPr>
-          <w:p>
-            <w:r/>
-            <w:r>
-              <w:rPr>
-                <w:rFonts w:ascii="Arial" w:hAnsi="Arial"/>
+        <w:trPr>
+          <w:cantSplit/>
+        </w:trPr>
+        <w:tc>
+          <w:tcPr>
+            <w:tcW w:type="dxa" w:w="1514"/>
+          </w:tcPr>
+          <w:p>
+            <w:r/>
+            <w:r>
+              <w:rPr>
+                <w:rFonts w:ascii="Verdana" w:hAnsi="Verdana"/>
                 <w:b w:val="0"/>
                 <w:sz w:val="16"/>
               </w:rPr>
@@ -3803,7 +3859,7 @@
             <w:r/>
             <w:r>
               <w:rPr>
-                <w:rFonts w:ascii="Arial" w:hAnsi="Arial"/>
+                <w:rFonts w:ascii="Verdana" w:hAnsi="Verdana"/>
                 <w:b w:val="0"/>
                 <w:sz w:val="16"/>
               </w:rPr>
@@ -3819,7 +3875,7 @@
             <w:r/>
             <w:r>
               <w:rPr>
-                <w:rFonts w:ascii="Arial" w:hAnsi="Arial"/>
+                <w:rFonts w:ascii="Verdana" w:hAnsi="Verdana"/>
                 <w:b w:val="0"/>
                 <w:sz w:val="16"/>
               </w:rPr>
@@ -3835,7 +3891,7 @@
             <w:r/>
             <w:r>
               <w:rPr>
-                <w:rFonts w:ascii="Arial" w:hAnsi="Arial"/>
+                <w:rFonts w:ascii="Verdana" w:hAnsi="Verdana"/>
                 <w:b w:val="0"/>
                 <w:sz w:val="16"/>
               </w:rPr>
@@ -3851,7 +3907,7 @@
             <w:r/>
             <w:r>
               <w:rPr>
-                <w:rFonts w:ascii="Arial" w:hAnsi="Arial"/>
+                <w:rFonts w:ascii="Verdana" w:hAnsi="Verdana"/>
                 <w:b w:val="0"/>
                 <w:sz w:val="16"/>
               </w:rPr>
@@ -3867,7 +3923,7 @@
             <w:r/>
             <w:r>
               <w:rPr>
-                <w:rFonts w:ascii="Arial" w:hAnsi="Arial"/>
+                <w:rFonts w:ascii="Verdana" w:hAnsi="Verdana"/>
                 <w:b w:val="0"/>
                 <w:sz w:val="16"/>
               </w:rPr>
@@ -3883,7 +3939,7 @@
             <w:r/>
             <w:r>
               <w:rPr>
-                <w:rFonts w:ascii="Arial" w:hAnsi="Arial"/>
+                <w:rFonts w:ascii="Verdana" w:hAnsi="Verdana"/>
                 <w:b w:val="0"/>
                 <w:sz w:val="16"/>
               </w:rPr>
@@ -3899,7 +3955,7 @@
             <w:r/>
             <w:r>
               <w:rPr>
-                <w:rFonts w:ascii="Arial" w:hAnsi="Arial"/>
+                <w:rFonts w:ascii="Verdana" w:hAnsi="Verdana"/>
                 <w:b w:val="0"/>
                 <w:sz w:val="16"/>
               </w:rPr>
@@ -3915,7 +3971,7 @@
             <w:r/>
             <w:r>
               <w:rPr>
-                <w:rFonts w:ascii="Arial" w:hAnsi="Arial"/>
+                <w:rFonts w:ascii="Verdana" w:hAnsi="Verdana"/>
                 <w:b w:val="0"/>
                 <w:sz w:val="16"/>
               </w:rPr>
@@ -3931,7 +3987,7 @@
             <w:r/>
             <w:r>
               <w:rPr>
-                <w:rFonts w:ascii="Arial" w:hAnsi="Arial"/>
+                <w:rFonts w:ascii="Verdana" w:hAnsi="Verdana"/>
                 <w:b w:val="0"/>
                 <w:sz w:val="16"/>
               </w:rPr>
@@ -3940,15 +3996,18 @@
         </w:tc>
       </w:tr>
       <w:tr>
-        <w:tc>
-          <w:tcPr>
-            <w:tcW w:type="dxa" w:w="1514"/>
-          </w:tcPr>
-          <w:p>
-            <w:r/>
-            <w:r>
-              <w:rPr>
-                <w:rFonts w:ascii="Arial" w:hAnsi="Arial"/>
+        <w:trPr>
+          <w:cantSplit/>
+        </w:trPr>
+        <w:tc>
+          <w:tcPr>
+            <w:tcW w:type="dxa" w:w="1514"/>
+          </w:tcPr>
+          <w:p>
+            <w:r/>
+            <w:r>
+              <w:rPr>
+                <w:rFonts w:ascii="Verdana" w:hAnsi="Verdana"/>
                 <w:b w:val="0"/>
                 <w:sz w:val="16"/>
               </w:rPr>
@@ -3964,7 +4023,7 @@
             <w:r/>
             <w:r>
               <w:rPr>
-                <w:rFonts w:ascii="Arial" w:hAnsi="Arial"/>
+                <w:rFonts w:ascii="Verdana" w:hAnsi="Verdana"/>
                 <w:b w:val="0"/>
                 <w:sz w:val="16"/>
               </w:rPr>
@@ -3980,7 +4039,7 @@
             <w:r/>
             <w:r>
               <w:rPr>
-                <w:rFonts w:ascii="Arial" w:hAnsi="Arial"/>
+                <w:rFonts w:ascii="Verdana" w:hAnsi="Verdana"/>
                 <w:b w:val="0"/>
                 <w:sz w:val="16"/>
               </w:rPr>
@@ -3996,7 +4055,7 @@
             <w:r/>
             <w:r>
               <w:rPr>
-                <w:rFonts w:ascii="Arial" w:hAnsi="Arial"/>
+                <w:rFonts w:ascii="Verdana" w:hAnsi="Verdana"/>
                 <w:b w:val="0"/>
                 <w:sz w:val="16"/>
               </w:rPr>
@@ -4012,7 +4071,7 @@
             <w:r/>
             <w:r>
               <w:rPr>
-                <w:rFonts w:ascii="Arial" w:hAnsi="Arial"/>
+                <w:rFonts w:ascii="Verdana" w:hAnsi="Verdana"/>
                 <w:b w:val="0"/>
                 <w:sz w:val="16"/>
               </w:rPr>
@@ -4028,7 +4087,7 @@
             <w:r/>
             <w:r>
               <w:rPr>
-                <w:rFonts w:ascii="Arial" w:hAnsi="Arial"/>
+                <w:rFonts w:ascii="Verdana" w:hAnsi="Verdana"/>
                 <w:b w:val="0"/>
                 <w:sz w:val="16"/>
               </w:rPr>
@@ -4044,7 +4103,7 @@
             <w:r/>
             <w:r>
               <w:rPr>
-                <w:rFonts w:ascii="Arial" w:hAnsi="Arial"/>
+                <w:rFonts w:ascii="Verdana" w:hAnsi="Verdana"/>
                 <w:b w:val="0"/>
                 <w:sz w:val="16"/>
               </w:rPr>
@@ -4060,7 +4119,7 @@
             <w:r/>
             <w:r>
               <w:rPr>
-                <w:rFonts w:ascii="Arial" w:hAnsi="Arial"/>
+                <w:rFonts w:ascii="Verdana" w:hAnsi="Verdana"/>
                 <w:b w:val="0"/>
                 <w:sz w:val="16"/>
               </w:rPr>
@@ -4076,7 +4135,7 @@
             <w:r/>
             <w:r>
               <w:rPr>
-                <w:rFonts w:ascii="Arial" w:hAnsi="Arial"/>
+                <w:rFonts w:ascii="Verdana" w:hAnsi="Verdana"/>
                 <w:b w:val="0"/>
                 <w:sz w:val="16"/>
               </w:rPr>
@@ -4092,7 +4151,7 @@
             <w:r/>
             <w:r>
               <w:rPr>
-                <w:rFonts w:ascii="Arial" w:hAnsi="Arial"/>
+                <w:rFonts w:ascii="Verdana" w:hAnsi="Verdana"/>
                 <w:b w:val="0"/>
                 <w:sz w:val="16"/>
               </w:rPr>
@@ -4101,15 +4160,18 @@
         </w:tc>
       </w:tr>
       <w:tr>
-        <w:tc>
-          <w:tcPr>
-            <w:tcW w:type="dxa" w:w="1514"/>
-          </w:tcPr>
-          <w:p>
-            <w:r/>
-            <w:r>
-              <w:rPr>
-                <w:rFonts w:ascii="Arial" w:hAnsi="Arial"/>
+        <w:trPr>
+          <w:cantSplit/>
+        </w:trPr>
+        <w:tc>
+          <w:tcPr>
+            <w:tcW w:type="dxa" w:w="1514"/>
+          </w:tcPr>
+          <w:p>
+            <w:r/>
+            <w:r>
+              <w:rPr>
+                <w:rFonts w:ascii="Verdana" w:hAnsi="Verdana"/>
                 <w:b w:val="0"/>
                 <w:sz w:val="16"/>
               </w:rPr>
@@ -4125,7 +4187,7 @@
             <w:r/>
             <w:r>
               <w:rPr>
-                <w:rFonts w:ascii="Arial" w:hAnsi="Arial"/>
+                <w:rFonts w:ascii="Verdana" w:hAnsi="Verdana"/>
                 <w:b w:val="0"/>
                 <w:sz w:val="16"/>
               </w:rPr>
@@ -4141,7 +4203,7 @@
             <w:r/>
             <w:r>
               <w:rPr>
-                <w:rFonts w:ascii="Arial" w:hAnsi="Arial"/>
+                <w:rFonts w:ascii="Verdana" w:hAnsi="Verdana"/>
                 <w:b w:val="0"/>
                 <w:sz w:val="16"/>
               </w:rPr>
@@ -4157,7 +4219,7 @@
             <w:r/>
             <w:r>
               <w:rPr>
-                <w:rFonts w:ascii="Arial" w:hAnsi="Arial"/>
+                <w:rFonts w:ascii="Verdana" w:hAnsi="Verdana"/>
                 <w:b w:val="0"/>
                 <w:sz w:val="16"/>
               </w:rPr>
@@ -4173,7 +4235,7 @@
             <w:r/>
             <w:r>
               <w:rPr>
-                <w:rFonts w:ascii="Arial" w:hAnsi="Arial"/>
+                <w:rFonts w:ascii="Verdana" w:hAnsi="Verdana"/>
                 <w:b w:val="0"/>
                 <w:sz w:val="16"/>
               </w:rPr>
@@ -4189,7 +4251,7 @@
             <w:r/>
             <w:r>
               <w:rPr>
-                <w:rFonts w:ascii="Arial" w:hAnsi="Arial"/>
+                <w:rFonts w:ascii="Verdana" w:hAnsi="Verdana"/>
                 <w:b w:val="0"/>
                 <w:sz w:val="16"/>
               </w:rPr>
@@ -4205,7 +4267,7 @@
             <w:r/>
             <w:r>
               <w:rPr>
-                <w:rFonts w:ascii="Arial" w:hAnsi="Arial"/>
+                <w:rFonts w:ascii="Verdana" w:hAnsi="Verdana"/>
                 <w:b w:val="0"/>
                 <w:sz w:val="16"/>
               </w:rPr>
@@ -4221,7 +4283,7 @@
             <w:r/>
             <w:r>
               <w:rPr>
-                <w:rFonts w:ascii="Arial" w:hAnsi="Arial"/>
+                <w:rFonts w:ascii="Verdana" w:hAnsi="Verdana"/>
                 <w:b w:val="0"/>
                 <w:sz w:val="16"/>
               </w:rPr>
@@ -4237,7 +4299,7 @@
             <w:r/>
             <w:r>
               <w:rPr>
-                <w:rFonts w:ascii="Arial" w:hAnsi="Arial"/>
+                <w:rFonts w:ascii="Verdana" w:hAnsi="Verdana"/>
                 <w:b w:val="0"/>
                 <w:sz w:val="16"/>
               </w:rPr>
@@ -4253,7 +4315,7 @@
             <w:r/>
             <w:r>
               <w:rPr>
-                <w:rFonts w:ascii="Arial" w:hAnsi="Arial"/>
+                <w:rFonts w:ascii="Verdana" w:hAnsi="Verdana"/>
                 <w:b w:val="0"/>
                 <w:sz w:val="16"/>
               </w:rPr>
@@ -4262,15 +4324,18 @@
         </w:tc>
       </w:tr>
       <w:tr>
-        <w:tc>
-          <w:tcPr>
-            <w:tcW w:type="dxa" w:w="1514"/>
-          </w:tcPr>
-          <w:p>
-            <w:r/>
-            <w:r>
-              <w:rPr>
-                <w:rFonts w:ascii="Arial" w:hAnsi="Arial"/>
+        <w:trPr>
+          <w:cantSplit/>
+        </w:trPr>
+        <w:tc>
+          <w:tcPr>
+            <w:tcW w:type="dxa" w:w="1514"/>
+          </w:tcPr>
+          <w:p>
+            <w:r/>
+            <w:r>
+              <w:rPr>
+                <w:rFonts w:ascii="Verdana" w:hAnsi="Verdana"/>
                 <w:b w:val="0"/>
                 <w:sz w:val="16"/>
               </w:rPr>
@@ -4286,7 +4351,7 @@
             <w:r/>
             <w:r>
               <w:rPr>
-                <w:rFonts w:ascii="Arial" w:hAnsi="Arial"/>
+                <w:rFonts w:ascii="Verdana" w:hAnsi="Verdana"/>
                 <w:b w:val="0"/>
                 <w:sz w:val="16"/>
               </w:rPr>
@@ -4302,7 +4367,7 @@
             <w:r/>
             <w:r>
               <w:rPr>
-                <w:rFonts w:ascii="Arial" w:hAnsi="Arial"/>
+                <w:rFonts w:ascii="Verdana" w:hAnsi="Verdana"/>
                 <w:b w:val="0"/>
                 <w:sz w:val="16"/>
               </w:rPr>
@@ -4318,7 +4383,7 @@
             <w:r/>
             <w:r>
               <w:rPr>
-                <w:rFonts w:ascii="Arial" w:hAnsi="Arial"/>
+                <w:rFonts w:ascii="Verdana" w:hAnsi="Verdana"/>
                 <w:b w:val="0"/>
                 <w:sz w:val="16"/>
               </w:rPr>
@@ -4334,7 +4399,7 @@
             <w:r/>
             <w:r>
               <w:rPr>
-                <w:rFonts w:ascii="Arial" w:hAnsi="Arial"/>
+                <w:rFonts w:ascii="Verdana" w:hAnsi="Verdana"/>
                 <w:b w:val="0"/>
                 <w:sz w:val="16"/>
               </w:rPr>
@@ -4350,7 +4415,7 @@
             <w:r/>
             <w:r>
               <w:rPr>
-                <w:rFonts w:ascii="Arial" w:hAnsi="Arial"/>
+                <w:rFonts w:ascii="Verdana" w:hAnsi="Verdana"/>
                 <w:b w:val="0"/>
                 <w:sz w:val="16"/>
               </w:rPr>
@@ -4366,7 +4431,7 @@
             <w:r/>
             <w:r>
               <w:rPr>
-                <w:rFonts w:ascii="Arial" w:hAnsi="Arial"/>
+                <w:rFonts w:ascii="Verdana" w:hAnsi="Verdana"/>
                 <w:b w:val="0"/>
                 <w:sz w:val="16"/>
               </w:rPr>
@@ -4382,7 +4447,7 @@
             <w:r/>
             <w:r>
               <w:rPr>
-                <w:rFonts w:ascii="Arial" w:hAnsi="Arial"/>
+                <w:rFonts w:ascii="Verdana" w:hAnsi="Verdana"/>
                 <w:b w:val="0"/>
                 <w:sz w:val="16"/>
               </w:rPr>
@@ -4398,7 +4463,7 @@
             <w:r/>
             <w:r>
               <w:rPr>
-                <w:rFonts w:ascii="Arial" w:hAnsi="Arial"/>
+                <w:rFonts w:ascii="Verdana" w:hAnsi="Verdana"/>
                 <w:b w:val="0"/>
                 <w:sz w:val="16"/>
               </w:rPr>
@@ -4414,7 +4479,7 @@
             <w:r/>
             <w:r>
               <w:rPr>
-                <w:rFonts w:ascii="Arial" w:hAnsi="Arial"/>
+                <w:rFonts w:ascii="Verdana" w:hAnsi="Verdana"/>
                 <w:b w:val="0"/>
                 <w:sz w:val="16"/>
               </w:rPr>
@@ -4423,15 +4488,18 @@
         </w:tc>
       </w:tr>
       <w:tr>
-        <w:tc>
-          <w:tcPr>
-            <w:tcW w:type="dxa" w:w="1514"/>
-          </w:tcPr>
-          <w:p>
-            <w:r/>
-            <w:r>
-              <w:rPr>
-                <w:rFonts w:ascii="Arial" w:hAnsi="Arial"/>
+        <w:trPr>
+          <w:cantSplit/>
+        </w:trPr>
+        <w:tc>
+          <w:tcPr>
+            <w:tcW w:type="dxa" w:w="1514"/>
+          </w:tcPr>
+          <w:p>
+            <w:r/>
+            <w:r>
+              <w:rPr>
+                <w:rFonts w:ascii="Verdana" w:hAnsi="Verdana"/>
                 <w:b w:val="0"/>
                 <w:sz w:val="16"/>
               </w:rPr>
@@ -4447,7 +4515,7 @@
             <w:r/>
             <w:r>
               <w:rPr>
-                <w:rFonts w:ascii="Arial" w:hAnsi="Arial"/>
+                <w:rFonts w:ascii="Verdana" w:hAnsi="Verdana"/>
                 <w:b w:val="0"/>
                 <w:sz w:val="16"/>
               </w:rPr>
@@ -4463,7 +4531,7 @@
             <w:r/>
             <w:r>
               <w:rPr>
-                <w:rFonts w:ascii="Arial" w:hAnsi="Arial"/>
+                <w:rFonts w:ascii="Verdana" w:hAnsi="Verdana"/>
                 <w:b w:val="0"/>
                 <w:sz w:val="16"/>
               </w:rPr>
@@ -4479,7 +4547,7 @@
             <w:r/>
             <w:r>
               <w:rPr>
-                <w:rFonts w:ascii="Arial" w:hAnsi="Arial"/>
+                <w:rFonts w:ascii="Verdana" w:hAnsi="Verdana"/>
                 <w:b w:val="0"/>
                 <w:sz w:val="16"/>
               </w:rPr>
@@ -4495,7 +4563,7 @@
             <w:r/>
             <w:r>
               <w:rPr>
-                <w:rFonts w:ascii="Arial" w:hAnsi="Arial"/>
+                <w:rFonts w:ascii="Verdana" w:hAnsi="Verdana"/>
                 <w:b w:val="0"/>
                 <w:sz w:val="16"/>
               </w:rPr>
@@ -4511,7 +4579,7 @@
             <w:r/>
             <w:r>
               <w:rPr>
-                <w:rFonts w:ascii="Arial" w:hAnsi="Arial"/>
+                <w:rFonts w:ascii="Verdana" w:hAnsi="Verdana"/>
                 <w:b w:val="0"/>
                 <w:sz w:val="16"/>
               </w:rPr>
@@ -4527,7 +4595,7 @@
             <w:r/>
             <w:r>
               <w:rPr>
-                <w:rFonts w:ascii="Arial" w:hAnsi="Arial"/>
+                <w:rFonts w:ascii="Verdana" w:hAnsi="Verdana"/>
                 <w:b w:val="0"/>
                 <w:sz w:val="16"/>
               </w:rPr>
@@ -4543,7 +4611,7 @@
             <w:r/>
             <w:r>
               <w:rPr>
-                <w:rFonts w:ascii="Arial" w:hAnsi="Arial"/>
+                <w:rFonts w:ascii="Verdana" w:hAnsi="Verdana"/>
                 <w:b w:val="0"/>
                 <w:sz w:val="16"/>
               </w:rPr>
@@ -4559,7 +4627,7 @@
             <w:r/>
             <w:r>
               <w:rPr>
-                <w:rFonts w:ascii="Arial" w:hAnsi="Arial"/>
+                <w:rFonts w:ascii="Verdana" w:hAnsi="Verdana"/>
                 <w:b w:val="0"/>
                 <w:sz w:val="16"/>
               </w:rPr>
@@ -4575,7 +4643,7 @@
             <w:r/>
             <w:r>
               <w:rPr>
-                <w:rFonts w:ascii="Arial" w:hAnsi="Arial"/>
+                <w:rFonts w:ascii="Verdana" w:hAnsi="Verdana"/>
                 <w:b w:val="0"/>
                 <w:sz w:val="16"/>
               </w:rPr>
@@ -4584,15 +4652,18 @@
         </w:tc>
       </w:tr>
       <w:tr>
-        <w:tc>
-          <w:tcPr>
-            <w:tcW w:type="dxa" w:w="1514"/>
-          </w:tcPr>
-          <w:p>
-            <w:r/>
-            <w:r>
-              <w:rPr>
-                <w:rFonts w:ascii="Arial" w:hAnsi="Arial"/>
+        <w:trPr>
+          <w:cantSplit/>
+        </w:trPr>
+        <w:tc>
+          <w:tcPr>
+            <w:tcW w:type="dxa" w:w="1514"/>
+          </w:tcPr>
+          <w:p>
+            <w:r/>
+            <w:r>
+              <w:rPr>
+                <w:rFonts w:ascii="Verdana" w:hAnsi="Verdana"/>
                 <w:b w:val="0"/>
                 <w:sz w:val="16"/>
               </w:rPr>
@@ -4608,7 +4679,7 @@
             <w:r/>
             <w:r>
               <w:rPr>
-                <w:rFonts w:ascii="Arial" w:hAnsi="Arial"/>
+                <w:rFonts w:ascii="Verdana" w:hAnsi="Verdana"/>
                 <w:b w:val="0"/>
                 <w:sz w:val="16"/>
               </w:rPr>
@@ -4624,7 +4695,7 @@
             <w:r/>
             <w:r>
               <w:rPr>
-                <w:rFonts w:ascii="Arial" w:hAnsi="Arial"/>
+                <w:rFonts w:ascii="Verdana" w:hAnsi="Verdana"/>
                 <w:b w:val="0"/>
                 <w:sz w:val="16"/>
               </w:rPr>
@@ -4640,7 +4711,7 @@
             <w:r/>
             <w:r>
               <w:rPr>
-                <w:rFonts w:ascii="Arial" w:hAnsi="Arial"/>
+                <w:rFonts w:ascii="Verdana" w:hAnsi="Verdana"/>
                 <w:b w:val="0"/>
                 <w:sz w:val="16"/>
               </w:rPr>
@@ -4656,7 +4727,7 @@
             <w:r/>
             <w:r>
               <w:rPr>
-                <w:rFonts w:ascii="Arial" w:hAnsi="Arial"/>
+                <w:rFonts w:ascii="Verdana" w:hAnsi="Verdana"/>
                 <w:b w:val="0"/>
                 <w:sz w:val="16"/>
               </w:rPr>
@@ -4672,7 +4743,7 @@
             <w:r/>
             <w:r>
               <w:rPr>
-                <w:rFonts w:ascii="Arial" w:hAnsi="Arial"/>
+                <w:rFonts w:ascii="Verdana" w:hAnsi="Verdana"/>
                 <w:b w:val="0"/>
                 <w:sz w:val="16"/>
               </w:rPr>
@@ -4688,7 +4759,7 @@
             <w:r/>
             <w:r>
               <w:rPr>
-                <w:rFonts w:ascii="Arial" w:hAnsi="Arial"/>
+                <w:rFonts w:ascii="Verdana" w:hAnsi="Verdana"/>
                 <w:b w:val="0"/>
                 <w:sz w:val="16"/>
               </w:rPr>
@@ -4704,7 +4775,7 @@
             <w:r/>
             <w:r>
               <w:rPr>
-                <w:rFonts w:ascii="Arial" w:hAnsi="Arial"/>
+                <w:rFonts w:ascii="Verdana" w:hAnsi="Verdana"/>
                 <w:b w:val="0"/>
                 <w:sz w:val="16"/>
               </w:rPr>
@@ -4720,7 +4791,7 @@
             <w:r/>
             <w:r>
               <w:rPr>
-                <w:rFonts w:ascii="Arial" w:hAnsi="Arial"/>
+                <w:rFonts w:ascii="Verdana" w:hAnsi="Verdana"/>
                 <w:b w:val="0"/>
                 <w:sz w:val="16"/>
               </w:rPr>
@@ -4736,7 +4807,7 @@
             <w:r/>
             <w:r>
               <w:rPr>
-                <w:rFonts w:ascii="Arial" w:hAnsi="Arial"/>
+                <w:rFonts w:ascii="Verdana" w:hAnsi="Verdana"/>
                 <w:b w:val="0"/>
                 <w:sz w:val="16"/>
               </w:rPr>
@@ -4745,15 +4816,18 @@
         </w:tc>
       </w:tr>
       <w:tr>
-        <w:tc>
-          <w:tcPr>
-            <w:tcW w:type="dxa" w:w="1514"/>
-          </w:tcPr>
-          <w:p>
-            <w:r/>
-            <w:r>
-              <w:rPr>
-                <w:rFonts w:ascii="Arial" w:hAnsi="Arial"/>
+        <w:trPr>
+          <w:cantSplit/>
+        </w:trPr>
+        <w:tc>
+          <w:tcPr>
+            <w:tcW w:type="dxa" w:w="1514"/>
+          </w:tcPr>
+          <w:p>
+            <w:r/>
+            <w:r>
+              <w:rPr>
+                <w:rFonts w:ascii="Verdana" w:hAnsi="Verdana"/>
                 <w:b w:val="0"/>
                 <w:sz w:val="16"/>
               </w:rPr>
@@ -4769,7 +4843,7 @@
             <w:r/>
             <w:r>
               <w:rPr>
-                <w:rFonts w:ascii="Arial" w:hAnsi="Arial"/>
+                <w:rFonts w:ascii="Verdana" w:hAnsi="Verdana"/>
                 <w:b w:val="0"/>
                 <w:sz w:val="16"/>
               </w:rPr>
@@ -4785,7 +4859,7 @@
             <w:r/>
             <w:r>
               <w:rPr>
-                <w:rFonts w:ascii="Arial" w:hAnsi="Arial"/>
+                <w:rFonts w:ascii="Verdana" w:hAnsi="Verdana"/>
                 <w:b w:val="0"/>
                 <w:sz w:val="16"/>
               </w:rPr>
@@ -4801,7 +4875,7 @@
             <w:r/>
             <w:r>
               <w:rPr>
-                <w:rFonts w:ascii="Arial" w:hAnsi="Arial"/>
+                <w:rFonts w:ascii="Verdana" w:hAnsi="Verdana"/>
                 <w:b w:val="0"/>
                 <w:sz w:val="16"/>
               </w:rPr>
@@ -4817,7 +4891,7 @@
             <w:r/>
             <w:r>
               <w:rPr>
-                <w:rFonts w:ascii="Arial" w:hAnsi="Arial"/>
+                <w:rFonts w:ascii="Verdana" w:hAnsi="Verdana"/>
                 <w:b w:val="0"/>
                 <w:sz w:val="16"/>
               </w:rPr>
@@ -4833,7 +4907,7 @@
             <w:r/>
             <w:r>
               <w:rPr>
-                <w:rFonts w:ascii="Arial" w:hAnsi="Arial"/>
+                <w:rFonts w:ascii="Verdana" w:hAnsi="Verdana"/>
                 <w:b w:val="0"/>
                 <w:sz w:val="16"/>
               </w:rPr>
@@ -4849,7 +4923,7 @@
             <w:r/>
             <w:r>
               <w:rPr>
-                <w:rFonts w:ascii="Arial" w:hAnsi="Arial"/>
+                <w:rFonts w:ascii="Verdana" w:hAnsi="Verdana"/>
                 <w:b w:val="0"/>
                 <w:sz w:val="16"/>
               </w:rPr>
@@ -4865,7 +4939,7 @@
             <w:r/>
             <w:r>
               <w:rPr>
-                <w:rFonts w:ascii="Arial" w:hAnsi="Arial"/>
+                <w:rFonts w:ascii="Verdana" w:hAnsi="Verdana"/>
                 <w:b w:val="0"/>
                 <w:sz w:val="16"/>
               </w:rPr>
@@ -4881,7 +4955,7 @@
             <w:r/>
             <w:r>
               <w:rPr>
-                <w:rFonts w:ascii="Arial" w:hAnsi="Arial"/>
+                <w:rFonts w:ascii="Verdana" w:hAnsi="Verdana"/>
                 <w:b w:val="0"/>
                 <w:sz w:val="16"/>
               </w:rPr>
@@ -4897,7 +4971,7 @@
             <w:r/>
             <w:r>
               <w:rPr>
-                <w:rFonts w:ascii="Arial" w:hAnsi="Arial"/>
+                <w:rFonts w:ascii="Verdana" w:hAnsi="Verdana"/>
                 <w:b w:val="0"/>
                 <w:sz w:val="16"/>
               </w:rPr>
@@ -4906,15 +4980,18 @@
         </w:tc>
       </w:tr>
       <w:tr>
-        <w:tc>
-          <w:tcPr>
-            <w:tcW w:type="dxa" w:w="1514"/>
-          </w:tcPr>
-          <w:p>
-            <w:r/>
-            <w:r>
-              <w:rPr>
-                <w:rFonts w:ascii="Arial" w:hAnsi="Arial"/>
+        <w:trPr>
+          <w:cantSplit/>
+        </w:trPr>
+        <w:tc>
+          <w:tcPr>
+            <w:tcW w:type="dxa" w:w="1514"/>
+          </w:tcPr>
+          <w:p>
+            <w:r/>
+            <w:r>
+              <w:rPr>
+                <w:rFonts w:ascii="Verdana" w:hAnsi="Verdana"/>
                 <w:b w:val="0"/>
                 <w:sz w:val="16"/>
               </w:rPr>
@@ -4930,7 +5007,7 @@
             <w:r/>
             <w:r>
               <w:rPr>
-                <w:rFonts w:ascii="Arial" w:hAnsi="Arial"/>
+                <w:rFonts w:ascii="Verdana" w:hAnsi="Verdana"/>
                 <w:b w:val="0"/>
                 <w:sz w:val="16"/>
               </w:rPr>
@@ -4946,7 +5023,7 @@
             <w:r/>
             <w:r>
               <w:rPr>
-                <w:rFonts w:ascii="Arial" w:hAnsi="Arial"/>
+                <w:rFonts w:ascii="Verdana" w:hAnsi="Verdana"/>
                 <w:b w:val="0"/>
                 <w:sz w:val="16"/>
               </w:rPr>
@@ -4962,7 +5039,7 @@
             <w:r/>
             <w:r>
               <w:rPr>
-                <w:rFonts w:ascii="Arial" w:hAnsi="Arial"/>
+                <w:rFonts w:ascii="Verdana" w:hAnsi="Verdana"/>
                 <w:b w:val="0"/>
                 <w:sz w:val="16"/>
               </w:rPr>
@@ -4978,7 +5055,7 @@
             <w:r/>
             <w:r>
               <w:rPr>
-                <w:rFonts w:ascii="Arial" w:hAnsi="Arial"/>
+                <w:rFonts w:ascii="Verdana" w:hAnsi="Verdana"/>
                 <w:b w:val="0"/>
                 <w:sz w:val="16"/>
               </w:rPr>
@@ -4994,7 +5071,7 @@
             <w:r/>
             <w:r>
               <w:rPr>
-                <w:rFonts w:ascii="Arial" w:hAnsi="Arial"/>
+                <w:rFonts w:ascii="Verdana" w:hAnsi="Verdana"/>
                 <w:b w:val="0"/>
                 <w:sz w:val="16"/>
               </w:rPr>
@@ -5010,7 +5087,7 @@
             <w:r/>
             <w:r>
               <w:rPr>
-                <w:rFonts w:ascii="Arial" w:hAnsi="Arial"/>
+                <w:rFonts w:ascii="Verdana" w:hAnsi="Verdana"/>
                 <w:b w:val="0"/>
                 <w:sz w:val="16"/>
               </w:rPr>
@@ -5026,7 +5103,7 @@
             <w:r/>
             <w:r>
               <w:rPr>
-                <w:rFonts w:ascii="Arial" w:hAnsi="Arial"/>
+                <w:rFonts w:ascii="Verdana" w:hAnsi="Verdana"/>
                 <w:b w:val="0"/>
                 <w:sz w:val="16"/>
               </w:rPr>
@@ -5042,7 +5119,7 @@
             <w:r/>
             <w:r>
               <w:rPr>
-                <w:rFonts w:ascii="Arial" w:hAnsi="Arial"/>
+                <w:rFonts w:ascii="Verdana" w:hAnsi="Verdana"/>
                 <w:b w:val="0"/>
                 <w:sz w:val="16"/>
               </w:rPr>
@@ -5058,7 +5135,7 @@
             <w:r/>
             <w:r>
               <w:rPr>
-                <w:rFonts w:ascii="Arial" w:hAnsi="Arial"/>
+                <w:rFonts w:ascii="Verdana" w:hAnsi="Verdana"/>
                 <w:b w:val="0"/>
                 <w:sz w:val="16"/>
               </w:rPr>

--- a/docx/en/BUFRCREX_TableB_en_03.docx
+++ b/docx/en/BUFRCREX_TableB_en_03.docx
@@ -239,7 +239,7 @@
                 <w:b w:val="0"/>
                 <w:sz w:val="16"/>
               </w:rPr>
-              <w:t>003001</w:t>
+              <w:t>0 03 001</w:t>
             </w:r>
           </w:p>
         </w:tc>
@@ -403,7 +403,7 @@
                 <w:b w:val="0"/>
                 <w:sz w:val="16"/>
               </w:rPr>
-              <w:t>003003</w:t>
+              <w:t>0 03 003</w:t>
             </w:r>
           </w:p>
         </w:tc>
@@ -567,7 +567,7 @@
                 <w:b w:val="0"/>
                 <w:sz w:val="16"/>
               </w:rPr>
-              <w:t>003004</w:t>
+              <w:t>0 03 004</w:t>
             </w:r>
           </w:p>
         </w:tc>
@@ -731,7 +731,7 @@
                 <w:b w:val="0"/>
                 <w:sz w:val="16"/>
               </w:rPr>
-              <w:t>003005</w:t>
+              <w:t>0 03 005</w:t>
             </w:r>
           </w:p>
         </w:tc>
@@ -895,7 +895,7 @@
                 <w:b w:val="0"/>
                 <w:sz w:val="16"/>
               </w:rPr>
-              <w:t>003006</w:t>
+              <w:t>0 03 006</w:t>
             </w:r>
           </w:p>
         </w:tc>
@@ -1059,7 +1059,7 @@
                 <w:b w:val="0"/>
                 <w:sz w:val="16"/>
               </w:rPr>
-              <w:t>003007</w:t>
+              <w:t>0 03 007</w:t>
             </w:r>
           </w:p>
         </w:tc>
@@ -1223,7 +1223,7 @@
                 <w:b w:val="0"/>
                 <w:sz w:val="16"/>
               </w:rPr>
-              <w:t>003008</w:t>
+              <w:t>0 03 008</w:t>
             </w:r>
           </w:p>
         </w:tc>
@@ -1387,7 +1387,7 @@
                 <w:b w:val="0"/>
                 <w:sz w:val="16"/>
               </w:rPr>
-              <w:t>003009</w:t>
+              <w:t>0 03 009</w:t>
             </w:r>
           </w:p>
         </w:tc>
@@ -1551,7 +1551,7 @@
                 <w:b w:val="0"/>
                 <w:sz w:val="16"/>
               </w:rPr>
-              <w:t>003010</w:t>
+              <w:t>0 03 010</w:t>
             </w:r>
           </w:p>
         </w:tc>
@@ -1715,7 +1715,7 @@
                 <w:b w:val="0"/>
                 <w:sz w:val="16"/>
               </w:rPr>
-              <w:t>003011</w:t>
+              <w:t>0 03 011</w:t>
             </w:r>
           </w:p>
         </w:tc>
@@ -1879,7 +1879,7 @@
                 <w:b w:val="0"/>
                 <w:sz w:val="16"/>
               </w:rPr>
-              <w:t>003012</w:t>
+              <w:t>0 03 012</w:t>
             </w:r>
           </w:p>
         </w:tc>
@@ -2043,7 +2043,7 @@
                 <w:b w:val="0"/>
                 <w:sz w:val="16"/>
               </w:rPr>
-              <w:t>003016</w:t>
+              <w:t>0 03 016</w:t>
             </w:r>
           </w:p>
         </w:tc>
@@ -2207,7 +2207,7 @@
                 <w:b w:val="0"/>
                 <w:sz w:val="16"/>
               </w:rPr>
-              <w:t>003017</w:t>
+              <w:t>0 03 017</w:t>
             </w:r>
           </w:p>
         </w:tc>
@@ -2371,7 +2371,7 @@
                 <w:b w:val="0"/>
                 <w:sz w:val="16"/>
               </w:rPr>
-              <w:t>003018</w:t>
+              <w:t>0 03 018</w:t>
             </w:r>
           </w:p>
         </w:tc>
@@ -2535,7 +2535,7 @@
                 <w:b w:val="0"/>
                 <w:sz w:val="16"/>
               </w:rPr>
-              <w:t>003019</w:t>
+              <w:t>0 03 019</w:t>
             </w:r>
           </w:p>
         </w:tc>
@@ -2699,7 +2699,7 @@
                 <w:b w:val="0"/>
                 <w:sz w:val="16"/>
               </w:rPr>
-              <w:t>003020</w:t>
+              <w:t>0 03 020</w:t>
             </w:r>
           </w:p>
         </w:tc>
@@ -2863,7 +2863,7 @@
                 <w:b w:val="0"/>
                 <w:sz w:val="16"/>
               </w:rPr>
-              <w:t>003021</w:t>
+              <w:t>0 03 021</w:t>
             </w:r>
           </w:p>
         </w:tc>
@@ -3027,7 +3027,7 @@
                 <w:b w:val="0"/>
                 <w:sz w:val="16"/>
               </w:rPr>
-              <w:t>003022</w:t>
+              <w:t>0 03 022</w:t>
             </w:r>
           </w:p>
         </w:tc>
@@ -3191,7 +3191,7 @@
                 <w:b w:val="0"/>
                 <w:sz w:val="16"/>
               </w:rPr>
-              <w:t>003023</w:t>
+              <w:t>0 03 023</w:t>
             </w:r>
           </w:p>
         </w:tc>
@@ -3355,7 +3355,7 @@
                 <w:b w:val="0"/>
                 <w:sz w:val="16"/>
               </w:rPr>
-              <w:t>003024</w:t>
+              <w:t>0 03 024</w:t>
             </w:r>
           </w:p>
         </w:tc>
@@ -3519,7 +3519,7 @@
                 <w:b w:val="0"/>
                 <w:sz w:val="16"/>
               </w:rPr>
-              <w:t>003025</w:t>
+              <w:t>0 03 025</w:t>
             </w:r>
           </w:p>
         </w:tc>
@@ -3683,7 +3683,7 @@
                 <w:b w:val="0"/>
                 <w:sz w:val="16"/>
               </w:rPr>
-              <w:t>003026</w:t>
+              <w:t>0 03 026</w:t>
             </w:r>
           </w:p>
         </w:tc>
@@ -3847,7 +3847,7 @@
                 <w:b w:val="0"/>
                 <w:sz w:val="16"/>
               </w:rPr>
-              <w:t>003027</w:t>
+              <w:t>0 03 027</w:t>
             </w:r>
           </w:p>
         </w:tc>
@@ -4011,7 +4011,7 @@
                 <w:b w:val="0"/>
                 <w:sz w:val="16"/>
               </w:rPr>
-              <w:t>003028</w:t>
+              <w:t>0 03 028</w:t>
             </w:r>
           </w:p>
         </w:tc>
@@ -4175,7 +4175,7 @@
                 <w:b w:val="0"/>
                 <w:sz w:val="16"/>
               </w:rPr>
-              <w:t>003029</w:t>
+              <w:t>0 03 029</w:t>
             </w:r>
           </w:p>
         </w:tc>
@@ -4339,7 +4339,7 @@
                 <w:b w:val="0"/>
                 <w:sz w:val="16"/>
               </w:rPr>
-              <w:t>003030</w:t>
+              <w:t>0 03 030</w:t>
             </w:r>
           </w:p>
         </w:tc>
@@ -4503,7 +4503,7 @@
                 <w:b w:val="0"/>
                 <w:sz w:val="16"/>
               </w:rPr>
-              <w:t>003031</w:t>
+              <w:t>0 03 031</w:t>
             </w:r>
           </w:p>
         </w:tc>
@@ -4667,7 +4667,7 @@
                 <w:b w:val="0"/>
                 <w:sz w:val="16"/>
               </w:rPr>
-              <w:t>003032</w:t>
+              <w:t>0 03 032</w:t>
             </w:r>
           </w:p>
         </w:tc>
@@ -4831,7 +4831,7 @@
                 <w:b w:val="0"/>
                 <w:sz w:val="16"/>
               </w:rPr>
-              <w:t>003033</w:t>
+              <w:t>0 03 033</w:t>
             </w:r>
           </w:p>
         </w:tc>
@@ -4995,7 +4995,7 @@
                 <w:b w:val="0"/>
                 <w:sz w:val="16"/>
               </w:rPr>
-              <w:t>003034</w:t>
+              <w:t>0 03 034</w:t>
             </w:r>
           </w:p>
         </w:tc>

--- a/docx/en/BUFRCREX_TableB_en_03.docx
+++ b/docx/en/BUFRCREX_TableB_en_03.docx
@@ -13,6 +13,376 @@
           <w:sz w:val="22"/>
         </w:rPr>
         <w:t>Class 03: Instrumentation</w:t>
+      </w:r>
+    </w:p>
+    <w:p>
+      <w:r>
+        <w:rPr>
+          <w:rFonts w:ascii="Verdana" w:hAnsi="Verdana"/>
+          <w:i/>
+          <w:sz w:val="14"/>
+        </w:rPr>
+        <w:t>Note 23: A precipitation value of -0.1 kg m-2 before scaling (-1 after scaling or in CREX) shall indicate a "trace" (non-measurable, less than 0.05 kg m-2).</w:t>
+      </w:r>
+    </w:p>
+    <w:p>
+      <w:r>
+        <w:rPr>
+          <w:rFonts w:ascii="Verdana" w:hAnsi="Verdana"/>
+          <w:i/>
+          <w:sz w:val="14"/>
+        </w:rPr>
+        <w:t>Note 25: A previously defined significance may be cancelled by transmitting a "missing" from the appropriate code or flag table.</w:t>
+      </w:r>
+    </w:p>
+    <w:p>
+      <w:r>
+        <w:rPr>
+          <w:rFonts w:ascii="Verdana" w:hAnsi="Verdana"/>
+          <w:i/>
+          <w:sz w:val="14"/>
+        </w:rPr>
+        <w:t>Note 27: All times are Universal Time Coordinated (UTC) unless otherwise noted.</w:t>
+      </w:r>
+    </w:p>
+    <w:p>
+      <w:r>
+        <w:rPr>
+          <w:rFonts w:ascii="Verdana" w:hAnsi="Verdana"/>
+          <w:i/>
+          <w:sz w:val="14"/>
+        </w:rPr>
+        <w:t>Note 32: Bearing or azimuth shall only be used with respect to a stated location, and shall not redefine that location.</w:t>
+      </w:r>
+    </w:p>
+    <w:p>
+      <w:r>
+        <w:rPr>
+          <w:rFonts w:ascii="Verdana" w:hAnsi="Verdana"/>
+          <w:i/>
+          <w:sz w:val="14"/>
+        </w:rPr>
+        <w:t>Note 62: Distance shall only be used with respect to a stated location and a bearing, azimuth or elevation; it shall not redefine that location.</w:t>
+      </w:r>
+    </w:p>
+    <w:p>
+      <w:r>
+        <w:rPr>
+          <w:rFonts w:ascii="Verdana" w:hAnsi="Verdana"/>
+          <w:i/>
+          <w:sz w:val="14"/>
+        </w:rPr>
+        <w:t>Note 63: Downward radiation shall be assigned positive values.</w:t>
+      </w:r>
+    </w:p>
+    <w:p>
+      <w:r>
+        <w:rPr>
+          <w:rFonts w:ascii="Verdana" w:hAnsi="Verdana"/>
+          <w:i/>
+          <w:sz w:val="14"/>
+        </w:rPr>
+        <w:t>Note 64: Downward w-components shall be assigned positive values where units are Pa s-1.</w:t>
+      </w:r>
+    </w:p>
+    <w:p>
+      <w:r>
+        <w:rPr>
+          <w:rFonts w:ascii="Verdana" w:hAnsi="Verdana"/>
+          <w:i/>
+          <w:sz w:val="14"/>
+        </w:rPr>
+        <w:t>Note 66: East to west increments shall be assigned negative values.</w:t>
+      </w:r>
+    </w:p>
+    <w:p>
+      <w:r>
+        <w:rPr>
+          <w:rFonts w:ascii="Verdana" w:hAnsi="Verdana"/>
+          <w:i/>
+          <w:sz w:val="14"/>
+        </w:rPr>
+        <w:t>Note 75: For CREX descriptors F = B, not 0.</w:t>
+      </w:r>
+    </w:p>
+    <w:p>
+      <w:r>
+        <w:rPr>
+          <w:rFonts w:ascii="Verdana" w:hAnsi="Verdana"/>
+          <w:i/>
+          <w:sz w:val="14"/>
+        </w:rPr>
+        <w:t>Note 92: In order to distinguish unambiguously the cases of missing data and saturated pixels, n-bit image data should be encoded using a data width of n+1. Where such a descriptor is not already available in Class 30, operator descriptor 2 01 YYY should be used to modify the data width of the existing entry as required.</w:t>
+      </w:r>
+    </w:p>
+    <w:p>
+      <w:r>
+        <w:rPr>
+          <w:rFonts w:ascii="Verdana" w:hAnsi="Verdana"/>
+          <w:i/>
+          <w:sz w:val="14"/>
+        </w:rPr>
+        <w:t>Note 105: Negative time periods or displacements shall be used to indicate time periods or displacements preceding the currently defined time.</w:t>
+      </w:r>
+    </w:p>
+    <w:p>
+      <w:r>
+        <w:rPr>
+          <w:rFonts w:ascii="Verdana" w:hAnsi="Verdana"/>
+          <w:i/>
+          <w:sz w:val="14"/>
+        </w:rPr>
+        <w:t>Note 110: North to south increments shall be assigned negative values.</w:t>
+      </w:r>
+    </w:p>
+    <w:p>
+      <w:r>
+        <w:rPr>
+          <w:rFonts w:ascii="Verdana" w:hAnsi="Verdana"/>
+          <w:i/>
+          <w:sz w:val="14"/>
+        </w:rPr>
+        <w:t>Note 115: Pixel data width can be changed with descriptor 2 01 YYY.</w:t>
+      </w:r>
+    </w:p>
+    <w:p>
+      <w:r>
+        <w:rPr>
+          <w:rFonts w:ascii="Verdana" w:hAnsi="Verdana"/>
+          <w:i/>
+          <w:sz w:val="14"/>
+        </w:rPr>
+        <w:t>Note 121: Some indication of expected accuracy may be implied in conjunction with certain elements in this class.</w:t>
+      </w:r>
+    </w:p>
+    <w:p>
+      <w:r>
+        <w:rPr>
+          <w:rFonts w:ascii="Verdana" w:hAnsi="Verdana"/>
+          <w:i/>
+          <w:sz w:val="14"/>
+        </w:rPr>
+        <w:t>Note 122: South latitude shall be assigned negative values.</w:t>
+      </w:r>
+    </w:p>
+    <w:p>
+      <w:r>
+        <w:rPr>
+          <w:rFonts w:ascii="Verdana" w:hAnsi="Verdana"/>
+          <w:i/>
+          <w:sz w:val="14"/>
+        </w:rPr>
+        <w:t>Note 123: South to north v-components shall be assigned positive values.</w:t>
+      </w:r>
+    </w:p>
+    <w:p>
+      <w:r>
+        <w:rPr>
+          <w:rFonts w:ascii="Verdana" w:hAnsi="Verdana"/>
+          <w:i/>
+          <w:sz w:val="14"/>
+        </w:rPr>
+        <w:t>Note 126: Surface wind direction measured at a station within 1° of the North Pole or within 1° of the South Pole shall be reported in such a way that the azimuth ring shall be aligned with its zero coinciding with the Greenwich 0° meridian.</w:t>
+      </w:r>
+    </w:p>
+    <w:p>
+      <w:r>
+        <w:rPr>
+          <w:rFonts w:ascii="Verdana" w:hAnsi="Verdana"/>
+          <w:i/>
+          <w:sz w:val="14"/>
+        </w:rPr>
+        <w:t>Note 140: The pixel size on horizontal - 1 is given at location where map scale factor is unity.</w:t>
+      </w:r>
+    </w:p>
+    <w:p>
+      <w:r>
+        <w:rPr>
+          <w:rFonts w:ascii="Verdana" w:hAnsi="Verdana"/>
+          <w:i/>
+          <w:sz w:val="14"/>
+        </w:rPr>
+        <w:t>Note 141: The pixel size on horizontal - 2 is given at location where map scale factor is unity.</w:t>
+      </w:r>
+    </w:p>
+    <w:p>
+      <w:r>
+        <w:rPr>
+          <w:rFonts w:ascii="Verdana" w:hAnsi="Verdana"/>
+          <w:i/>
+          <w:sz w:val="14"/>
+        </w:rPr>
+        <w:t>Note 145: The significance of time periods or displacements may be indicated using the time significance code corresponding to table reference 0 08 021.</w:t>
+      </w:r>
+    </w:p>
+    <w:p>
+      <w:r>
+        <w:rPr>
+          <w:rFonts w:ascii="Verdana" w:hAnsi="Verdana"/>
+          <w:i/>
+          <w:sz w:val="14"/>
+        </w:rPr>
+        <w:t>Note 149: The time location, when used with forecast values, shall indicate the time of the initial state for the forecast, or the beginning of the forecast period; when used with ensemble means of forecast values, the time location shall indicate the initial state or the beginning of the first forecast over which ensemble means are derived.</w:t>
+      </w:r>
+    </w:p>
+    <w:p>
+      <w:r>
+        <w:rPr>
+          <w:rFonts w:ascii="Verdana" w:hAnsi="Verdana"/>
+          <w:i/>
+          <w:sz w:val="14"/>
+        </w:rPr>
+        <w:t>Note 155: This class may also contain elements relating to observational procedures.</w:t>
+      </w:r>
+    </w:p>
+    <w:p>
+      <w:r>
+        <w:rPr>
+          <w:rFonts w:ascii="Verdana" w:hAnsi="Verdana"/>
+          <w:i/>
+          <w:sz w:val="14"/>
+        </w:rPr>
+        <w:t>Note 156: This class shall contain elements to describe the instrumentation used to obtain the meteorological elements reported.</w:t>
+      </w:r>
+    </w:p>
+    <w:p>
+      <w:r>
+        <w:rPr>
+          <w:rFonts w:ascii="Verdana" w:hAnsi="Verdana"/>
+          <w:i/>
+          <w:sz w:val="14"/>
+        </w:rPr>
+        <w:t>Note 158: Time periods or displacements and time increments require an initial time location to be defined prior to their use, followed where appropriate by a time significance definition.</w:t>
+      </w:r>
+    </w:p>
+    <w:p>
+      <w:r>
+        <w:rPr>
+          <w:rFonts w:ascii="Verdana" w:hAnsi="Verdana"/>
+          <w:i/>
+          <w:sz w:val="14"/>
+        </w:rPr>
+        <w:t>Note 160: Upward radiation shall be assigned negative values.</w:t>
+      </w:r>
+    </w:p>
+    <w:p>
+      <w:r>
+        <w:rPr>
+          <w:rFonts w:ascii="Verdana" w:hAnsi="Verdana"/>
+          <w:i/>
+          <w:sz w:val="14"/>
+        </w:rPr>
+        <w:t>Note 161: Upward w-components shall be assigned positive values where units are m s-1.</w:t>
+      </w:r>
+    </w:p>
+    <w:p>
+      <w:r>
+        <w:rPr>
+          <w:rFonts w:ascii="Verdana" w:hAnsi="Verdana"/>
+          <w:i/>
+          <w:sz w:val="14"/>
+        </w:rPr>
+        <w:t>Note 162: Useful ranges used above:1011 Bq to 1019 Bq for releases;10-2 Bq to 107 Bq and 10-2 mSv to 107 mSv for concentration and doses.</w:t>
+      </w:r>
+    </w:p>
+    <w:p>
+      <w:r>
+        <w:rPr>
+          <w:rFonts w:ascii="Verdana" w:hAnsi="Verdana"/>
+          <w:i/>
+          <w:sz w:val="14"/>
+        </w:rPr>
+        <w:t>Note 163: Values of latitude and latitude increments are limited to the range -90 degrees to +90 degrees.</w:t>
+      </w:r>
+    </w:p>
+    <w:p>
+      <w:r>
+        <w:rPr>
+          <w:rFonts w:ascii="Verdana" w:hAnsi="Verdana"/>
+          <w:i/>
+          <w:sz w:val="14"/>
+        </w:rPr>
+        <w:t>Note 164: Values of longitude are limited to the range -180 degrees to +180 degrees.</w:t>
+      </w:r>
+    </w:p>
+    <w:p>
+      <w:r>
+        <w:rPr>
+          <w:rFonts w:ascii="Verdana" w:hAnsi="Verdana"/>
+          <w:i/>
+          <w:sz w:val="14"/>
+        </w:rPr>
+        <w:t>Note 165: Vertical elements and pressure shall be used to define values of these elements independent of the element or variable denoting the vertical coordinate.</w:t>
+      </w:r>
+    </w:p>
+    <w:p>
+      <w:r>
+        <w:rPr>
+          <w:rFonts w:ascii="Verdana" w:hAnsi="Verdana"/>
+          <w:i/>
+          <w:sz w:val="14"/>
+        </w:rPr>
+        <w:t>Note 166: West longitude shall be assigned negative values.</w:t>
+      </w:r>
+    </w:p>
+    <w:p>
+      <w:r>
+        <w:rPr>
+          <w:rFonts w:ascii="Verdana" w:hAnsi="Verdana"/>
+          <w:i/>
+          <w:sz w:val="14"/>
+        </w:rPr>
+        <w:t>Note 167: West to east u-components shall be assigned positive values.</w:t>
+      </w:r>
+    </w:p>
+    <w:p>
+      <w:r>
+        <w:rPr>
+          <w:rFonts w:ascii="Verdana" w:hAnsi="Verdana"/>
+          <w:i/>
+          <w:sz w:val="14"/>
+        </w:rPr>
+        <w:t>Note 176: Where more than one time period or displacement is required to define complex time structures, they shall be defined in immediate succession, and the following ordering shall apply: ensemble period (if required), followed by forecast period (if required), followed by period for averaging or accumulation (if required).</w:t>
+      </w:r>
+    </w:p>
+    <w:p>
+      <w:r>
+        <w:rPr>
+          <w:rFonts w:ascii="Verdana" w:hAnsi="Verdana"/>
+          <w:i/>
+          <w:sz w:val="14"/>
+        </w:rPr>
+        <w:t>Note 178: Where the expression "period specified" is entered under element name, an appropriate period shall be specified using descriptors from Class 04.</w:t>
+      </w:r>
+    </w:p>
+    <w:p>
+      <w:r>
+        <w:rPr>
+          <w:rFonts w:ascii="Verdana" w:hAnsi="Verdana"/>
+          <w:i/>
+          <w:sz w:val="14"/>
+        </w:rPr>
+        <w:t>Note 179: Where values are accumulated or averaged (for example over a time period), the total number of values from which the accumulated or averaged values are obtained may be represented using reference 0 08 022.</w:t>
+      </w:r>
+    </w:p>
+    <w:p>
+      <w:r>
+        <w:rPr>
+          <w:rFonts w:ascii="Verdana" w:hAnsi="Verdana"/>
+          <w:i/>
+          <w:sz w:val="14"/>
+        </w:rPr>
+        <w:t>Note 180: Wind reporting standards: Speed Direction No observation Missing Missing Calm 0 0 Normal observation &gt; 0 1° - 360° Speed only &gt; 0 Missing Direction only Missing 1°-360° "Light and variable" &gt; 0 0</w:t>
+      </w:r>
+    </w:p>
+    <w:p>
+      <w:r>
+        <w:rPr>
+          <w:rFonts w:ascii="Verdana" w:hAnsi="Verdana"/>
+          <w:i/>
+          <w:sz w:val="14"/>
+        </w:rPr>
+        <w:t>Note 181: Wind waves and waves reporting standards:Observation Speed Direction No observation Missing Missing Calm 0 0 Normal observation &gt;0 1-360 Speed only &gt;0 Missing Direction only Missing 1-360"Light and variable" &gt;0 0</w:t>
       </w:r>
     </w:p>
     <w:tbl>
@@ -58,6 +428,9 @@
             <w:shd w:val="clear" w:color="auto" w:fill="D9D9D9"/>
           </w:tcPr>
           <w:p>
+            <w:pPr>
+              <w:spacing w:before="20" w:after="20"/>
+            </w:pPr>
             <w:r/>
             <w:r>
               <w:rPr>
@@ -75,6 +448,9 @@
             <w:shd w:val="clear" w:color="auto" w:fill="D9D9D9"/>
           </w:tcPr>
           <w:p>
+            <w:pPr>
+              <w:spacing w:before="20" w:after="20"/>
+            </w:pPr>
             <w:r/>
             <w:r>
               <w:rPr>
@@ -92,6 +468,9 @@
             <w:shd w:val="clear" w:color="auto" w:fill="D9D9D9"/>
           </w:tcPr>
           <w:p>
+            <w:pPr>
+              <w:spacing w:before="20" w:after="20"/>
+            </w:pPr>
             <w:r/>
             <w:r>
               <w:rPr>
@@ -109,6 +488,9 @@
             <w:shd w:val="clear" w:color="auto" w:fill="D9D9D9"/>
           </w:tcPr>
           <w:p>
+            <w:pPr>
+              <w:spacing w:before="20" w:after="20"/>
+            </w:pPr>
             <w:r/>
             <w:r>
               <w:rPr>
@@ -126,6 +508,9 @@
             <w:shd w:val="clear" w:color="auto" w:fill="D9D9D9"/>
           </w:tcPr>
           <w:p>
+            <w:pPr>
+              <w:spacing w:before="20" w:after="20"/>
+            </w:pPr>
             <w:r/>
             <w:r>
               <w:rPr>
@@ -143,6 +528,9 @@
             <w:shd w:val="clear" w:color="auto" w:fill="D9D9D9"/>
           </w:tcPr>
           <w:p>
+            <w:pPr>
+              <w:spacing w:before="20" w:after="20"/>
+            </w:pPr>
             <w:r/>
             <w:r>
               <w:rPr>
@@ -160,6 +548,9 @@
             <w:shd w:val="clear" w:color="auto" w:fill="D9D9D9"/>
           </w:tcPr>
           <w:p>
+            <w:pPr>
+              <w:spacing w:before="20" w:after="20"/>
+            </w:pPr>
             <w:r/>
             <w:r>
               <w:rPr>
@@ -177,6 +568,9 @@
             <w:shd w:val="clear" w:color="auto" w:fill="D9D9D9"/>
           </w:tcPr>
           <w:p>
+            <w:pPr>
+              <w:spacing w:before="20" w:after="20"/>
+            </w:pPr>
             <w:r/>
             <w:r>
               <w:rPr>
@@ -194,6 +588,9 @@
             <w:shd w:val="clear" w:color="auto" w:fill="D9D9D9"/>
           </w:tcPr>
           <w:p>
+            <w:pPr>
+              <w:spacing w:before="20" w:after="20"/>
+            </w:pPr>
             <w:r/>
             <w:r>
               <w:rPr>
@@ -211,6 +608,9 @@
             <w:shd w:val="clear" w:color="auto" w:fill="D9D9D9"/>
           </w:tcPr>
           <w:p>
+            <w:pPr>
+              <w:spacing w:before="20" w:after="20"/>
+            </w:pPr>
             <w:r/>
             <w:r>
               <w:rPr>
@@ -232,6 +632,9 @@
             <w:tcW w:type="dxa" w:w="1514"/>
           </w:tcPr>
           <w:p>
+            <w:pPr>
+              <w:spacing w:before="20" w:after="20"/>
+            </w:pPr>
             <w:r/>
             <w:r>
               <w:rPr>
@@ -248,6 +651,9 @@
             <w:tcW w:type="dxa" w:w="1514"/>
           </w:tcPr>
           <w:p>
+            <w:pPr>
+              <w:spacing w:before="20" w:after="20"/>
+            </w:pPr>
             <w:r/>
             <w:r>
               <w:rPr>
@@ -264,6 +670,27 @@
             <w:tcW w:type="dxa" w:w="1514"/>
           </w:tcPr>
           <w:p>
+            <w:pPr>
+              <w:spacing w:before="20" w:after="20"/>
+            </w:pPr>
+            <w:r/>
+            <w:r>
+              <w:rPr>
+                <w:rFonts w:ascii="Verdana" w:hAnsi="Verdana"/>
+                <w:sz w:val="16"/>
+              </w:rPr>
+              <w:t>Code table</w:t>
+            </w:r>
+          </w:p>
+        </w:tc>
+        <w:tc>
+          <w:tcPr>
+            <w:tcW w:type="dxa" w:w="1514"/>
+          </w:tcPr>
+          <w:p>
+            <w:pPr>
+              <w:spacing w:before="20" w:after="20"/>
+            </w:pPr>
             <w:r/>
             <w:r>
               <w:rPr>
@@ -271,6 +698,62 @@
                 <w:b w:val="0"/>
                 <w:sz w:val="16"/>
               </w:rPr>
+              <w:t>0</w:t>
+            </w:r>
+          </w:p>
+        </w:tc>
+        <w:tc>
+          <w:tcPr>
+            <w:tcW w:type="dxa" w:w="1514"/>
+          </w:tcPr>
+          <w:p>
+            <w:pPr>
+              <w:spacing w:before="20" w:after="20"/>
+            </w:pPr>
+            <w:r/>
+            <w:r>
+              <w:rPr>
+                <w:rFonts w:ascii="Verdana" w:hAnsi="Verdana"/>
+                <w:b w:val="0"/>
+                <w:sz w:val="16"/>
+              </w:rPr>
+              <w:t>0</w:t>
+            </w:r>
+          </w:p>
+        </w:tc>
+        <w:tc>
+          <w:tcPr>
+            <w:tcW w:type="dxa" w:w="1514"/>
+          </w:tcPr>
+          <w:p>
+            <w:pPr>
+              <w:spacing w:before="20" w:after="20"/>
+            </w:pPr>
+            <w:r/>
+            <w:r>
+              <w:rPr>
+                <w:rFonts w:ascii="Verdana" w:hAnsi="Verdana"/>
+                <w:b w:val="0"/>
+                <w:sz w:val="16"/>
+              </w:rPr>
+              <w:t>5</w:t>
+            </w:r>
+          </w:p>
+        </w:tc>
+        <w:tc>
+          <w:tcPr>
+            <w:tcW w:type="dxa" w:w="1514"/>
+          </w:tcPr>
+          <w:p>
+            <w:pPr>
+              <w:spacing w:before="20" w:after="20"/>
+            </w:pPr>
+            <w:r/>
+            <w:r>
+              <w:rPr>
+                <w:rFonts w:ascii="Verdana" w:hAnsi="Verdana"/>
+                <w:sz w:val="16"/>
+              </w:rPr>
               <w:t>Code table</w:t>
             </w:r>
           </w:p>
@@ -280,6 +763,9 @@
             <w:tcW w:type="dxa" w:w="1514"/>
           </w:tcPr>
           <w:p>
+            <w:pPr>
+              <w:spacing w:before="20" w:after="20"/>
+            </w:pPr>
             <w:r/>
             <w:r>
               <w:rPr>
@@ -296,6 +782,9 @@
             <w:tcW w:type="dxa" w:w="1514"/>
           </w:tcPr>
           <w:p>
+            <w:pPr>
+              <w:spacing w:before="20" w:after="20"/>
+            </w:pPr>
             <w:r/>
             <w:r>
               <w:rPr>
@@ -303,70 +792,6 @@
                 <w:b w:val="0"/>
                 <w:sz w:val="16"/>
               </w:rPr>
-              <w:t>0</w:t>
-            </w:r>
-          </w:p>
-        </w:tc>
-        <w:tc>
-          <w:tcPr>
-            <w:tcW w:type="dxa" w:w="1514"/>
-          </w:tcPr>
-          <w:p>
-            <w:r/>
-            <w:r>
-              <w:rPr>
-                <w:rFonts w:ascii="Verdana" w:hAnsi="Verdana"/>
-                <w:b w:val="0"/>
-                <w:sz w:val="16"/>
-              </w:rPr>
-              <w:t>5</w:t>
-            </w:r>
-          </w:p>
-        </w:tc>
-        <w:tc>
-          <w:tcPr>
-            <w:tcW w:type="dxa" w:w="1514"/>
-          </w:tcPr>
-          <w:p>
-            <w:r/>
-            <w:r>
-              <w:rPr>
-                <w:rFonts w:ascii="Verdana" w:hAnsi="Verdana"/>
-                <w:b w:val="0"/>
-                <w:sz w:val="16"/>
-              </w:rPr>
-              <w:t>Code table</w:t>
-            </w:r>
-          </w:p>
-        </w:tc>
-        <w:tc>
-          <w:tcPr>
-            <w:tcW w:type="dxa" w:w="1514"/>
-          </w:tcPr>
-          <w:p>
-            <w:r/>
-            <w:r>
-              <w:rPr>
-                <w:rFonts w:ascii="Verdana" w:hAnsi="Verdana"/>
-                <w:b w:val="0"/>
-                <w:sz w:val="16"/>
-              </w:rPr>
-              <w:t>0</w:t>
-            </w:r>
-          </w:p>
-        </w:tc>
-        <w:tc>
-          <w:tcPr>
-            <w:tcW w:type="dxa" w:w="1514"/>
-          </w:tcPr>
-          <w:p>
-            <w:r/>
-            <w:r>
-              <w:rPr>
-                <w:rFonts w:ascii="Verdana" w:hAnsi="Verdana"/>
-                <w:b w:val="0"/>
-                <w:sz w:val="16"/>
-              </w:rPr>
               <w:t>2</w:t>
             </w:r>
           </w:p>
@@ -376,6 +801,9 @@
             <w:tcW w:type="dxa" w:w="1514"/>
           </w:tcPr>
           <w:p>
+            <w:pPr>
+              <w:spacing w:before="20" w:after="20"/>
+            </w:pPr>
             <w:r/>
             <w:r>
               <w:rPr>
@@ -396,6 +824,9 @@
             <w:tcW w:type="dxa" w:w="1514"/>
           </w:tcPr>
           <w:p>
+            <w:pPr>
+              <w:spacing w:before="20" w:after="20"/>
+            </w:pPr>
             <w:r/>
             <w:r>
               <w:rPr>
@@ -412,6 +843,9 @@
             <w:tcW w:type="dxa" w:w="1514"/>
           </w:tcPr>
           <w:p>
+            <w:pPr>
+              <w:spacing w:before="20" w:after="20"/>
+            </w:pPr>
             <w:r/>
             <w:r>
               <w:rPr>
@@ -428,6 +862,27 @@
             <w:tcW w:type="dxa" w:w="1514"/>
           </w:tcPr>
           <w:p>
+            <w:pPr>
+              <w:spacing w:before="20" w:after="20"/>
+            </w:pPr>
+            <w:r/>
+            <w:r>
+              <w:rPr>
+                <w:rFonts w:ascii="Verdana" w:hAnsi="Verdana"/>
+                <w:sz w:val="16"/>
+              </w:rPr>
+              <w:t>Code table</w:t>
+            </w:r>
+          </w:p>
+        </w:tc>
+        <w:tc>
+          <w:tcPr>
+            <w:tcW w:type="dxa" w:w="1514"/>
+          </w:tcPr>
+          <w:p>
+            <w:pPr>
+              <w:spacing w:before="20" w:after="20"/>
+            </w:pPr>
             <w:r/>
             <w:r>
               <w:rPr>
@@ -435,6 +890,62 @@
                 <w:b w:val="0"/>
                 <w:sz w:val="16"/>
               </w:rPr>
+              <w:t>0</w:t>
+            </w:r>
+          </w:p>
+        </w:tc>
+        <w:tc>
+          <w:tcPr>
+            <w:tcW w:type="dxa" w:w="1514"/>
+          </w:tcPr>
+          <w:p>
+            <w:pPr>
+              <w:spacing w:before="20" w:after="20"/>
+            </w:pPr>
+            <w:r/>
+            <w:r>
+              <w:rPr>
+                <w:rFonts w:ascii="Verdana" w:hAnsi="Verdana"/>
+                <w:b w:val="0"/>
+                <w:sz w:val="16"/>
+              </w:rPr>
+              <w:t>0</w:t>
+            </w:r>
+          </w:p>
+        </w:tc>
+        <w:tc>
+          <w:tcPr>
+            <w:tcW w:type="dxa" w:w="1514"/>
+          </w:tcPr>
+          <w:p>
+            <w:pPr>
+              <w:spacing w:before="20" w:after="20"/>
+            </w:pPr>
+            <w:r/>
+            <w:r>
+              <w:rPr>
+                <w:rFonts w:ascii="Verdana" w:hAnsi="Verdana"/>
+                <w:b w:val="0"/>
+                <w:sz w:val="16"/>
+              </w:rPr>
+              <w:t>4</w:t>
+            </w:r>
+          </w:p>
+        </w:tc>
+        <w:tc>
+          <w:tcPr>
+            <w:tcW w:type="dxa" w:w="1514"/>
+          </w:tcPr>
+          <w:p>
+            <w:pPr>
+              <w:spacing w:before="20" w:after="20"/>
+            </w:pPr>
+            <w:r/>
+            <w:r>
+              <w:rPr>
+                <w:rFonts w:ascii="Verdana" w:hAnsi="Verdana"/>
+                <w:sz w:val="16"/>
+              </w:rPr>
               <w:t>Code table</w:t>
             </w:r>
           </w:p>
@@ -444,6 +955,9 @@
             <w:tcW w:type="dxa" w:w="1514"/>
           </w:tcPr>
           <w:p>
+            <w:pPr>
+              <w:spacing w:before="20" w:after="20"/>
+            </w:pPr>
             <w:r/>
             <w:r>
               <w:rPr>
@@ -460,6 +974,9 @@
             <w:tcW w:type="dxa" w:w="1514"/>
           </w:tcPr>
           <w:p>
+            <w:pPr>
+              <w:spacing w:before="20" w:after="20"/>
+            </w:pPr>
             <w:r/>
             <w:r>
               <w:rPr>
@@ -467,70 +984,6 @@
                 <w:b w:val="0"/>
                 <w:sz w:val="16"/>
               </w:rPr>
-              <w:t>0</w:t>
-            </w:r>
-          </w:p>
-        </w:tc>
-        <w:tc>
-          <w:tcPr>
-            <w:tcW w:type="dxa" w:w="1514"/>
-          </w:tcPr>
-          <w:p>
-            <w:r/>
-            <w:r>
-              <w:rPr>
-                <w:rFonts w:ascii="Verdana" w:hAnsi="Verdana"/>
-                <w:b w:val="0"/>
-                <w:sz w:val="16"/>
-              </w:rPr>
-              <w:t>4</w:t>
-            </w:r>
-          </w:p>
-        </w:tc>
-        <w:tc>
-          <w:tcPr>
-            <w:tcW w:type="dxa" w:w="1514"/>
-          </w:tcPr>
-          <w:p>
-            <w:r/>
-            <w:r>
-              <w:rPr>
-                <w:rFonts w:ascii="Verdana" w:hAnsi="Verdana"/>
-                <w:b w:val="0"/>
-                <w:sz w:val="16"/>
-              </w:rPr>
-              <w:t>Code table</w:t>
-            </w:r>
-          </w:p>
-        </w:tc>
-        <w:tc>
-          <w:tcPr>
-            <w:tcW w:type="dxa" w:w="1514"/>
-          </w:tcPr>
-          <w:p>
-            <w:r/>
-            <w:r>
-              <w:rPr>
-                <w:rFonts w:ascii="Verdana" w:hAnsi="Verdana"/>
-                <w:b w:val="0"/>
-                <w:sz w:val="16"/>
-              </w:rPr>
-              <w:t>0</w:t>
-            </w:r>
-          </w:p>
-        </w:tc>
-        <w:tc>
-          <w:tcPr>
-            <w:tcW w:type="dxa" w:w="1514"/>
-          </w:tcPr>
-          <w:p>
-            <w:r/>
-            <w:r>
-              <w:rPr>
-                <w:rFonts w:ascii="Verdana" w:hAnsi="Verdana"/>
-                <w:b w:val="0"/>
-                <w:sz w:val="16"/>
-              </w:rPr>
               <w:t>2</w:t>
             </w:r>
           </w:p>
@@ -540,6 +993,9 @@
             <w:tcW w:type="dxa" w:w="1514"/>
           </w:tcPr>
           <w:p>
+            <w:pPr>
+              <w:spacing w:before="20" w:after="20"/>
+            </w:pPr>
             <w:r/>
             <w:r>
               <w:rPr>
@@ -560,6 +1016,9 @@
             <w:tcW w:type="dxa" w:w="1514"/>
           </w:tcPr>
           <w:p>
+            <w:pPr>
+              <w:spacing w:before="20" w:after="20"/>
+            </w:pPr>
             <w:r/>
             <w:r>
               <w:rPr>
@@ -576,6 +1035,9 @@
             <w:tcW w:type="dxa" w:w="1514"/>
           </w:tcPr>
           <w:p>
+            <w:pPr>
+              <w:spacing w:before="20" w:after="20"/>
+            </w:pPr>
             <w:r/>
             <w:r>
               <w:rPr>
@@ -592,6 +1054,27 @@
             <w:tcW w:type="dxa" w:w="1514"/>
           </w:tcPr>
           <w:p>
+            <w:pPr>
+              <w:spacing w:before="20" w:after="20"/>
+            </w:pPr>
+            <w:r/>
+            <w:r>
+              <w:rPr>
+                <w:rFonts w:ascii="Verdana" w:hAnsi="Verdana"/>
+                <w:sz w:val="16"/>
+              </w:rPr>
+              <w:t>Code table</w:t>
+            </w:r>
+          </w:p>
+        </w:tc>
+        <w:tc>
+          <w:tcPr>
+            <w:tcW w:type="dxa" w:w="1514"/>
+          </w:tcPr>
+          <w:p>
+            <w:pPr>
+              <w:spacing w:before="20" w:after="20"/>
+            </w:pPr>
             <w:r/>
             <w:r>
               <w:rPr>
@@ -599,6 +1082,62 @@
                 <w:b w:val="0"/>
                 <w:sz w:val="16"/>
               </w:rPr>
+              <w:t>0</w:t>
+            </w:r>
+          </w:p>
+        </w:tc>
+        <w:tc>
+          <w:tcPr>
+            <w:tcW w:type="dxa" w:w="1514"/>
+          </w:tcPr>
+          <w:p>
+            <w:pPr>
+              <w:spacing w:before="20" w:after="20"/>
+            </w:pPr>
+            <w:r/>
+            <w:r>
+              <w:rPr>
+                <w:rFonts w:ascii="Verdana" w:hAnsi="Verdana"/>
+                <w:b w:val="0"/>
+                <w:sz w:val="16"/>
+              </w:rPr>
+              <w:t>0</w:t>
+            </w:r>
+          </w:p>
+        </w:tc>
+        <w:tc>
+          <w:tcPr>
+            <w:tcW w:type="dxa" w:w="1514"/>
+          </w:tcPr>
+          <w:p>
+            <w:pPr>
+              <w:spacing w:before="20" w:after="20"/>
+            </w:pPr>
+            <w:r/>
+            <w:r>
+              <w:rPr>
+                <w:rFonts w:ascii="Verdana" w:hAnsi="Verdana"/>
+                <w:b w:val="0"/>
+                <w:sz w:val="16"/>
+              </w:rPr>
+              <w:t>4</w:t>
+            </w:r>
+          </w:p>
+        </w:tc>
+        <w:tc>
+          <w:tcPr>
+            <w:tcW w:type="dxa" w:w="1514"/>
+          </w:tcPr>
+          <w:p>
+            <w:pPr>
+              <w:spacing w:before="20" w:after="20"/>
+            </w:pPr>
+            <w:r/>
+            <w:r>
+              <w:rPr>
+                <w:rFonts w:ascii="Verdana" w:hAnsi="Verdana"/>
+                <w:sz w:val="16"/>
+              </w:rPr>
               <w:t>Code table</w:t>
             </w:r>
           </w:p>
@@ -608,6 +1147,9 @@
             <w:tcW w:type="dxa" w:w="1514"/>
           </w:tcPr>
           <w:p>
+            <w:pPr>
+              <w:spacing w:before="20" w:after="20"/>
+            </w:pPr>
             <w:r/>
             <w:r>
               <w:rPr>
@@ -624,6 +1166,9 @@
             <w:tcW w:type="dxa" w:w="1514"/>
           </w:tcPr>
           <w:p>
+            <w:pPr>
+              <w:spacing w:before="20" w:after="20"/>
+            </w:pPr>
             <w:r/>
             <w:r>
               <w:rPr>
@@ -631,70 +1176,6 @@
                 <w:b w:val="0"/>
                 <w:sz w:val="16"/>
               </w:rPr>
-              <w:t>0</w:t>
-            </w:r>
-          </w:p>
-        </w:tc>
-        <w:tc>
-          <w:tcPr>
-            <w:tcW w:type="dxa" w:w="1514"/>
-          </w:tcPr>
-          <w:p>
-            <w:r/>
-            <w:r>
-              <w:rPr>
-                <w:rFonts w:ascii="Verdana" w:hAnsi="Verdana"/>
-                <w:b w:val="0"/>
-                <w:sz w:val="16"/>
-              </w:rPr>
-              <w:t>4</w:t>
-            </w:r>
-          </w:p>
-        </w:tc>
-        <w:tc>
-          <w:tcPr>
-            <w:tcW w:type="dxa" w:w="1514"/>
-          </w:tcPr>
-          <w:p>
-            <w:r/>
-            <w:r>
-              <w:rPr>
-                <w:rFonts w:ascii="Verdana" w:hAnsi="Verdana"/>
-                <w:b w:val="0"/>
-                <w:sz w:val="16"/>
-              </w:rPr>
-              <w:t>Code table</w:t>
-            </w:r>
-          </w:p>
-        </w:tc>
-        <w:tc>
-          <w:tcPr>
-            <w:tcW w:type="dxa" w:w="1514"/>
-          </w:tcPr>
-          <w:p>
-            <w:r/>
-            <w:r>
-              <w:rPr>
-                <w:rFonts w:ascii="Verdana" w:hAnsi="Verdana"/>
-                <w:b w:val="0"/>
-                <w:sz w:val="16"/>
-              </w:rPr>
-              <w:t>0</w:t>
-            </w:r>
-          </w:p>
-        </w:tc>
-        <w:tc>
-          <w:tcPr>
-            <w:tcW w:type="dxa" w:w="1514"/>
-          </w:tcPr>
-          <w:p>
-            <w:r/>
-            <w:r>
-              <w:rPr>
-                <w:rFonts w:ascii="Verdana" w:hAnsi="Verdana"/>
-                <w:b w:val="0"/>
-                <w:sz w:val="16"/>
-              </w:rPr>
               <w:t>2</w:t>
             </w:r>
           </w:p>
@@ -704,6 +1185,9 @@
             <w:tcW w:type="dxa" w:w="1514"/>
           </w:tcPr>
           <w:p>
+            <w:pPr>
+              <w:spacing w:before="20" w:after="20"/>
+            </w:pPr>
             <w:r/>
             <w:r>
               <w:rPr>
@@ -724,6 +1208,9 @@
             <w:tcW w:type="dxa" w:w="1514"/>
           </w:tcPr>
           <w:p>
+            <w:pPr>
+              <w:spacing w:before="20" w:after="20"/>
+            </w:pPr>
             <w:r/>
             <w:r>
               <w:rPr>
@@ -740,6 +1227,9 @@
             <w:tcW w:type="dxa" w:w="1514"/>
           </w:tcPr>
           <w:p>
+            <w:pPr>
+              <w:spacing w:before="20" w:after="20"/>
+            </w:pPr>
             <w:r/>
             <w:r>
               <w:rPr>
@@ -756,6 +1246,27 @@
             <w:tcW w:type="dxa" w:w="1514"/>
           </w:tcPr>
           <w:p>
+            <w:pPr>
+              <w:spacing w:before="20" w:after="20"/>
+            </w:pPr>
+            <w:r/>
+            <w:r>
+              <w:rPr>
+                <w:rFonts w:ascii="Verdana" w:hAnsi="Verdana"/>
+                <w:sz w:val="16"/>
+              </w:rPr>
+              <w:t>m</w:t>
+            </w:r>
+          </w:p>
+        </w:tc>
+        <w:tc>
+          <w:tcPr>
+            <w:tcW w:type="dxa" w:w="1514"/>
+          </w:tcPr>
+          <w:p>
+            <w:pPr>
+              <w:spacing w:before="20" w:after="20"/>
+            </w:pPr>
             <w:r/>
             <w:r>
               <w:rPr>
@@ -763,6 +1274,62 @@
                 <w:b w:val="0"/>
                 <w:sz w:val="16"/>
               </w:rPr>
+              <w:t>3</w:t>
+            </w:r>
+          </w:p>
+        </w:tc>
+        <w:tc>
+          <w:tcPr>
+            <w:tcW w:type="dxa" w:w="1514"/>
+          </w:tcPr>
+          <w:p>
+            <w:pPr>
+              <w:spacing w:before="20" w:after="20"/>
+            </w:pPr>
+            <w:r/>
+            <w:r>
+              <w:rPr>
+                <w:rFonts w:ascii="Verdana" w:hAnsi="Verdana"/>
+                <w:b w:val="0"/>
+                <w:sz w:val="16"/>
+              </w:rPr>
+              <w:t>0</w:t>
+            </w:r>
+          </w:p>
+        </w:tc>
+        <w:tc>
+          <w:tcPr>
+            <w:tcW w:type="dxa" w:w="1514"/>
+          </w:tcPr>
+          <w:p>
+            <w:pPr>
+              <w:spacing w:before="20" w:after="20"/>
+            </w:pPr>
+            <w:r/>
+            <w:r>
+              <w:rPr>
+                <w:rFonts w:ascii="Verdana" w:hAnsi="Verdana"/>
+                <w:b w:val="0"/>
+                <w:sz w:val="16"/>
+              </w:rPr>
+              <w:t>16</w:t>
+            </w:r>
+          </w:p>
+        </w:tc>
+        <w:tc>
+          <w:tcPr>
+            <w:tcW w:type="dxa" w:w="1514"/>
+          </w:tcPr>
+          <w:p>
+            <w:pPr>
+              <w:spacing w:before="20" w:after="20"/>
+            </w:pPr>
+            <w:r/>
+            <w:r>
+              <w:rPr>
+                <w:rFonts w:ascii="Verdana" w:hAnsi="Verdana"/>
+                <w:sz w:val="16"/>
+              </w:rPr>
               <w:t>m</w:t>
             </w:r>
           </w:p>
@@ -772,6 +1339,9 @@
             <w:tcW w:type="dxa" w:w="1514"/>
           </w:tcPr>
           <w:p>
+            <w:pPr>
+              <w:spacing w:before="20" w:after="20"/>
+            </w:pPr>
             <w:r/>
             <w:r>
               <w:rPr>
@@ -788,6 +1358,9 @@
             <w:tcW w:type="dxa" w:w="1514"/>
           </w:tcPr>
           <w:p>
+            <w:pPr>
+              <w:spacing w:before="20" w:after="20"/>
+            </w:pPr>
             <w:r/>
             <w:r>
               <w:rPr>
@@ -795,70 +1368,6 @@
                 <w:b w:val="0"/>
                 <w:sz w:val="16"/>
               </w:rPr>
-              <w:t>0</w:t>
-            </w:r>
-          </w:p>
-        </w:tc>
-        <w:tc>
-          <w:tcPr>
-            <w:tcW w:type="dxa" w:w="1514"/>
-          </w:tcPr>
-          <w:p>
-            <w:r/>
-            <w:r>
-              <w:rPr>
-                <w:rFonts w:ascii="Verdana" w:hAnsi="Verdana"/>
-                <w:b w:val="0"/>
-                <w:sz w:val="16"/>
-              </w:rPr>
-              <w:t>16</w:t>
-            </w:r>
-          </w:p>
-        </w:tc>
-        <w:tc>
-          <w:tcPr>
-            <w:tcW w:type="dxa" w:w="1514"/>
-          </w:tcPr>
-          <w:p>
-            <w:r/>
-            <w:r>
-              <w:rPr>
-                <w:rFonts w:ascii="Verdana" w:hAnsi="Verdana"/>
-                <w:b w:val="0"/>
-                <w:sz w:val="16"/>
-              </w:rPr>
-              <w:t>m</w:t>
-            </w:r>
-          </w:p>
-        </w:tc>
-        <w:tc>
-          <w:tcPr>
-            <w:tcW w:type="dxa" w:w="1514"/>
-          </w:tcPr>
-          <w:p>
-            <w:r/>
-            <w:r>
-              <w:rPr>
-                <w:rFonts w:ascii="Verdana" w:hAnsi="Verdana"/>
-                <w:b w:val="0"/>
-                <w:sz w:val="16"/>
-              </w:rPr>
-              <w:t>3</w:t>
-            </w:r>
-          </w:p>
-        </w:tc>
-        <w:tc>
-          <w:tcPr>
-            <w:tcW w:type="dxa" w:w="1514"/>
-          </w:tcPr>
-          <w:p>
-            <w:r/>
-            <w:r>
-              <w:rPr>
-                <w:rFonts w:ascii="Verdana" w:hAnsi="Verdana"/>
-                <w:b w:val="0"/>
-                <w:sz w:val="16"/>
-              </w:rPr>
               <w:t>5</w:t>
             </w:r>
           </w:p>
@@ -868,6 +1377,9 @@
             <w:tcW w:type="dxa" w:w="1514"/>
           </w:tcPr>
           <w:p>
+            <w:pPr>
+              <w:spacing w:before="20" w:after="20"/>
+            </w:pPr>
             <w:r/>
             <w:r>
               <w:rPr>
@@ -888,6 +1400,9 @@
             <w:tcW w:type="dxa" w:w="1514"/>
           </w:tcPr>
           <w:p>
+            <w:pPr>
+              <w:spacing w:before="20" w:after="20"/>
+            </w:pPr>
             <w:r/>
             <w:r>
               <w:rPr>
@@ -904,6 +1419,9 @@
             <w:tcW w:type="dxa" w:w="1514"/>
           </w:tcPr>
           <w:p>
+            <w:pPr>
+              <w:spacing w:before="20" w:after="20"/>
+            </w:pPr>
             <w:r/>
             <w:r>
               <w:rPr>
@@ -920,6 +1438,27 @@
             <w:tcW w:type="dxa" w:w="1514"/>
           </w:tcPr>
           <w:p>
+            <w:pPr>
+              <w:spacing w:before="20" w:after="20"/>
+            </w:pPr>
+            <w:r/>
+            <w:r>
+              <w:rPr>
+                <w:rFonts w:ascii="Verdana" w:hAnsi="Verdana"/>
+                <w:sz w:val="16"/>
+              </w:rPr>
+              <w:t>m</w:t>
+            </w:r>
+          </w:p>
+        </w:tc>
+        <w:tc>
+          <w:tcPr>
+            <w:tcW w:type="dxa" w:w="1514"/>
+          </w:tcPr>
+          <w:p>
+            <w:pPr>
+              <w:spacing w:before="20" w:after="20"/>
+            </w:pPr>
             <w:r/>
             <w:r>
               <w:rPr>
@@ -927,6 +1466,62 @@
                 <w:b w:val="0"/>
                 <w:sz w:val="16"/>
               </w:rPr>
+              <w:t>3</w:t>
+            </w:r>
+          </w:p>
+        </w:tc>
+        <w:tc>
+          <w:tcPr>
+            <w:tcW w:type="dxa" w:w="1514"/>
+          </w:tcPr>
+          <w:p>
+            <w:pPr>
+              <w:spacing w:before="20" w:after="20"/>
+            </w:pPr>
+            <w:r/>
+            <w:r>
+              <w:rPr>
+                <w:rFonts w:ascii="Verdana" w:hAnsi="Verdana"/>
+                <w:b w:val="0"/>
+                <w:sz w:val="16"/>
+              </w:rPr>
+              <w:t>0</w:t>
+            </w:r>
+          </w:p>
+        </w:tc>
+        <w:tc>
+          <w:tcPr>
+            <w:tcW w:type="dxa" w:w="1514"/>
+          </w:tcPr>
+          <w:p>
+            <w:pPr>
+              <w:spacing w:before="20" w:after="20"/>
+            </w:pPr>
+            <w:r/>
+            <w:r>
+              <w:rPr>
+                <w:rFonts w:ascii="Verdana" w:hAnsi="Verdana"/>
+                <w:b w:val="0"/>
+                <w:sz w:val="16"/>
+              </w:rPr>
+              <w:t>16</w:t>
+            </w:r>
+          </w:p>
+        </w:tc>
+        <w:tc>
+          <w:tcPr>
+            <w:tcW w:type="dxa" w:w="1514"/>
+          </w:tcPr>
+          <w:p>
+            <w:pPr>
+              <w:spacing w:before="20" w:after="20"/>
+            </w:pPr>
+            <w:r/>
+            <w:r>
+              <w:rPr>
+                <w:rFonts w:ascii="Verdana" w:hAnsi="Verdana"/>
+                <w:sz w:val="16"/>
+              </w:rPr>
               <w:t>m</w:t>
             </w:r>
           </w:p>
@@ -936,6 +1531,9 @@
             <w:tcW w:type="dxa" w:w="1514"/>
           </w:tcPr>
           <w:p>
+            <w:pPr>
+              <w:spacing w:before="20" w:after="20"/>
+            </w:pPr>
             <w:r/>
             <w:r>
               <w:rPr>
@@ -952,6 +1550,9 @@
             <w:tcW w:type="dxa" w:w="1514"/>
           </w:tcPr>
           <w:p>
+            <w:pPr>
+              <w:spacing w:before="20" w:after="20"/>
+            </w:pPr>
             <w:r/>
             <w:r>
               <w:rPr>
@@ -959,70 +1560,6 @@
                 <w:b w:val="0"/>
                 <w:sz w:val="16"/>
               </w:rPr>
-              <w:t>0</w:t>
-            </w:r>
-          </w:p>
-        </w:tc>
-        <w:tc>
-          <w:tcPr>
-            <w:tcW w:type="dxa" w:w="1514"/>
-          </w:tcPr>
-          <w:p>
-            <w:r/>
-            <w:r>
-              <w:rPr>
-                <w:rFonts w:ascii="Verdana" w:hAnsi="Verdana"/>
-                <w:b w:val="0"/>
-                <w:sz w:val="16"/>
-              </w:rPr>
-              <w:t>16</w:t>
-            </w:r>
-          </w:p>
-        </w:tc>
-        <w:tc>
-          <w:tcPr>
-            <w:tcW w:type="dxa" w:w="1514"/>
-          </w:tcPr>
-          <w:p>
-            <w:r/>
-            <w:r>
-              <w:rPr>
-                <w:rFonts w:ascii="Verdana" w:hAnsi="Verdana"/>
-                <w:b w:val="0"/>
-                <w:sz w:val="16"/>
-              </w:rPr>
-              <w:t>m</w:t>
-            </w:r>
-          </w:p>
-        </w:tc>
-        <w:tc>
-          <w:tcPr>
-            <w:tcW w:type="dxa" w:w="1514"/>
-          </w:tcPr>
-          <w:p>
-            <w:r/>
-            <w:r>
-              <w:rPr>
-                <w:rFonts w:ascii="Verdana" w:hAnsi="Verdana"/>
-                <w:b w:val="0"/>
-                <w:sz w:val="16"/>
-              </w:rPr>
-              <w:t>3</w:t>
-            </w:r>
-          </w:p>
-        </w:tc>
-        <w:tc>
-          <w:tcPr>
-            <w:tcW w:type="dxa" w:w="1514"/>
-          </w:tcPr>
-          <w:p>
-            <w:r/>
-            <w:r>
-              <w:rPr>
-                <w:rFonts w:ascii="Verdana" w:hAnsi="Verdana"/>
-                <w:b w:val="0"/>
-                <w:sz w:val="16"/>
-              </w:rPr>
               <w:t>5</w:t>
             </w:r>
           </w:p>
@@ -1032,6 +1569,9 @@
             <w:tcW w:type="dxa" w:w="1514"/>
           </w:tcPr>
           <w:p>
+            <w:pPr>
+              <w:spacing w:before="20" w:after="20"/>
+            </w:pPr>
             <w:r/>
             <w:r>
               <w:rPr>
@@ -1052,6 +1592,9 @@
             <w:tcW w:type="dxa" w:w="1514"/>
           </w:tcPr>
           <w:p>
+            <w:pPr>
+              <w:spacing w:before="20" w:after="20"/>
+            </w:pPr>
             <w:r/>
             <w:r>
               <w:rPr>
@@ -1068,6 +1611,9 @@
             <w:tcW w:type="dxa" w:w="1514"/>
           </w:tcPr>
           <w:p>
+            <w:pPr>
+              <w:spacing w:before="20" w:after="20"/>
+            </w:pPr>
             <w:r/>
             <w:r>
               <w:rPr>
@@ -1084,6 +1630,27 @@
             <w:tcW w:type="dxa" w:w="1514"/>
           </w:tcPr>
           <w:p>
+            <w:pPr>
+              <w:spacing w:before="20" w:after="20"/>
+            </w:pPr>
+            <w:r/>
+            <w:r>
+              <w:rPr>
+                <w:rFonts w:ascii="Verdana" w:hAnsi="Verdana"/>
+                <w:sz w:val="16"/>
+              </w:rPr>
+              <w:t>m</w:t>
+            </w:r>
+          </w:p>
+        </w:tc>
+        <w:tc>
+          <w:tcPr>
+            <w:tcW w:type="dxa" w:w="1514"/>
+          </w:tcPr>
+          <w:p>
+            <w:pPr>
+              <w:spacing w:before="20" w:after="20"/>
+            </w:pPr>
             <w:r/>
             <w:r>
               <w:rPr>
@@ -1091,6 +1658,62 @@
                 <w:b w:val="0"/>
                 <w:sz w:val="16"/>
               </w:rPr>
+              <w:t>3</w:t>
+            </w:r>
+          </w:p>
+        </w:tc>
+        <w:tc>
+          <w:tcPr>
+            <w:tcW w:type="dxa" w:w="1514"/>
+          </w:tcPr>
+          <w:p>
+            <w:pPr>
+              <w:spacing w:before="20" w:after="20"/>
+            </w:pPr>
+            <w:r/>
+            <w:r>
+              <w:rPr>
+                <w:rFonts w:ascii="Verdana" w:hAnsi="Verdana"/>
+                <w:b w:val="0"/>
+                <w:sz w:val="16"/>
+              </w:rPr>
+              <w:t>0</w:t>
+            </w:r>
+          </w:p>
+        </w:tc>
+        <w:tc>
+          <w:tcPr>
+            <w:tcW w:type="dxa" w:w="1514"/>
+          </w:tcPr>
+          <w:p>
+            <w:pPr>
+              <w:spacing w:before="20" w:after="20"/>
+            </w:pPr>
+            <w:r/>
+            <w:r>
+              <w:rPr>
+                <w:rFonts w:ascii="Verdana" w:hAnsi="Verdana"/>
+                <w:b w:val="0"/>
+                <w:sz w:val="16"/>
+              </w:rPr>
+              <w:t>16</w:t>
+            </w:r>
+          </w:p>
+        </w:tc>
+        <w:tc>
+          <w:tcPr>
+            <w:tcW w:type="dxa" w:w="1514"/>
+          </w:tcPr>
+          <w:p>
+            <w:pPr>
+              <w:spacing w:before="20" w:after="20"/>
+            </w:pPr>
+            <w:r/>
+            <w:r>
+              <w:rPr>
+                <w:rFonts w:ascii="Verdana" w:hAnsi="Verdana"/>
+                <w:sz w:val="16"/>
+              </w:rPr>
               <w:t>m</w:t>
             </w:r>
           </w:p>
@@ -1100,6 +1723,9 @@
             <w:tcW w:type="dxa" w:w="1514"/>
           </w:tcPr>
           <w:p>
+            <w:pPr>
+              <w:spacing w:before="20" w:after="20"/>
+            </w:pPr>
             <w:r/>
             <w:r>
               <w:rPr>
@@ -1116,6 +1742,9 @@
             <w:tcW w:type="dxa" w:w="1514"/>
           </w:tcPr>
           <w:p>
+            <w:pPr>
+              <w:spacing w:before="20" w:after="20"/>
+            </w:pPr>
             <w:r/>
             <w:r>
               <w:rPr>
@@ -1123,70 +1752,6 @@
                 <w:b w:val="0"/>
                 <w:sz w:val="16"/>
               </w:rPr>
-              <w:t>0</w:t>
-            </w:r>
-          </w:p>
-        </w:tc>
-        <w:tc>
-          <w:tcPr>
-            <w:tcW w:type="dxa" w:w="1514"/>
-          </w:tcPr>
-          <w:p>
-            <w:r/>
-            <w:r>
-              <w:rPr>
-                <w:rFonts w:ascii="Verdana" w:hAnsi="Verdana"/>
-                <w:b w:val="0"/>
-                <w:sz w:val="16"/>
-              </w:rPr>
-              <w:t>16</w:t>
-            </w:r>
-          </w:p>
-        </w:tc>
-        <w:tc>
-          <w:tcPr>
-            <w:tcW w:type="dxa" w:w="1514"/>
-          </w:tcPr>
-          <w:p>
-            <w:r/>
-            <w:r>
-              <w:rPr>
-                <w:rFonts w:ascii="Verdana" w:hAnsi="Verdana"/>
-                <w:b w:val="0"/>
-                <w:sz w:val="16"/>
-              </w:rPr>
-              <w:t>m</w:t>
-            </w:r>
-          </w:p>
-        </w:tc>
-        <w:tc>
-          <w:tcPr>
-            <w:tcW w:type="dxa" w:w="1514"/>
-          </w:tcPr>
-          <w:p>
-            <w:r/>
-            <w:r>
-              <w:rPr>
-                <w:rFonts w:ascii="Verdana" w:hAnsi="Verdana"/>
-                <w:b w:val="0"/>
-                <w:sz w:val="16"/>
-              </w:rPr>
-              <w:t>3</w:t>
-            </w:r>
-          </w:p>
-        </w:tc>
-        <w:tc>
-          <w:tcPr>
-            <w:tcW w:type="dxa" w:w="1514"/>
-          </w:tcPr>
-          <w:p>
-            <w:r/>
-            <w:r>
-              <w:rPr>
-                <w:rFonts w:ascii="Verdana" w:hAnsi="Verdana"/>
-                <w:b w:val="0"/>
-                <w:sz w:val="16"/>
-              </w:rPr>
               <w:t>5</w:t>
             </w:r>
           </w:p>
@@ -1196,6 +1761,9 @@
             <w:tcW w:type="dxa" w:w="1514"/>
           </w:tcPr>
           <w:p>
+            <w:pPr>
+              <w:spacing w:before="20" w:after="20"/>
+            </w:pPr>
             <w:r/>
             <w:r>
               <w:rPr>
@@ -1216,6 +1784,9 @@
             <w:tcW w:type="dxa" w:w="1514"/>
           </w:tcPr>
           <w:p>
+            <w:pPr>
+              <w:spacing w:before="20" w:after="20"/>
+            </w:pPr>
             <w:r/>
             <w:r>
               <w:rPr>
@@ -1232,6 +1803,9 @@
             <w:tcW w:type="dxa" w:w="1514"/>
           </w:tcPr>
           <w:p>
+            <w:pPr>
+              <w:spacing w:before="20" w:after="20"/>
+            </w:pPr>
             <w:r/>
             <w:r>
               <w:rPr>
@@ -1248,6 +1822,27 @@
             <w:tcW w:type="dxa" w:w="1514"/>
           </w:tcPr>
           <w:p>
+            <w:pPr>
+              <w:spacing w:before="20" w:after="20"/>
+            </w:pPr>
+            <w:r/>
+            <w:r>
+              <w:rPr>
+                <w:rFonts w:ascii="Verdana" w:hAnsi="Verdana"/>
+                <w:sz w:val="16"/>
+              </w:rPr>
+              <w:t>Code table</w:t>
+            </w:r>
+          </w:p>
+        </w:tc>
+        <w:tc>
+          <w:tcPr>
+            <w:tcW w:type="dxa" w:w="1514"/>
+          </w:tcPr>
+          <w:p>
+            <w:pPr>
+              <w:spacing w:before="20" w:after="20"/>
+            </w:pPr>
             <w:r/>
             <w:r>
               <w:rPr>
@@ -1255,6 +1850,62 @@
                 <w:b w:val="0"/>
                 <w:sz w:val="16"/>
               </w:rPr>
+              <w:t>0</w:t>
+            </w:r>
+          </w:p>
+        </w:tc>
+        <w:tc>
+          <w:tcPr>
+            <w:tcW w:type="dxa" w:w="1514"/>
+          </w:tcPr>
+          <w:p>
+            <w:pPr>
+              <w:spacing w:before="20" w:after="20"/>
+            </w:pPr>
+            <w:r/>
+            <w:r>
+              <w:rPr>
+                <w:rFonts w:ascii="Verdana" w:hAnsi="Verdana"/>
+                <w:b w:val="0"/>
+                <w:sz w:val="16"/>
+              </w:rPr>
+              <w:t>0</w:t>
+            </w:r>
+          </w:p>
+        </w:tc>
+        <w:tc>
+          <w:tcPr>
+            <w:tcW w:type="dxa" w:w="1514"/>
+          </w:tcPr>
+          <w:p>
+            <w:pPr>
+              <w:spacing w:before="20" w:after="20"/>
+            </w:pPr>
+            <w:r/>
+            <w:r>
+              <w:rPr>
+                <w:rFonts w:ascii="Verdana" w:hAnsi="Verdana"/>
+                <w:b w:val="0"/>
+                <w:sz w:val="16"/>
+              </w:rPr>
+              <w:t>3</w:t>
+            </w:r>
+          </w:p>
+        </w:tc>
+        <w:tc>
+          <w:tcPr>
+            <w:tcW w:type="dxa" w:w="1514"/>
+          </w:tcPr>
+          <w:p>
+            <w:pPr>
+              <w:spacing w:before="20" w:after="20"/>
+            </w:pPr>
+            <w:r/>
+            <w:r>
+              <w:rPr>
+                <w:rFonts w:ascii="Verdana" w:hAnsi="Verdana"/>
+                <w:sz w:val="16"/>
+              </w:rPr>
               <w:t>Code table</w:t>
             </w:r>
           </w:p>
@@ -1264,6 +1915,9 @@
             <w:tcW w:type="dxa" w:w="1514"/>
           </w:tcPr>
           <w:p>
+            <w:pPr>
+              <w:spacing w:before="20" w:after="20"/>
+            </w:pPr>
             <w:r/>
             <w:r>
               <w:rPr>
@@ -1280,6 +1934,9 @@
             <w:tcW w:type="dxa" w:w="1514"/>
           </w:tcPr>
           <w:p>
+            <w:pPr>
+              <w:spacing w:before="20" w:after="20"/>
+            </w:pPr>
             <w:r/>
             <w:r>
               <w:rPr>
@@ -1287,70 +1944,6 @@
                 <w:b w:val="0"/>
                 <w:sz w:val="16"/>
               </w:rPr>
-              <w:t>0</w:t>
-            </w:r>
-          </w:p>
-        </w:tc>
-        <w:tc>
-          <w:tcPr>
-            <w:tcW w:type="dxa" w:w="1514"/>
-          </w:tcPr>
-          <w:p>
-            <w:r/>
-            <w:r>
-              <w:rPr>
-                <w:rFonts w:ascii="Verdana" w:hAnsi="Verdana"/>
-                <w:b w:val="0"/>
-                <w:sz w:val="16"/>
-              </w:rPr>
-              <w:t>3</w:t>
-            </w:r>
-          </w:p>
-        </w:tc>
-        <w:tc>
-          <w:tcPr>
-            <w:tcW w:type="dxa" w:w="1514"/>
-          </w:tcPr>
-          <w:p>
-            <w:r/>
-            <w:r>
-              <w:rPr>
-                <w:rFonts w:ascii="Verdana" w:hAnsi="Verdana"/>
-                <w:b w:val="0"/>
-                <w:sz w:val="16"/>
-              </w:rPr>
-              <w:t>Code table</w:t>
-            </w:r>
-          </w:p>
-        </w:tc>
-        <w:tc>
-          <w:tcPr>
-            <w:tcW w:type="dxa" w:w="1514"/>
-          </w:tcPr>
-          <w:p>
-            <w:r/>
-            <w:r>
-              <w:rPr>
-                <w:rFonts w:ascii="Verdana" w:hAnsi="Verdana"/>
-                <w:b w:val="0"/>
-                <w:sz w:val="16"/>
-              </w:rPr>
-              <w:t>0</w:t>
-            </w:r>
-          </w:p>
-        </w:tc>
-        <w:tc>
-          <w:tcPr>
-            <w:tcW w:type="dxa" w:w="1514"/>
-          </w:tcPr>
-          <w:p>
-            <w:r/>
-            <w:r>
-              <w:rPr>
-                <w:rFonts w:ascii="Verdana" w:hAnsi="Verdana"/>
-                <w:b w:val="0"/>
-                <w:sz w:val="16"/>
-              </w:rPr>
               <w:t>1</w:t>
             </w:r>
           </w:p>
@@ -1360,6 +1953,9 @@
             <w:tcW w:type="dxa" w:w="1514"/>
           </w:tcPr>
           <w:p>
+            <w:pPr>
+              <w:spacing w:before="20" w:after="20"/>
+            </w:pPr>
             <w:r/>
             <w:r>
               <w:rPr>
@@ -1380,6 +1976,9 @@
             <w:tcW w:type="dxa" w:w="1514"/>
           </w:tcPr>
           <w:p>
+            <w:pPr>
+              <w:spacing w:before="20" w:after="20"/>
+            </w:pPr>
             <w:r/>
             <w:r>
               <w:rPr>
@@ -1396,6 +1995,9 @@
             <w:tcW w:type="dxa" w:w="1514"/>
           </w:tcPr>
           <w:p>
+            <w:pPr>
+              <w:spacing w:before="20" w:after="20"/>
+            </w:pPr>
             <w:r/>
             <w:r>
               <w:rPr>
@@ -1412,6 +2014,27 @@
             <w:tcW w:type="dxa" w:w="1514"/>
           </w:tcPr>
           <w:p>
+            <w:pPr>
+              <w:spacing w:before="20" w:after="20"/>
+            </w:pPr>
+            <w:r/>
+            <w:r>
+              <w:rPr>
+                <w:rFonts w:ascii="Verdana" w:hAnsi="Verdana"/>
+                <w:sz w:val="16"/>
+              </w:rPr>
+              <w:t>m/s</w:t>
+            </w:r>
+          </w:p>
+        </w:tc>
+        <w:tc>
+          <w:tcPr>
+            <w:tcW w:type="dxa" w:w="1514"/>
+          </w:tcPr>
+          <w:p>
+            <w:pPr>
+              <w:spacing w:before="20" w:after="20"/>
+            </w:pPr>
             <w:r/>
             <w:r>
               <w:rPr>
@@ -1419,6 +2042,62 @@
                 <w:b w:val="0"/>
                 <w:sz w:val="16"/>
               </w:rPr>
+              <w:t>1</w:t>
+            </w:r>
+          </w:p>
+        </w:tc>
+        <w:tc>
+          <w:tcPr>
+            <w:tcW w:type="dxa" w:w="1514"/>
+          </w:tcPr>
+          <w:p>
+            <w:pPr>
+              <w:spacing w:before="20" w:after="20"/>
+            </w:pPr>
+            <w:r/>
+            <w:r>
+              <w:rPr>
+                <w:rFonts w:ascii="Verdana" w:hAnsi="Verdana"/>
+                <w:b w:val="0"/>
+                <w:sz w:val="16"/>
+              </w:rPr>
+              <w:t>0</w:t>
+            </w:r>
+          </w:p>
+        </w:tc>
+        <w:tc>
+          <w:tcPr>
+            <w:tcW w:type="dxa" w:w="1514"/>
+          </w:tcPr>
+          <w:p>
+            <w:pPr>
+              <w:spacing w:before="20" w:after="20"/>
+            </w:pPr>
+            <w:r/>
+            <w:r>
+              <w:rPr>
+                <w:rFonts w:ascii="Verdana" w:hAnsi="Verdana"/>
+                <w:b w:val="0"/>
+                <w:sz w:val="16"/>
+              </w:rPr>
+              <w:t>9</w:t>
+            </w:r>
+          </w:p>
+        </w:tc>
+        <w:tc>
+          <w:tcPr>
+            <w:tcW w:type="dxa" w:w="1514"/>
+          </w:tcPr>
+          <w:p>
+            <w:pPr>
+              <w:spacing w:before="20" w:after="20"/>
+            </w:pPr>
+            <w:r/>
+            <w:r>
+              <w:rPr>
+                <w:rFonts w:ascii="Verdana" w:hAnsi="Verdana"/>
+                <w:sz w:val="16"/>
+              </w:rPr>
               <w:t>m/s</w:t>
             </w:r>
           </w:p>
@@ -1428,6 +2107,9 @@
             <w:tcW w:type="dxa" w:w="1514"/>
           </w:tcPr>
           <w:p>
+            <w:pPr>
+              <w:spacing w:before="20" w:after="20"/>
+            </w:pPr>
             <w:r/>
             <w:r>
               <w:rPr>
@@ -1444,6 +2126,9 @@
             <w:tcW w:type="dxa" w:w="1514"/>
           </w:tcPr>
           <w:p>
+            <w:pPr>
+              <w:spacing w:before="20" w:after="20"/>
+            </w:pPr>
             <w:r/>
             <w:r>
               <w:rPr>
@@ -1451,70 +2136,6 @@
                 <w:b w:val="0"/>
                 <w:sz w:val="16"/>
               </w:rPr>
-              <w:t>0</w:t>
-            </w:r>
-          </w:p>
-        </w:tc>
-        <w:tc>
-          <w:tcPr>
-            <w:tcW w:type="dxa" w:w="1514"/>
-          </w:tcPr>
-          <w:p>
-            <w:r/>
-            <w:r>
-              <w:rPr>
-                <w:rFonts w:ascii="Verdana" w:hAnsi="Verdana"/>
-                <w:b w:val="0"/>
-                <w:sz w:val="16"/>
-              </w:rPr>
-              <w:t>9</w:t>
-            </w:r>
-          </w:p>
-        </w:tc>
-        <w:tc>
-          <w:tcPr>
-            <w:tcW w:type="dxa" w:w="1514"/>
-          </w:tcPr>
-          <w:p>
-            <w:r/>
-            <w:r>
-              <w:rPr>
-                <w:rFonts w:ascii="Verdana" w:hAnsi="Verdana"/>
-                <w:b w:val="0"/>
-                <w:sz w:val="16"/>
-              </w:rPr>
-              <w:t>m/s</w:t>
-            </w:r>
-          </w:p>
-        </w:tc>
-        <w:tc>
-          <w:tcPr>
-            <w:tcW w:type="dxa" w:w="1514"/>
-          </w:tcPr>
-          <w:p>
-            <w:r/>
-            <w:r>
-              <w:rPr>
-                <w:rFonts w:ascii="Verdana" w:hAnsi="Verdana"/>
-                <w:b w:val="0"/>
-                <w:sz w:val="16"/>
-              </w:rPr>
-              <w:t>1</w:t>
-            </w:r>
-          </w:p>
-        </w:tc>
-        <w:tc>
-          <w:tcPr>
-            <w:tcW w:type="dxa" w:w="1514"/>
-          </w:tcPr>
-          <w:p>
-            <w:r/>
-            <w:r>
-              <w:rPr>
-                <w:rFonts w:ascii="Verdana" w:hAnsi="Verdana"/>
-                <w:b w:val="0"/>
-                <w:sz w:val="16"/>
-              </w:rPr>
               <w:t>3</w:t>
             </w:r>
           </w:p>
@@ -1524,6 +2145,9 @@
             <w:tcW w:type="dxa" w:w="1514"/>
           </w:tcPr>
           <w:p>
+            <w:pPr>
+              <w:spacing w:before="20" w:after="20"/>
+            </w:pPr>
             <w:r/>
             <w:r>
               <w:rPr>
@@ -1544,6 +2168,9 @@
             <w:tcW w:type="dxa" w:w="1514"/>
           </w:tcPr>
           <w:p>
+            <w:pPr>
+              <w:spacing w:before="20" w:after="20"/>
+            </w:pPr>
             <w:r/>
             <w:r>
               <w:rPr>
@@ -1560,6 +2187,9 @@
             <w:tcW w:type="dxa" w:w="1514"/>
           </w:tcPr>
           <w:p>
+            <w:pPr>
+              <w:spacing w:before="20" w:after="20"/>
+            </w:pPr>
             <w:r/>
             <w:r>
               <w:rPr>
@@ -1576,6 +2206,27 @@
             <w:tcW w:type="dxa" w:w="1514"/>
           </w:tcPr>
           <w:p>
+            <w:pPr>
+              <w:spacing w:before="20" w:after="20"/>
+            </w:pPr>
+            <w:r/>
+            <w:r>
+              <w:rPr>
+                <w:rFonts w:ascii="Verdana" w:hAnsi="Verdana"/>
+                <w:sz w:val="16"/>
+              </w:rPr>
+              <w:t>Code table</w:t>
+            </w:r>
+          </w:p>
+        </w:tc>
+        <w:tc>
+          <w:tcPr>
+            <w:tcW w:type="dxa" w:w="1514"/>
+          </w:tcPr>
+          <w:p>
+            <w:pPr>
+              <w:spacing w:before="20" w:after="20"/>
+            </w:pPr>
             <w:r/>
             <w:r>
               <w:rPr>
@@ -1583,6 +2234,62 @@
                 <w:b w:val="0"/>
                 <w:sz w:val="16"/>
               </w:rPr>
+              <w:t>0</w:t>
+            </w:r>
+          </w:p>
+        </w:tc>
+        <w:tc>
+          <w:tcPr>
+            <w:tcW w:type="dxa" w:w="1514"/>
+          </w:tcPr>
+          <w:p>
+            <w:pPr>
+              <w:spacing w:before="20" w:after="20"/>
+            </w:pPr>
+            <w:r/>
+            <w:r>
+              <w:rPr>
+                <w:rFonts w:ascii="Verdana" w:hAnsi="Verdana"/>
+                <w:b w:val="0"/>
+                <w:sz w:val="16"/>
+              </w:rPr>
+              <w:t>0</w:t>
+            </w:r>
+          </w:p>
+        </w:tc>
+        <w:tc>
+          <w:tcPr>
+            <w:tcW w:type="dxa" w:w="1514"/>
+          </w:tcPr>
+          <w:p>
+            <w:pPr>
+              <w:spacing w:before="20" w:after="20"/>
+            </w:pPr>
+            <w:r/>
+            <w:r>
+              <w:rPr>
+                <w:rFonts w:ascii="Verdana" w:hAnsi="Verdana"/>
+                <w:b w:val="0"/>
+                <w:sz w:val="16"/>
+              </w:rPr>
+              <w:t>4</w:t>
+            </w:r>
+          </w:p>
+        </w:tc>
+        <w:tc>
+          <w:tcPr>
+            <w:tcW w:type="dxa" w:w="1514"/>
+          </w:tcPr>
+          <w:p>
+            <w:pPr>
+              <w:spacing w:before="20" w:after="20"/>
+            </w:pPr>
+            <w:r/>
+            <w:r>
+              <w:rPr>
+                <w:rFonts w:ascii="Verdana" w:hAnsi="Verdana"/>
+                <w:sz w:val="16"/>
+              </w:rPr>
               <w:t>Code table</w:t>
             </w:r>
           </w:p>
@@ -1592,6 +2299,9 @@
             <w:tcW w:type="dxa" w:w="1514"/>
           </w:tcPr>
           <w:p>
+            <w:pPr>
+              <w:spacing w:before="20" w:after="20"/>
+            </w:pPr>
             <w:r/>
             <w:r>
               <w:rPr>
@@ -1608,6 +2318,9 @@
             <w:tcW w:type="dxa" w:w="1514"/>
           </w:tcPr>
           <w:p>
+            <w:pPr>
+              <w:spacing w:before="20" w:after="20"/>
+            </w:pPr>
             <w:r/>
             <w:r>
               <w:rPr>
@@ -1615,70 +2328,6 @@
                 <w:b w:val="0"/>
                 <w:sz w:val="16"/>
               </w:rPr>
-              <w:t>0</w:t>
-            </w:r>
-          </w:p>
-        </w:tc>
-        <w:tc>
-          <w:tcPr>
-            <w:tcW w:type="dxa" w:w="1514"/>
-          </w:tcPr>
-          <w:p>
-            <w:r/>
-            <w:r>
-              <w:rPr>
-                <w:rFonts w:ascii="Verdana" w:hAnsi="Verdana"/>
-                <w:b w:val="0"/>
-                <w:sz w:val="16"/>
-              </w:rPr>
-              <w:t>4</w:t>
-            </w:r>
-          </w:p>
-        </w:tc>
-        <w:tc>
-          <w:tcPr>
-            <w:tcW w:type="dxa" w:w="1514"/>
-          </w:tcPr>
-          <w:p>
-            <w:r/>
-            <w:r>
-              <w:rPr>
-                <w:rFonts w:ascii="Verdana" w:hAnsi="Verdana"/>
-                <w:b w:val="0"/>
-                <w:sz w:val="16"/>
-              </w:rPr>
-              <w:t>Code table</w:t>
-            </w:r>
-          </w:p>
-        </w:tc>
-        <w:tc>
-          <w:tcPr>
-            <w:tcW w:type="dxa" w:w="1514"/>
-          </w:tcPr>
-          <w:p>
-            <w:r/>
-            <w:r>
-              <w:rPr>
-                <w:rFonts w:ascii="Verdana" w:hAnsi="Verdana"/>
-                <w:b w:val="0"/>
-                <w:sz w:val="16"/>
-              </w:rPr>
-              <w:t>0</w:t>
-            </w:r>
-          </w:p>
-        </w:tc>
-        <w:tc>
-          <w:tcPr>
-            <w:tcW w:type="dxa" w:w="1514"/>
-          </w:tcPr>
-          <w:p>
-            <w:r/>
-            <w:r>
-              <w:rPr>
-                <w:rFonts w:ascii="Verdana" w:hAnsi="Verdana"/>
-                <w:b w:val="0"/>
-                <w:sz w:val="16"/>
-              </w:rPr>
               <w:t>2</w:t>
             </w:r>
           </w:p>
@@ -1688,6 +2337,9 @@
             <w:tcW w:type="dxa" w:w="1514"/>
           </w:tcPr>
           <w:p>
+            <w:pPr>
+              <w:spacing w:before="20" w:after="20"/>
+            </w:pPr>
             <w:r/>
             <w:r>
               <w:rPr>
@@ -1708,6 +2360,9 @@
             <w:tcW w:type="dxa" w:w="1514"/>
           </w:tcPr>
           <w:p>
+            <w:pPr>
+              <w:spacing w:before="20" w:after="20"/>
+            </w:pPr>
             <w:r/>
             <w:r>
               <w:rPr>
@@ -1724,6 +2379,9 @@
             <w:tcW w:type="dxa" w:w="1514"/>
           </w:tcPr>
           <w:p>
+            <w:pPr>
+              <w:spacing w:before="20" w:after="20"/>
+            </w:pPr>
             <w:r/>
             <w:r>
               <w:rPr>
@@ -1740,6 +2398,27 @@
             <w:tcW w:type="dxa" w:w="1514"/>
           </w:tcPr>
           <w:p>
+            <w:pPr>
+              <w:spacing w:before="20" w:after="20"/>
+            </w:pPr>
+            <w:r/>
+            <w:r>
+              <w:rPr>
+                <w:rFonts w:ascii="Verdana" w:hAnsi="Verdana"/>
+                <w:sz w:val="16"/>
+              </w:rPr>
+              <w:t>Code table</w:t>
+            </w:r>
+          </w:p>
+        </w:tc>
+        <w:tc>
+          <w:tcPr>
+            <w:tcW w:type="dxa" w:w="1514"/>
+          </w:tcPr>
+          <w:p>
+            <w:pPr>
+              <w:spacing w:before="20" w:after="20"/>
+            </w:pPr>
             <w:r/>
             <w:r>
               <w:rPr>
@@ -1747,6 +2426,62 @@
                 <w:b w:val="0"/>
                 <w:sz w:val="16"/>
               </w:rPr>
+              <w:t>0</w:t>
+            </w:r>
+          </w:p>
+        </w:tc>
+        <w:tc>
+          <w:tcPr>
+            <w:tcW w:type="dxa" w:w="1514"/>
+          </w:tcPr>
+          <w:p>
+            <w:pPr>
+              <w:spacing w:before="20" w:after="20"/>
+            </w:pPr>
+            <w:r/>
+            <w:r>
+              <w:rPr>
+                <w:rFonts w:ascii="Verdana" w:hAnsi="Verdana"/>
+                <w:b w:val="0"/>
+                <w:sz w:val="16"/>
+              </w:rPr>
+              <w:t>0</w:t>
+            </w:r>
+          </w:p>
+        </w:tc>
+        <w:tc>
+          <w:tcPr>
+            <w:tcW w:type="dxa" w:w="1514"/>
+          </w:tcPr>
+          <w:p>
+            <w:pPr>
+              <w:spacing w:before="20" w:after="20"/>
+            </w:pPr>
+            <w:r/>
+            <w:r>
+              <w:rPr>
+                <w:rFonts w:ascii="Verdana" w:hAnsi="Verdana"/>
+                <w:b w:val="0"/>
+                <w:sz w:val="16"/>
+              </w:rPr>
+              <w:t>2</w:t>
+            </w:r>
+          </w:p>
+        </w:tc>
+        <w:tc>
+          <w:tcPr>
+            <w:tcW w:type="dxa" w:w="1514"/>
+          </w:tcPr>
+          <w:p>
+            <w:pPr>
+              <w:spacing w:before="20" w:after="20"/>
+            </w:pPr>
+            <w:r/>
+            <w:r>
+              <w:rPr>
+                <w:rFonts w:ascii="Verdana" w:hAnsi="Verdana"/>
+                <w:sz w:val="16"/>
+              </w:rPr>
               <w:t>Code table</w:t>
             </w:r>
           </w:p>
@@ -1756,6 +2491,9 @@
             <w:tcW w:type="dxa" w:w="1514"/>
           </w:tcPr>
           <w:p>
+            <w:pPr>
+              <w:spacing w:before="20" w:after="20"/>
+            </w:pPr>
             <w:r/>
             <w:r>
               <w:rPr>
@@ -1772,6 +2510,9 @@
             <w:tcW w:type="dxa" w:w="1514"/>
           </w:tcPr>
           <w:p>
+            <w:pPr>
+              <w:spacing w:before="20" w:after="20"/>
+            </w:pPr>
             <w:r/>
             <w:r>
               <w:rPr>
@@ -1779,70 +2520,6 @@
                 <w:b w:val="0"/>
                 <w:sz w:val="16"/>
               </w:rPr>
-              <w:t>0</w:t>
-            </w:r>
-          </w:p>
-        </w:tc>
-        <w:tc>
-          <w:tcPr>
-            <w:tcW w:type="dxa" w:w="1514"/>
-          </w:tcPr>
-          <w:p>
-            <w:r/>
-            <w:r>
-              <w:rPr>
-                <w:rFonts w:ascii="Verdana" w:hAnsi="Verdana"/>
-                <w:b w:val="0"/>
-                <w:sz w:val="16"/>
-              </w:rPr>
-              <w:t>2</w:t>
-            </w:r>
-          </w:p>
-        </w:tc>
-        <w:tc>
-          <w:tcPr>
-            <w:tcW w:type="dxa" w:w="1514"/>
-          </w:tcPr>
-          <w:p>
-            <w:r/>
-            <w:r>
-              <w:rPr>
-                <w:rFonts w:ascii="Verdana" w:hAnsi="Verdana"/>
-                <w:b w:val="0"/>
-                <w:sz w:val="16"/>
-              </w:rPr>
-              <w:t>Code table</w:t>
-            </w:r>
-          </w:p>
-        </w:tc>
-        <w:tc>
-          <w:tcPr>
-            <w:tcW w:type="dxa" w:w="1514"/>
-          </w:tcPr>
-          <w:p>
-            <w:r/>
-            <w:r>
-              <w:rPr>
-                <w:rFonts w:ascii="Verdana" w:hAnsi="Verdana"/>
-                <w:b w:val="0"/>
-                <w:sz w:val="16"/>
-              </w:rPr>
-              <w:t>0</w:t>
-            </w:r>
-          </w:p>
-        </w:tc>
-        <w:tc>
-          <w:tcPr>
-            <w:tcW w:type="dxa" w:w="1514"/>
-          </w:tcPr>
-          <w:p>
-            <w:r/>
-            <w:r>
-              <w:rPr>
-                <w:rFonts w:ascii="Verdana" w:hAnsi="Verdana"/>
-                <w:b w:val="0"/>
-                <w:sz w:val="16"/>
-              </w:rPr>
               <w:t>1</w:t>
             </w:r>
           </w:p>
@@ -1852,6 +2529,9 @@
             <w:tcW w:type="dxa" w:w="1514"/>
           </w:tcPr>
           <w:p>
+            <w:pPr>
+              <w:spacing w:before="20" w:after="20"/>
+            </w:pPr>
             <w:r/>
             <w:r>
               <w:rPr>
@@ -1872,6 +2552,9 @@
             <w:tcW w:type="dxa" w:w="1514"/>
           </w:tcPr>
           <w:p>
+            <w:pPr>
+              <w:spacing w:before="20" w:after="20"/>
+            </w:pPr>
             <w:r/>
             <w:r>
               <w:rPr>
@@ -1888,6 +2571,9 @@
             <w:tcW w:type="dxa" w:w="1514"/>
           </w:tcPr>
           <w:p>
+            <w:pPr>
+              <w:spacing w:before="20" w:after="20"/>
+            </w:pPr>
             <w:r/>
             <w:r>
               <w:rPr>
@@ -1904,6 +2590,27 @@
             <w:tcW w:type="dxa" w:w="1514"/>
           </w:tcPr>
           <w:p>
+            <w:pPr>
+              <w:spacing w:before="20" w:after="20"/>
+            </w:pPr>
+            <w:r/>
+            <w:r>
+              <w:rPr>
+                <w:rFonts w:ascii="Verdana" w:hAnsi="Verdana"/>
+                <w:sz w:val="16"/>
+              </w:rPr>
+              <w:t>Code table</w:t>
+            </w:r>
+          </w:p>
+        </w:tc>
+        <w:tc>
+          <w:tcPr>
+            <w:tcW w:type="dxa" w:w="1514"/>
+          </w:tcPr>
+          <w:p>
+            <w:pPr>
+              <w:spacing w:before="20" w:after="20"/>
+            </w:pPr>
             <w:r/>
             <w:r>
               <w:rPr>
@@ -1911,6 +2618,62 @@
                 <w:b w:val="0"/>
                 <w:sz w:val="16"/>
               </w:rPr>
+              <w:t>0</w:t>
+            </w:r>
+          </w:p>
+        </w:tc>
+        <w:tc>
+          <w:tcPr>
+            <w:tcW w:type="dxa" w:w="1514"/>
+          </w:tcPr>
+          <w:p>
+            <w:pPr>
+              <w:spacing w:before="20" w:after="20"/>
+            </w:pPr>
+            <w:r/>
+            <w:r>
+              <w:rPr>
+                <w:rFonts w:ascii="Verdana" w:hAnsi="Verdana"/>
+                <w:b w:val="0"/>
+                <w:sz w:val="16"/>
+              </w:rPr>
+              <w:t>0</w:t>
+            </w:r>
+          </w:p>
+        </w:tc>
+        <w:tc>
+          <w:tcPr>
+            <w:tcW w:type="dxa" w:w="1514"/>
+          </w:tcPr>
+          <w:p>
+            <w:pPr>
+              <w:spacing w:before="20" w:after="20"/>
+            </w:pPr>
+            <w:r/>
+            <w:r>
+              <w:rPr>
+                <w:rFonts w:ascii="Verdana" w:hAnsi="Verdana"/>
+                <w:b w:val="0"/>
+                <w:sz w:val="16"/>
+              </w:rPr>
+              <w:t>4</w:t>
+            </w:r>
+          </w:p>
+        </w:tc>
+        <w:tc>
+          <w:tcPr>
+            <w:tcW w:type="dxa" w:w="1514"/>
+          </w:tcPr>
+          <w:p>
+            <w:pPr>
+              <w:spacing w:before="20" w:after="20"/>
+            </w:pPr>
+            <w:r/>
+            <w:r>
+              <w:rPr>
+                <w:rFonts w:ascii="Verdana" w:hAnsi="Verdana"/>
+                <w:sz w:val="16"/>
+              </w:rPr>
               <w:t>Code table</w:t>
             </w:r>
           </w:p>
@@ -1920,6 +2683,9 @@
             <w:tcW w:type="dxa" w:w="1514"/>
           </w:tcPr>
           <w:p>
+            <w:pPr>
+              <w:spacing w:before="20" w:after="20"/>
+            </w:pPr>
             <w:r/>
             <w:r>
               <w:rPr>
@@ -1936,6 +2702,9 @@
             <w:tcW w:type="dxa" w:w="1514"/>
           </w:tcPr>
           <w:p>
+            <w:pPr>
+              <w:spacing w:before="20" w:after="20"/>
+            </w:pPr>
             <w:r/>
             <w:r>
               <w:rPr>
@@ -1943,70 +2712,6 @@
                 <w:b w:val="0"/>
                 <w:sz w:val="16"/>
               </w:rPr>
-              <w:t>0</w:t>
-            </w:r>
-          </w:p>
-        </w:tc>
-        <w:tc>
-          <w:tcPr>
-            <w:tcW w:type="dxa" w:w="1514"/>
-          </w:tcPr>
-          <w:p>
-            <w:r/>
-            <w:r>
-              <w:rPr>
-                <w:rFonts w:ascii="Verdana" w:hAnsi="Verdana"/>
-                <w:b w:val="0"/>
-                <w:sz w:val="16"/>
-              </w:rPr>
-              <w:t>4</w:t>
-            </w:r>
-          </w:p>
-        </w:tc>
-        <w:tc>
-          <w:tcPr>
-            <w:tcW w:type="dxa" w:w="1514"/>
-          </w:tcPr>
-          <w:p>
-            <w:r/>
-            <w:r>
-              <w:rPr>
-                <w:rFonts w:ascii="Verdana" w:hAnsi="Verdana"/>
-                <w:b w:val="0"/>
-                <w:sz w:val="16"/>
-              </w:rPr>
-              <w:t>Code table</w:t>
-            </w:r>
-          </w:p>
-        </w:tc>
-        <w:tc>
-          <w:tcPr>
-            <w:tcW w:type="dxa" w:w="1514"/>
-          </w:tcPr>
-          <w:p>
-            <w:r/>
-            <w:r>
-              <w:rPr>
-                <w:rFonts w:ascii="Verdana" w:hAnsi="Verdana"/>
-                <w:b w:val="0"/>
-                <w:sz w:val="16"/>
-              </w:rPr>
-              <w:t>0</w:t>
-            </w:r>
-          </w:p>
-        </w:tc>
-        <w:tc>
-          <w:tcPr>
-            <w:tcW w:type="dxa" w:w="1514"/>
-          </w:tcPr>
-          <w:p>
-            <w:r/>
-            <w:r>
-              <w:rPr>
-                <w:rFonts w:ascii="Verdana" w:hAnsi="Verdana"/>
-                <w:b w:val="0"/>
-                <w:sz w:val="16"/>
-              </w:rPr>
               <w:t>2</w:t>
             </w:r>
           </w:p>
@@ -2016,6 +2721,9 @@
             <w:tcW w:type="dxa" w:w="1514"/>
           </w:tcPr>
           <w:p>
+            <w:pPr>
+              <w:spacing w:before="20" w:after="20"/>
+            </w:pPr>
             <w:r/>
             <w:r>
               <w:rPr>
@@ -2036,6 +2744,9 @@
             <w:tcW w:type="dxa" w:w="1514"/>
           </w:tcPr>
           <w:p>
+            <w:pPr>
+              <w:spacing w:before="20" w:after="20"/>
+            </w:pPr>
             <w:r/>
             <w:r>
               <w:rPr>
@@ -2052,6 +2763,9 @@
             <w:tcW w:type="dxa" w:w="1514"/>
           </w:tcPr>
           <w:p>
+            <w:pPr>
+              <w:spacing w:before="20" w:after="20"/>
+            </w:pPr>
             <w:r/>
             <w:r>
               <w:rPr>
@@ -2068,6 +2782,27 @@
             <w:tcW w:type="dxa" w:w="1514"/>
           </w:tcPr>
           <w:p>
+            <w:pPr>
+              <w:spacing w:before="20" w:after="20"/>
+            </w:pPr>
+            <w:r/>
+            <w:r>
+              <w:rPr>
+                <w:rFonts w:ascii="Verdana" w:hAnsi="Verdana"/>
+                <w:sz w:val="16"/>
+              </w:rPr>
+              <w:t>Code table</w:t>
+            </w:r>
+          </w:p>
+        </w:tc>
+        <w:tc>
+          <w:tcPr>
+            <w:tcW w:type="dxa" w:w="1514"/>
+          </w:tcPr>
+          <w:p>
+            <w:pPr>
+              <w:spacing w:before="20" w:after="20"/>
+            </w:pPr>
             <w:r/>
             <w:r>
               <w:rPr>
@@ -2075,6 +2810,62 @@
                 <w:b w:val="0"/>
                 <w:sz w:val="16"/>
               </w:rPr>
+              <w:t>0</w:t>
+            </w:r>
+          </w:p>
+        </w:tc>
+        <w:tc>
+          <w:tcPr>
+            <w:tcW w:type="dxa" w:w="1514"/>
+          </w:tcPr>
+          <w:p>
+            <w:pPr>
+              <w:spacing w:before="20" w:after="20"/>
+            </w:pPr>
+            <w:r/>
+            <w:r>
+              <w:rPr>
+                <w:rFonts w:ascii="Verdana" w:hAnsi="Verdana"/>
+                <w:b w:val="0"/>
+                <w:sz w:val="16"/>
+              </w:rPr>
+              <w:t>0</w:t>
+            </w:r>
+          </w:p>
+        </w:tc>
+        <w:tc>
+          <w:tcPr>
+            <w:tcW w:type="dxa" w:w="1514"/>
+          </w:tcPr>
+          <w:p>
+            <w:pPr>
+              <w:spacing w:before="20" w:after="20"/>
+            </w:pPr>
+            <w:r/>
+            <w:r>
+              <w:rPr>
+                <w:rFonts w:ascii="Verdana" w:hAnsi="Verdana"/>
+                <w:b w:val="0"/>
+                <w:sz w:val="16"/>
+              </w:rPr>
+              <w:t>4</w:t>
+            </w:r>
+          </w:p>
+        </w:tc>
+        <w:tc>
+          <w:tcPr>
+            <w:tcW w:type="dxa" w:w="1514"/>
+          </w:tcPr>
+          <w:p>
+            <w:pPr>
+              <w:spacing w:before="20" w:after="20"/>
+            </w:pPr>
+            <w:r/>
+            <w:r>
+              <w:rPr>
+                <w:rFonts w:ascii="Verdana" w:hAnsi="Verdana"/>
+                <w:sz w:val="16"/>
+              </w:rPr>
               <w:t>Code table</w:t>
             </w:r>
           </w:p>
@@ -2084,6 +2875,9 @@
             <w:tcW w:type="dxa" w:w="1514"/>
           </w:tcPr>
           <w:p>
+            <w:pPr>
+              <w:spacing w:before="20" w:after="20"/>
+            </w:pPr>
             <w:r/>
             <w:r>
               <w:rPr>
@@ -2100,6 +2894,9 @@
             <w:tcW w:type="dxa" w:w="1514"/>
           </w:tcPr>
           <w:p>
+            <w:pPr>
+              <w:spacing w:before="20" w:after="20"/>
+            </w:pPr>
             <w:r/>
             <w:r>
               <w:rPr>
@@ -2107,70 +2904,6 @@
                 <w:b w:val="0"/>
                 <w:sz w:val="16"/>
               </w:rPr>
-              <w:t>0</w:t>
-            </w:r>
-          </w:p>
-        </w:tc>
-        <w:tc>
-          <w:tcPr>
-            <w:tcW w:type="dxa" w:w="1514"/>
-          </w:tcPr>
-          <w:p>
-            <w:r/>
-            <w:r>
-              <w:rPr>
-                <w:rFonts w:ascii="Verdana" w:hAnsi="Verdana"/>
-                <w:b w:val="0"/>
-                <w:sz w:val="16"/>
-              </w:rPr>
-              <w:t>4</w:t>
-            </w:r>
-          </w:p>
-        </w:tc>
-        <w:tc>
-          <w:tcPr>
-            <w:tcW w:type="dxa" w:w="1514"/>
-          </w:tcPr>
-          <w:p>
-            <w:r/>
-            <w:r>
-              <w:rPr>
-                <w:rFonts w:ascii="Verdana" w:hAnsi="Verdana"/>
-                <w:b w:val="0"/>
-                <w:sz w:val="16"/>
-              </w:rPr>
-              <w:t>Code table</w:t>
-            </w:r>
-          </w:p>
-        </w:tc>
-        <w:tc>
-          <w:tcPr>
-            <w:tcW w:type="dxa" w:w="1514"/>
-          </w:tcPr>
-          <w:p>
-            <w:r/>
-            <w:r>
-              <w:rPr>
-                <w:rFonts w:ascii="Verdana" w:hAnsi="Verdana"/>
-                <w:b w:val="0"/>
-                <w:sz w:val="16"/>
-              </w:rPr>
-              <w:t>0</w:t>
-            </w:r>
-          </w:p>
-        </w:tc>
-        <w:tc>
-          <w:tcPr>
-            <w:tcW w:type="dxa" w:w="1514"/>
-          </w:tcPr>
-          <w:p>
-            <w:r/>
-            <w:r>
-              <w:rPr>
-                <w:rFonts w:ascii="Verdana" w:hAnsi="Verdana"/>
-                <w:b w:val="0"/>
-                <w:sz w:val="16"/>
-              </w:rPr>
               <w:t>2</w:t>
             </w:r>
           </w:p>
@@ -2180,6 +2913,9 @@
             <w:tcW w:type="dxa" w:w="1514"/>
           </w:tcPr>
           <w:p>
+            <w:pPr>
+              <w:spacing w:before="20" w:after="20"/>
+            </w:pPr>
             <w:r/>
             <w:r>
               <w:rPr>
@@ -2200,6 +2936,9 @@
             <w:tcW w:type="dxa" w:w="1514"/>
           </w:tcPr>
           <w:p>
+            <w:pPr>
+              <w:spacing w:before="20" w:after="20"/>
+            </w:pPr>
             <w:r/>
             <w:r>
               <w:rPr>
@@ -2216,6 +2955,9 @@
             <w:tcW w:type="dxa" w:w="1514"/>
           </w:tcPr>
           <w:p>
+            <w:pPr>
+              <w:spacing w:before="20" w:after="20"/>
+            </w:pPr>
             <w:r/>
             <w:r>
               <w:rPr>
@@ -2232,6 +2974,27 @@
             <w:tcW w:type="dxa" w:w="1514"/>
           </w:tcPr>
           <w:p>
+            <w:pPr>
+              <w:spacing w:before="20" w:after="20"/>
+            </w:pPr>
+            <w:r/>
+            <w:r>
+              <w:rPr>
+                <w:rFonts w:ascii="Verdana" w:hAnsi="Verdana"/>
+                <w:sz w:val="16"/>
+              </w:rPr>
+              <w:t>Flag table</w:t>
+            </w:r>
+          </w:p>
+        </w:tc>
+        <w:tc>
+          <w:tcPr>
+            <w:tcW w:type="dxa" w:w="1514"/>
+          </w:tcPr>
+          <w:p>
+            <w:pPr>
+              <w:spacing w:before="20" w:after="20"/>
+            </w:pPr>
             <w:r/>
             <w:r>
               <w:rPr>
@@ -2239,6 +3002,62 @@
                 <w:b w:val="0"/>
                 <w:sz w:val="16"/>
               </w:rPr>
+              <w:t>0</w:t>
+            </w:r>
+          </w:p>
+        </w:tc>
+        <w:tc>
+          <w:tcPr>
+            <w:tcW w:type="dxa" w:w="1514"/>
+          </w:tcPr>
+          <w:p>
+            <w:pPr>
+              <w:spacing w:before="20" w:after="20"/>
+            </w:pPr>
+            <w:r/>
+            <w:r>
+              <w:rPr>
+                <w:rFonts w:ascii="Verdana" w:hAnsi="Verdana"/>
+                <w:b w:val="0"/>
+                <w:sz w:val="16"/>
+              </w:rPr>
+              <w:t>0</w:t>
+            </w:r>
+          </w:p>
+        </w:tc>
+        <w:tc>
+          <w:tcPr>
+            <w:tcW w:type="dxa" w:w="1514"/>
+          </w:tcPr>
+          <w:p>
+            <w:pPr>
+              <w:spacing w:before="20" w:after="20"/>
+            </w:pPr>
+            <w:r/>
+            <w:r>
+              <w:rPr>
+                <w:rFonts w:ascii="Verdana" w:hAnsi="Verdana"/>
+                <w:b w:val="0"/>
+                <w:sz w:val="16"/>
+              </w:rPr>
+              <w:t>6</w:t>
+            </w:r>
+          </w:p>
+        </w:tc>
+        <w:tc>
+          <w:tcPr>
+            <w:tcW w:type="dxa" w:w="1514"/>
+          </w:tcPr>
+          <w:p>
+            <w:pPr>
+              <w:spacing w:before="20" w:after="20"/>
+            </w:pPr>
+            <w:r/>
+            <w:r>
+              <w:rPr>
+                <w:rFonts w:ascii="Verdana" w:hAnsi="Verdana"/>
+                <w:sz w:val="16"/>
+              </w:rPr>
               <w:t>Flag table</w:t>
             </w:r>
           </w:p>
@@ -2248,6 +3067,9 @@
             <w:tcW w:type="dxa" w:w="1514"/>
           </w:tcPr>
           <w:p>
+            <w:pPr>
+              <w:spacing w:before="20" w:after="20"/>
+            </w:pPr>
             <w:r/>
             <w:r>
               <w:rPr>
@@ -2264,6 +3086,9 @@
             <w:tcW w:type="dxa" w:w="1514"/>
           </w:tcPr>
           <w:p>
+            <w:pPr>
+              <w:spacing w:before="20" w:after="20"/>
+            </w:pPr>
             <w:r/>
             <w:r>
               <w:rPr>
@@ -2271,70 +3096,6 @@
                 <w:b w:val="0"/>
                 <w:sz w:val="16"/>
               </w:rPr>
-              <w:t>0</w:t>
-            </w:r>
-          </w:p>
-        </w:tc>
-        <w:tc>
-          <w:tcPr>
-            <w:tcW w:type="dxa" w:w="1514"/>
-          </w:tcPr>
-          <w:p>
-            <w:r/>
-            <w:r>
-              <w:rPr>
-                <w:rFonts w:ascii="Verdana" w:hAnsi="Verdana"/>
-                <w:b w:val="0"/>
-                <w:sz w:val="16"/>
-              </w:rPr>
-              <w:t>6</w:t>
-            </w:r>
-          </w:p>
-        </w:tc>
-        <w:tc>
-          <w:tcPr>
-            <w:tcW w:type="dxa" w:w="1514"/>
-          </w:tcPr>
-          <w:p>
-            <w:r/>
-            <w:r>
-              <w:rPr>
-                <w:rFonts w:ascii="Verdana" w:hAnsi="Verdana"/>
-                <w:b w:val="0"/>
-                <w:sz w:val="16"/>
-              </w:rPr>
-              <w:t>Flag table</w:t>
-            </w:r>
-          </w:p>
-        </w:tc>
-        <w:tc>
-          <w:tcPr>
-            <w:tcW w:type="dxa" w:w="1514"/>
-          </w:tcPr>
-          <w:p>
-            <w:r/>
-            <w:r>
-              <w:rPr>
-                <w:rFonts w:ascii="Verdana" w:hAnsi="Verdana"/>
-                <w:b w:val="0"/>
-                <w:sz w:val="16"/>
-              </w:rPr>
-              <w:t>0</w:t>
-            </w:r>
-          </w:p>
-        </w:tc>
-        <w:tc>
-          <w:tcPr>
-            <w:tcW w:type="dxa" w:w="1514"/>
-          </w:tcPr>
-          <w:p>
-            <w:r/>
-            <w:r>
-              <w:rPr>
-                <w:rFonts w:ascii="Verdana" w:hAnsi="Verdana"/>
-                <w:b w:val="0"/>
-                <w:sz w:val="16"/>
-              </w:rPr>
               <w:t>2</w:t>
             </w:r>
           </w:p>
@@ -2344,6 +3105,9 @@
             <w:tcW w:type="dxa" w:w="1514"/>
           </w:tcPr>
           <w:p>
+            <w:pPr>
+              <w:spacing w:before="20" w:after="20"/>
+            </w:pPr>
             <w:r/>
             <w:r>
               <w:rPr>
@@ -2364,6 +3128,9 @@
             <w:tcW w:type="dxa" w:w="1514"/>
           </w:tcPr>
           <w:p>
+            <w:pPr>
+              <w:spacing w:before="20" w:after="20"/>
+            </w:pPr>
             <w:r/>
             <w:r>
               <w:rPr>
@@ -2380,6 +3147,9 @@
             <w:tcW w:type="dxa" w:w="1514"/>
           </w:tcPr>
           <w:p>
+            <w:pPr>
+              <w:spacing w:before="20" w:after="20"/>
+            </w:pPr>
             <w:r/>
             <w:r>
               <w:rPr>
@@ -2396,6 +3166,27 @@
             <w:tcW w:type="dxa" w:w="1514"/>
           </w:tcPr>
           <w:p>
+            <w:pPr>
+              <w:spacing w:before="20" w:after="20"/>
+            </w:pPr>
+            <w:r/>
+            <w:r>
+              <w:rPr>
+                <w:rFonts w:ascii="Verdana" w:hAnsi="Verdana"/>
+                <w:sz w:val="16"/>
+              </w:rPr>
+              <w:t>Code table</w:t>
+            </w:r>
+          </w:p>
+        </w:tc>
+        <w:tc>
+          <w:tcPr>
+            <w:tcW w:type="dxa" w:w="1514"/>
+          </w:tcPr>
+          <w:p>
+            <w:pPr>
+              <w:spacing w:before="20" w:after="20"/>
+            </w:pPr>
             <w:r/>
             <w:r>
               <w:rPr>
@@ -2403,6 +3194,62 @@
                 <w:b w:val="0"/>
                 <w:sz w:val="16"/>
               </w:rPr>
+              <w:t>0</w:t>
+            </w:r>
+          </w:p>
+        </w:tc>
+        <w:tc>
+          <w:tcPr>
+            <w:tcW w:type="dxa" w:w="1514"/>
+          </w:tcPr>
+          <w:p>
+            <w:pPr>
+              <w:spacing w:before="20" w:after="20"/>
+            </w:pPr>
+            <w:r/>
+            <w:r>
+              <w:rPr>
+                <w:rFonts w:ascii="Verdana" w:hAnsi="Verdana"/>
+                <w:b w:val="0"/>
+                <w:sz w:val="16"/>
+              </w:rPr>
+              <w:t>0</w:t>
+            </w:r>
+          </w:p>
+        </w:tc>
+        <w:tc>
+          <w:tcPr>
+            <w:tcW w:type="dxa" w:w="1514"/>
+          </w:tcPr>
+          <w:p>
+            <w:pPr>
+              <w:spacing w:before="20" w:after="20"/>
+            </w:pPr>
+            <w:r/>
+            <w:r>
+              <w:rPr>
+                <w:rFonts w:ascii="Verdana" w:hAnsi="Verdana"/>
+                <w:b w:val="0"/>
+                <w:sz w:val="16"/>
+              </w:rPr>
+              <w:t>5</w:t>
+            </w:r>
+          </w:p>
+        </w:tc>
+        <w:tc>
+          <w:tcPr>
+            <w:tcW w:type="dxa" w:w="1514"/>
+          </w:tcPr>
+          <w:p>
+            <w:pPr>
+              <w:spacing w:before="20" w:after="20"/>
+            </w:pPr>
+            <w:r/>
+            <w:r>
+              <w:rPr>
+                <w:rFonts w:ascii="Verdana" w:hAnsi="Verdana"/>
+                <w:sz w:val="16"/>
+              </w:rPr>
               <w:t>Code table</w:t>
             </w:r>
           </w:p>
@@ -2412,6 +3259,9 @@
             <w:tcW w:type="dxa" w:w="1514"/>
           </w:tcPr>
           <w:p>
+            <w:pPr>
+              <w:spacing w:before="20" w:after="20"/>
+            </w:pPr>
             <w:r/>
             <w:r>
               <w:rPr>
@@ -2428,6 +3278,9 @@
             <w:tcW w:type="dxa" w:w="1514"/>
           </w:tcPr>
           <w:p>
+            <w:pPr>
+              <w:spacing w:before="20" w:after="20"/>
+            </w:pPr>
             <w:r/>
             <w:r>
               <w:rPr>
@@ -2435,70 +3288,6 @@
                 <w:b w:val="0"/>
                 <w:sz w:val="16"/>
               </w:rPr>
-              <w:t>0</w:t>
-            </w:r>
-          </w:p>
-        </w:tc>
-        <w:tc>
-          <w:tcPr>
-            <w:tcW w:type="dxa" w:w="1514"/>
-          </w:tcPr>
-          <w:p>
-            <w:r/>
-            <w:r>
-              <w:rPr>
-                <w:rFonts w:ascii="Verdana" w:hAnsi="Verdana"/>
-                <w:b w:val="0"/>
-                <w:sz w:val="16"/>
-              </w:rPr>
-              <w:t>5</w:t>
-            </w:r>
-          </w:p>
-        </w:tc>
-        <w:tc>
-          <w:tcPr>
-            <w:tcW w:type="dxa" w:w="1514"/>
-          </w:tcPr>
-          <w:p>
-            <w:r/>
-            <w:r>
-              <w:rPr>
-                <w:rFonts w:ascii="Verdana" w:hAnsi="Verdana"/>
-                <w:b w:val="0"/>
-                <w:sz w:val="16"/>
-              </w:rPr>
-              <w:t>Code table</w:t>
-            </w:r>
-          </w:p>
-        </w:tc>
-        <w:tc>
-          <w:tcPr>
-            <w:tcW w:type="dxa" w:w="1514"/>
-          </w:tcPr>
-          <w:p>
-            <w:r/>
-            <w:r>
-              <w:rPr>
-                <w:rFonts w:ascii="Verdana" w:hAnsi="Verdana"/>
-                <w:b w:val="0"/>
-                <w:sz w:val="16"/>
-              </w:rPr>
-              <w:t>0</w:t>
-            </w:r>
-          </w:p>
-        </w:tc>
-        <w:tc>
-          <w:tcPr>
-            <w:tcW w:type="dxa" w:w="1514"/>
-          </w:tcPr>
-          <w:p>
-            <w:r/>
-            <w:r>
-              <w:rPr>
-                <w:rFonts w:ascii="Verdana" w:hAnsi="Verdana"/>
-                <w:b w:val="0"/>
-                <w:sz w:val="16"/>
-              </w:rPr>
               <w:t>2</w:t>
             </w:r>
           </w:p>
@@ -2508,6 +3297,9 @@
             <w:tcW w:type="dxa" w:w="1514"/>
           </w:tcPr>
           <w:p>
+            <w:pPr>
+              <w:spacing w:before="20" w:after="20"/>
+            </w:pPr>
             <w:r/>
             <w:r>
               <w:rPr>
@@ -2528,6 +3320,9 @@
             <w:tcW w:type="dxa" w:w="1514"/>
           </w:tcPr>
           <w:p>
+            <w:pPr>
+              <w:spacing w:before="20" w:after="20"/>
+            </w:pPr>
             <w:r/>
             <w:r>
               <w:rPr>
@@ -2544,6 +3339,9 @@
             <w:tcW w:type="dxa" w:w="1514"/>
           </w:tcPr>
           <w:p>
+            <w:pPr>
+              <w:spacing w:before="20" w:after="20"/>
+            </w:pPr>
             <w:r/>
             <w:r>
               <w:rPr>
@@ -2560,6 +3358,27 @@
             <w:tcW w:type="dxa" w:w="1514"/>
           </w:tcPr>
           <w:p>
+            <w:pPr>
+              <w:spacing w:before="20" w:after="20"/>
+            </w:pPr>
+            <w:r/>
+            <w:r>
+              <w:rPr>
+                <w:rFonts w:ascii="Verdana" w:hAnsi="Verdana"/>
+                <w:sz w:val="16"/>
+              </w:rPr>
+              <w:t>Code table</w:t>
+            </w:r>
+          </w:p>
+        </w:tc>
+        <w:tc>
+          <w:tcPr>
+            <w:tcW w:type="dxa" w:w="1514"/>
+          </w:tcPr>
+          <w:p>
+            <w:pPr>
+              <w:spacing w:before="20" w:after="20"/>
+            </w:pPr>
             <w:r/>
             <w:r>
               <w:rPr>
@@ -2567,6 +3386,62 @@
                 <w:b w:val="0"/>
                 <w:sz w:val="16"/>
               </w:rPr>
+              <w:t>0</w:t>
+            </w:r>
+          </w:p>
+        </w:tc>
+        <w:tc>
+          <w:tcPr>
+            <w:tcW w:type="dxa" w:w="1514"/>
+          </w:tcPr>
+          <w:p>
+            <w:pPr>
+              <w:spacing w:before="20" w:after="20"/>
+            </w:pPr>
+            <w:r/>
+            <w:r>
+              <w:rPr>
+                <w:rFonts w:ascii="Verdana" w:hAnsi="Verdana"/>
+                <w:b w:val="0"/>
+                <w:sz w:val="16"/>
+              </w:rPr>
+              <w:t>0</w:t>
+            </w:r>
+          </w:p>
+        </w:tc>
+        <w:tc>
+          <w:tcPr>
+            <w:tcW w:type="dxa" w:w="1514"/>
+          </w:tcPr>
+          <w:p>
+            <w:pPr>
+              <w:spacing w:before="20" w:after="20"/>
+            </w:pPr>
+            <w:r/>
+            <w:r>
+              <w:rPr>
+                <w:rFonts w:ascii="Verdana" w:hAnsi="Verdana"/>
+                <w:b w:val="0"/>
+                <w:sz w:val="16"/>
+              </w:rPr>
+              <w:t>4</w:t>
+            </w:r>
+          </w:p>
+        </w:tc>
+        <w:tc>
+          <w:tcPr>
+            <w:tcW w:type="dxa" w:w="1514"/>
+          </w:tcPr>
+          <w:p>
+            <w:pPr>
+              <w:spacing w:before="20" w:after="20"/>
+            </w:pPr>
+            <w:r/>
+            <w:r>
+              <w:rPr>
+                <w:rFonts w:ascii="Verdana" w:hAnsi="Verdana"/>
+                <w:sz w:val="16"/>
+              </w:rPr>
               <w:t>Code table</w:t>
             </w:r>
           </w:p>
@@ -2576,6 +3451,9 @@
             <w:tcW w:type="dxa" w:w="1514"/>
           </w:tcPr>
           <w:p>
+            <w:pPr>
+              <w:spacing w:before="20" w:after="20"/>
+            </w:pPr>
             <w:r/>
             <w:r>
               <w:rPr>
@@ -2592,6 +3470,9 @@
             <w:tcW w:type="dxa" w:w="1514"/>
           </w:tcPr>
           <w:p>
+            <w:pPr>
+              <w:spacing w:before="20" w:after="20"/>
+            </w:pPr>
             <w:r/>
             <w:r>
               <w:rPr>
@@ -2599,70 +3480,6 @@
                 <w:b w:val="0"/>
                 <w:sz w:val="16"/>
               </w:rPr>
-              <w:t>0</w:t>
-            </w:r>
-          </w:p>
-        </w:tc>
-        <w:tc>
-          <w:tcPr>
-            <w:tcW w:type="dxa" w:w="1514"/>
-          </w:tcPr>
-          <w:p>
-            <w:r/>
-            <w:r>
-              <w:rPr>
-                <w:rFonts w:ascii="Verdana" w:hAnsi="Verdana"/>
-                <w:b w:val="0"/>
-                <w:sz w:val="16"/>
-              </w:rPr>
-              <w:t>4</w:t>
-            </w:r>
-          </w:p>
-        </w:tc>
-        <w:tc>
-          <w:tcPr>
-            <w:tcW w:type="dxa" w:w="1514"/>
-          </w:tcPr>
-          <w:p>
-            <w:r/>
-            <w:r>
-              <w:rPr>
-                <w:rFonts w:ascii="Verdana" w:hAnsi="Verdana"/>
-                <w:b w:val="0"/>
-                <w:sz w:val="16"/>
-              </w:rPr>
-              <w:t>Code table</w:t>
-            </w:r>
-          </w:p>
-        </w:tc>
-        <w:tc>
-          <w:tcPr>
-            <w:tcW w:type="dxa" w:w="1514"/>
-          </w:tcPr>
-          <w:p>
-            <w:r/>
-            <w:r>
-              <w:rPr>
-                <w:rFonts w:ascii="Verdana" w:hAnsi="Verdana"/>
-                <w:b w:val="0"/>
-                <w:sz w:val="16"/>
-              </w:rPr>
-              <w:t>0</w:t>
-            </w:r>
-          </w:p>
-        </w:tc>
-        <w:tc>
-          <w:tcPr>
-            <w:tcW w:type="dxa" w:w="1514"/>
-          </w:tcPr>
-          <w:p>
-            <w:r/>
-            <w:r>
-              <w:rPr>
-                <w:rFonts w:ascii="Verdana" w:hAnsi="Verdana"/>
-                <w:b w:val="0"/>
-                <w:sz w:val="16"/>
-              </w:rPr>
               <w:t>2</w:t>
             </w:r>
           </w:p>
@@ -2672,6 +3489,9 @@
             <w:tcW w:type="dxa" w:w="1514"/>
           </w:tcPr>
           <w:p>
+            <w:pPr>
+              <w:spacing w:before="20" w:after="20"/>
+            </w:pPr>
             <w:r/>
             <w:r>
               <w:rPr>
@@ -2692,6 +3512,9 @@
             <w:tcW w:type="dxa" w:w="1514"/>
           </w:tcPr>
           <w:p>
+            <w:pPr>
+              <w:spacing w:before="20" w:after="20"/>
+            </w:pPr>
             <w:r/>
             <w:r>
               <w:rPr>
@@ -2708,6 +3531,9 @@
             <w:tcW w:type="dxa" w:w="1514"/>
           </w:tcPr>
           <w:p>
+            <w:pPr>
+              <w:spacing w:before="20" w:after="20"/>
+            </w:pPr>
             <w:r/>
             <w:r>
               <w:rPr>
@@ -2724,6 +3550,27 @@
             <w:tcW w:type="dxa" w:w="1514"/>
           </w:tcPr>
           <w:p>
+            <w:pPr>
+              <w:spacing w:before="20" w:after="20"/>
+            </w:pPr>
+            <w:r/>
+            <w:r>
+              <w:rPr>
+                <w:rFonts w:ascii="Verdana" w:hAnsi="Verdana"/>
+                <w:sz w:val="16"/>
+              </w:rPr>
+              <w:t>Code table</w:t>
+            </w:r>
+          </w:p>
+        </w:tc>
+        <w:tc>
+          <w:tcPr>
+            <w:tcW w:type="dxa" w:w="1514"/>
+          </w:tcPr>
+          <w:p>
+            <w:pPr>
+              <w:spacing w:before="20" w:after="20"/>
+            </w:pPr>
             <w:r/>
             <w:r>
               <w:rPr>
@@ -2731,6 +3578,62 @@
                 <w:b w:val="0"/>
                 <w:sz w:val="16"/>
               </w:rPr>
+              <w:t>0</w:t>
+            </w:r>
+          </w:p>
+        </w:tc>
+        <w:tc>
+          <w:tcPr>
+            <w:tcW w:type="dxa" w:w="1514"/>
+          </w:tcPr>
+          <w:p>
+            <w:pPr>
+              <w:spacing w:before="20" w:after="20"/>
+            </w:pPr>
+            <w:r/>
+            <w:r>
+              <w:rPr>
+                <w:rFonts w:ascii="Verdana" w:hAnsi="Verdana"/>
+                <w:b w:val="0"/>
+                <w:sz w:val="16"/>
+              </w:rPr>
+              <w:t>0</w:t>
+            </w:r>
+          </w:p>
+        </w:tc>
+        <w:tc>
+          <w:tcPr>
+            <w:tcW w:type="dxa" w:w="1514"/>
+          </w:tcPr>
+          <w:p>
+            <w:pPr>
+              <w:spacing w:before="20" w:after="20"/>
+            </w:pPr>
+            <w:r/>
+            <w:r>
+              <w:rPr>
+                <w:rFonts w:ascii="Verdana" w:hAnsi="Verdana"/>
+                <w:b w:val="0"/>
+                <w:sz w:val="16"/>
+              </w:rPr>
+              <w:t>3</w:t>
+            </w:r>
+          </w:p>
+        </w:tc>
+        <w:tc>
+          <w:tcPr>
+            <w:tcW w:type="dxa" w:w="1514"/>
+          </w:tcPr>
+          <w:p>
+            <w:pPr>
+              <w:spacing w:before="20" w:after="20"/>
+            </w:pPr>
+            <w:r/>
+            <w:r>
+              <w:rPr>
+                <w:rFonts w:ascii="Verdana" w:hAnsi="Verdana"/>
+                <w:sz w:val="16"/>
+              </w:rPr>
               <w:t>Code table</w:t>
             </w:r>
           </w:p>
@@ -2740,6 +3643,9 @@
             <w:tcW w:type="dxa" w:w="1514"/>
           </w:tcPr>
           <w:p>
+            <w:pPr>
+              <w:spacing w:before="20" w:after="20"/>
+            </w:pPr>
             <w:r/>
             <w:r>
               <w:rPr>
@@ -2756,6 +3662,9 @@
             <w:tcW w:type="dxa" w:w="1514"/>
           </w:tcPr>
           <w:p>
+            <w:pPr>
+              <w:spacing w:before="20" w:after="20"/>
+            </w:pPr>
             <w:r/>
             <w:r>
               <w:rPr>
@@ -2763,70 +3672,6 @@
                 <w:b w:val="0"/>
                 <w:sz w:val="16"/>
               </w:rPr>
-              <w:t>0</w:t>
-            </w:r>
-          </w:p>
-        </w:tc>
-        <w:tc>
-          <w:tcPr>
-            <w:tcW w:type="dxa" w:w="1514"/>
-          </w:tcPr>
-          <w:p>
-            <w:r/>
-            <w:r>
-              <w:rPr>
-                <w:rFonts w:ascii="Verdana" w:hAnsi="Verdana"/>
-                <w:b w:val="0"/>
-                <w:sz w:val="16"/>
-              </w:rPr>
-              <w:t>3</w:t>
-            </w:r>
-          </w:p>
-        </w:tc>
-        <w:tc>
-          <w:tcPr>
-            <w:tcW w:type="dxa" w:w="1514"/>
-          </w:tcPr>
-          <w:p>
-            <w:r/>
-            <w:r>
-              <w:rPr>
-                <w:rFonts w:ascii="Verdana" w:hAnsi="Verdana"/>
-                <w:b w:val="0"/>
-                <w:sz w:val="16"/>
-              </w:rPr>
-              <w:t>Code table</w:t>
-            </w:r>
-          </w:p>
-        </w:tc>
-        <w:tc>
-          <w:tcPr>
-            <w:tcW w:type="dxa" w:w="1514"/>
-          </w:tcPr>
-          <w:p>
-            <w:r/>
-            <w:r>
-              <w:rPr>
-                <w:rFonts w:ascii="Verdana" w:hAnsi="Verdana"/>
-                <w:b w:val="0"/>
-                <w:sz w:val="16"/>
-              </w:rPr>
-              <w:t>0</w:t>
-            </w:r>
-          </w:p>
-        </w:tc>
-        <w:tc>
-          <w:tcPr>
-            <w:tcW w:type="dxa" w:w="1514"/>
-          </w:tcPr>
-          <w:p>
-            <w:r/>
-            <w:r>
-              <w:rPr>
-                <w:rFonts w:ascii="Verdana" w:hAnsi="Verdana"/>
-                <w:b w:val="0"/>
-                <w:sz w:val="16"/>
-              </w:rPr>
               <w:t>1</w:t>
             </w:r>
           </w:p>
@@ -2836,6 +3681,9 @@
             <w:tcW w:type="dxa" w:w="1514"/>
           </w:tcPr>
           <w:p>
+            <w:pPr>
+              <w:spacing w:before="20" w:after="20"/>
+            </w:pPr>
             <w:r/>
             <w:r>
               <w:rPr>
@@ -2856,6 +3704,9 @@
             <w:tcW w:type="dxa" w:w="1514"/>
           </w:tcPr>
           <w:p>
+            <w:pPr>
+              <w:spacing w:before="20" w:after="20"/>
+            </w:pPr>
             <w:r/>
             <w:r>
               <w:rPr>
@@ -2872,6 +3723,9 @@
             <w:tcW w:type="dxa" w:w="1514"/>
           </w:tcPr>
           <w:p>
+            <w:pPr>
+              <w:spacing w:before="20" w:after="20"/>
+            </w:pPr>
             <w:r/>
             <w:r>
               <w:rPr>
@@ -2888,6 +3742,27 @@
             <w:tcW w:type="dxa" w:w="1514"/>
           </w:tcPr>
           <w:p>
+            <w:pPr>
+              <w:spacing w:before="20" w:after="20"/>
+            </w:pPr>
+            <w:r/>
+            <w:r>
+              <w:rPr>
+                <w:rFonts w:ascii="Verdana" w:hAnsi="Verdana"/>
+                <w:sz w:val="16"/>
+              </w:rPr>
+              <w:t>Code table</w:t>
+            </w:r>
+          </w:p>
+        </w:tc>
+        <w:tc>
+          <w:tcPr>
+            <w:tcW w:type="dxa" w:w="1514"/>
+          </w:tcPr>
+          <w:p>
+            <w:pPr>
+              <w:spacing w:before="20" w:after="20"/>
+            </w:pPr>
             <w:r/>
             <w:r>
               <w:rPr>
@@ -2895,6 +3770,62 @@
                 <w:b w:val="0"/>
                 <w:sz w:val="16"/>
               </w:rPr>
+              <w:t>0</w:t>
+            </w:r>
+          </w:p>
+        </w:tc>
+        <w:tc>
+          <w:tcPr>
+            <w:tcW w:type="dxa" w:w="1514"/>
+          </w:tcPr>
+          <w:p>
+            <w:pPr>
+              <w:spacing w:before="20" w:after="20"/>
+            </w:pPr>
+            <w:r/>
+            <w:r>
+              <w:rPr>
+                <w:rFonts w:ascii="Verdana" w:hAnsi="Verdana"/>
+                <w:b w:val="0"/>
+                <w:sz w:val="16"/>
+              </w:rPr>
+              <w:t>0</w:t>
+            </w:r>
+          </w:p>
+        </w:tc>
+        <w:tc>
+          <w:tcPr>
+            <w:tcW w:type="dxa" w:w="1514"/>
+          </w:tcPr>
+          <w:p>
+            <w:pPr>
+              <w:spacing w:before="20" w:after="20"/>
+            </w:pPr>
+            <w:r/>
+            <w:r>
+              <w:rPr>
+                <w:rFonts w:ascii="Verdana" w:hAnsi="Verdana"/>
+                <w:b w:val="0"/>
+                <w:sz w:val="16"/>
+              </w:rPr>
+              <w:t>2</w:t>
+            </w:r>
+          </w:p>
+        </w:tc>
+        <w:tc>
+          <w:tcPr>
+            <w:tcW w:type="dxa" w:w="1514"/>
+          </w:tcPr>
+          <w:p>
+            <w:pPr>
+              <w:spacing w:before="20" w:after="20"/>
+            </w:pPr>
+            <w:r/>
+            <w:r>
+              <w:rPr>
+                <w:rFonts w:ascii="Verdana" w:hAnsi="Verdana"/>
+                <w:sz w:val="16"/>
+              </w:rPr>
               <w:t>Code table</w:t>
             </w:r>
           </w:p>
@@ -2904,6 +3835,9 @@
             <w:tcW w:type="dxa" w:w="1514"/>
           </w:tcPr>
           <w:p>
+            <w:pPr>
+              <w:spacing w:before="20" w:after="20"/>
+            </w:pPr>
             <w:r/>
             <w:r>
               <w:rPr>
@@ -2920,6 +3854,9 @@
             <w:tcW w:type="dxa" w:w="1514"/>
           </w:tcPr>
           <w:p>
+            <w:pPr>
+              <w:spacing w:before="20" w:after="20"/>
+            </w:pPr>
             <w:r/>
             <w:r>
               <w:rPr>
@@ -2927,70 +3864,6 @@
                 <w:b w:val="0"/>
                 <w:sz w:val="16"/>
               </w:rPr>
-              <w:t>0</w:t>
-            </w:r>
-          </w:p>
-        </w:tc>
-        <w:tc>
-          <w:tcPr>
-            <w:tcW w:type="dxa" w:w="1514"/>
-          </w:tcPr>
-          <w:p>
-            <w:r/>
-            <w:r>
-              <w:rPr>
-                <w:rFonts w:ascii="Verdana" w:hAnsi="Verdana"/>
-                <w:b w:val="0"/>
-                <w:sz w:val="16"/>
-              </w:rPr>
-              <w:t>2</w:t>
-            </w:r>
-          </w:p>
-        </w:tc>
-        <w:tc>
-          <w:tcPr>
-            <w:tcW w:type="dxa" w:w="1514"/>
-          </w:tcPr>
-          <w:p>
-            <w:r/>
-            <w:r>
-              <w:rPr>
-                <w:rFonts w:ascii="Verdana" w:hAnsi="Verdana"/>
-                <w:b w:val="0"/>
-                <w:sz w:val="16"/>
-              </w:rPr>
-              <w:t>Code table</w:t>
-            </w:r>
-          </w:p>
-        </w:tc>
-        <w:tc>
-          <w:tcPr>
-            <w:tcW w:type="dxa" w:w="1514"/>
-          </w:tcPr>
-          <w:p>
-            <w:r/>
-            <w:r>
-              <w:rPr>
-                <w:rFonts w:ascii="Verdana" w:hAnsi="Verdana"/>
-                <w:b w:val="0"/>
-                <w:sz w:val="16"/>
-              </w:rPr>
-              <w:t>0</w:t>
-            </w:r>
-          </w:p>
-        </w:tc>
-        <w:tc>
-          <w:tcPr>
-            <w:tcW w:type="dxa" w:w="1514"/>
-          </w:tcPr>
-          <w:p>
-            <w:r/>
-            <w:r>
-              <w:rPr>
-                <w:rFonts w:ascii="Verdana" w:hAnsi="Verdana"/>
-                <w:b w:val="0"/>
-                <w:sz w:val="16"/>
-              </w:rPr>
               <w:t>1</w:t>
             </w:r>
           </w:p>
@@ -3000,6 +3873,9 @@
             <w:tcW w:type="dxa" w:w="1514"/>
           </w:tcPr>
           <w:p>
+            <w:pPr>
+              <w:spacing w:before="20" w:after="20"/>
+            </w:pPr>
             <w:r/>
             <w:r>
               <w:rPr>
@@ -3020,6 +3896,9 @@
             <w:tcW w:type="dxa" w:w="1514"/>
           </w:tcPr>
           <w:p>
+            <w:pPr>
+              <w:spacing w:before="20" w:after="20"/>
+            </w:pPr>
             <w:r/>
             <w:r>
               <w:rPr>
@@ -3036,6 +3915,9 @@
             <w:tcW w:type="dxa" w:w="1514"/>
           </w:tcPr>
           <w:p>
+            <w:pPr>
+              <w:spacing w:before="20" w:after="20"/>
+            </w:pPr>
             <w:r/>
             <w:r>
               <w:rPr>
@@ -3052,6 +3934,27 @@
             <w:tcW w:type="dxa" w:w="1514"/>
           </w:tcPr>
           <w:p>
+            <w:pPr>
+              <w:spacing w:before="20" w:after="20"/>
+            </w:pPr>
+            <w:r/>
+            <w:r>
+              <w:rPr>
+                <w:rFonts w:ascii="Verdana" w:hAnsi="Verdana"/>
+                <w:sz w:val="16"/>
+              </w:rPr>
+              <w:t>Code table</w:t>
+            </w:r>
+          </w:p>
+        </w:tc>
+        <w:tc>
+          <w:tcPr>
+            <w:tcW w:type="dxa" w:w="1514"/>
+          </w:tcPr>
+          <w:p>
+            <w:pPr>
+              <w:spacing w:before="20" w:after="20"/>
+            </w:pPr>
             <w:r/>
             <w:r>
               <w:rPr>
@@ -3059,6 +3962,62 @@
                 <w:b w:val="0"/>
                 <w:sz w:val="16"/>
               </w:rPr>
+              <w:t>0</w:t>
+            </w:r>
+          </w:p>
+        </w:tc>
+        <w:tc>
+          <w:tcPr>
+            <w:tcW w:type="dxa" w:w="1514"/>
+          </w:tcPr>
+          <w:p>
+            <w:pPr>
+              <w:spacing w:before="20" w:after="20"/>
+            </w:pPr>
+            <w:r/>
+            <w:r>
+              <w:rPr>
+                <w:rFonts w:ascii="Verdana" w:hAnsi="Verdana"/>
+                <w:b w:val="0"/>
+                <w:sz w:val="16"/>
+              </w:rPr>
+              <w:t>0</w:t>
+            </w:r>
+          </w:p>
+        </w:tc>
+        <w:tc>
+          <w:tcPr>
+            <w:tcW w:type="dxa" w:w="1514"/>
+          </w:tcPr>
+          <w:p>
+            <w:pPr>
+              <w:spacing w:before="20" w:after="20"/>
+            </w:pPr>
+            <w:r/>
+            <w:r>
+              <w:rPr>
+                <w:rFonts w:ascii="Verdana" w:hAnsi="Verdana"/>
+                <w:b w:val="0"/>
+                <w:sz w:val="16"/>
+              </w:rPr>
+              <w:t>3</w:t>
+            </w:r>
+          </w:p>
+        </w:tc>
+        <w:tc>
+          <w:tcPr>
+            <w:tcW w:type="dxa" w:w="1514"/>
+          </w:tcPr>
+          <w:p>
+            <w:pPr>
+              <w:spacing w:before="20" w:after="20"/>
+            </w:pPr>
+            <w:r/>
+            <w:r>
+              <w:rPr>
+                <w:rFonts w:ascii="Verdana" w:hAnsi="Verdana"/>
+                <w:sz w:val="16"/>
+              </w:rPr>
               <w:t>Code table</w:t>
             </w:r>
           </w:p>
@@ -3068,6 +4027,9 @@
             <w:tcW w:type="dxa" w:w="1514"/>
           </w:tcPr>
           <w:p>
+            <w:pPr>
+              <w:spacing w:before="20" w:after="20"/>
+            </w:pPr>
             <w:r/>
             <w:r>
               <w:rPr>
@@ -3084,6 +4046,9 @@
             <w:tcW w:type="dxa" w:w="1514"/>
           </w:tcPr>
           <w:p>
+            <w:pPr>
+              <w:spacing w:before="20" w:after="20"/>
+            </w:pPr>
             <w:r/>
             <w:r>
               <w:rPr>
@@ -3091,70 +4056,6 @@
                 <w:b w:val="0"/>
                 <w:sz w:val="16"/>
               </w:rPr>
-              <w:t>0</w:t>
-            </w:r>
-          </w:p>
-        </w:tc>
-        <w:tc>
-          <w:tcPr>
-            <w:tcW w:type="dxa" w:w="1514"/>
-          </w:tcPr>
-          <w:p>
-            <w:r/>
-            <w:r>
-              <w:rPr>
-                <w:rFonts w:ascii="Verdana" w:hAnsi="Verdana"/>
-                <w:b w:val="0"/>
-                <w:sz w:val="16"/>
-              </w:rPr>
-              <w:t>3</w:t>
-            </w:r>
-          </w:p>
-        </w:tc>
-        <w:tc>
-          <w:tcPr>
-            <w:tcW w:type="dxa" w:w="1514"/>
-          </w:tcPr>
-          <w:p>
-            <w:r/>
-            <w:r>
-              <w:rPr>
-                <w:rFonts w:ascii="Verdana" w:hAnsi="Verdana"/>
-                <w:b w:val="0"/>
-                <w:sz w:val="16"/>
-              </w:rPr>
-              <w:t>Code table</w:t>
-            </w:r>
-          </w:p>
-        </w:tc>
-        <w:tc>
-          <w:tcPr>
-            <w:tcW w:type="dxa" w:w="1514"/>
-          </w:tcPr>
-          <w:p>
-            <w:r/>
-            <w:r>
-              <w:rPr>
-                <w:rFonts w:ascii="Verdana" w:hAnsi="Verdana"/>
-                <w:b w:val="0"/>
-                <w:sz w:val="16"/>
-              </w:rPr>
-              <w:t>0</w:t>
-            </w:r>
-          </w:p>
-        </w:tc>
-        <w:tc>
-          <w:tcPr>
-            <w:tcW w:type="dxa" w:w="1514"/>
-          </w:tcPr>
-          <w:p>
-            <w:r/>
-            <w:r>
-              <w:rPr>
-                <w:rFonts w:ascii="Verdana" w:hAnsi="Verdana"/>
-                <w:b w:val="0"/>
-                <w:sz w:val="16"/>
-              </w:rPr>
               <w:t>1</w:t>
             </w:r>
           </w:p>
@@ -3164,6 +4065,9 @@
             <w:tcW w:type="dxa" w:w="1514"/>
           </w:tcPr>
           <w:p>
+            <w:pPr>
+              <w:spacing w:before="20" w:after="20"/>
+            </w:pPr>
             <w:r/>
             <w:r>
               <w:rPr>
@@ -3184,6 +4088,9 @@
             <w:tcW w:type="dxa" w:w="1514"/>
           </w:tcPr>
           <w:p>
+            <w:pPr>
+              <w:spacing w:before="20" w:after="20"/>
+            </w:pPr>
             <w:r/>
             <w:r>
               <w:rPr>
@@ -3200,6 +4107,9 @@
             <w:tcW w:type="dxa" w:w="1514"/>
           </w:tcPr>
           <w:p>
+            <w:pPr>
+              <w:spacing w:before="20" w:after="20"/>
+            </w:pPr>
             <w:r/>
             <w:r>
               <w:rPr>
@@ -3216,6 +4126,27 @@
             <w:tcW w:type="dxa" w:w="1514"/>
           </w:tcPr>
           <w:p>
+            <w:pPr>
+              <w:spacing w:before="20" w:after="20"/>
+            </w:pPr>
+            <w:r/>
+            <w:r>
+              <w:rPr>
+                <w:rFonts w:ascii="Verdana" w:hAnsi="Verdana"/>
+                <w:sz w:val="16"/>
+              </w:rPr>
+              <w:t>Code table</w:t>
+            </w:r>
+          </w:p>
+        </w:tc>
+        <w:tc>
+          <w:tcPr>
+            <w:tcW w:type="dxa" w:w="1514"/>
+          </w:tcPr>
+          <w:p>
+            <w:pPr>
+              <w:spacing w:before="20" w:after="20"/>
+            </w:pPr>
             <w:r/>
             <w:r>
               <w:rPr>
@@ -3223,6 +4154,62 @@
                 <w:b w:val="0"/>
                 <w:sz w:val="16"/>
               </w:rPr>
+              <w:t>0</w:t>
+            </w:r>
+          </w:p>
+        </w:tc>
+        <w:tc>
+          <w:tcPr>
+            <w:tcW w:type="dxa" w:w="1514"/>
+          </w:tcPr>
+          <w:p>
+            <w:pPr>
+              <w:spacing w:before="20" w:after="20"/>
+            </w:pPr>
+            <w:r/>
+            <w:r>
+              <w:rPr>
+                <w:rFonts w:ascii="Verdana" w:hAnsi="Verdana"/>
+                <w:b w:val="0"/>
+                <w:sz w:val="16"/>
+              </w:rPr>
+              <w:t>0</w:t>
+            </w:r>
+          </w:p>
+        </w:tc>
+        <w:tc>
+          <w:tcPr>
+            <w:tcW w:type="dxa" w:w="1514"/>
+          </w:tcPr>
+          <w:p>
+            <w:pPr>
+              <w:spacing w:before="20" w:after="20"/>
+            </w:pPr>
+            <w:r/>
+            <w:r>
+              <w:rPr>
+                <w:rFonts w:ascii="Verdana" w:hAnsi="Verdana"/>
+                <w:b w:val="0"/>
+                <w:sz w:val="16"/>
+              </w:rPr>
+              <w:t>3</w:t>
+            </w:r>
+          </w:p>
+        </w:tc>
+        <w:tc>
+          <w:tcPr>
+            <w:tcW w:type="dxa" w:w="1514"/>
+          </w:tcPr>
+          <w:p>
+            <w:pPr>
+              <w:spacing w:before="20" w:after="20"/>
+            </w:pPr>
+            <w:r/>
+            <w:r>
+              <w:rPr>
+                <w:rFonts w:ascii="Verdana" w:hAnsi="Verdana"/>
+                <w:sz w:val="16"/>
+              </w:rPr>
               <w:t>Code table</w:t>
             </w:r>
           </w:p>
@@ -3232,6 +4219,9 @@
             <w:tcW w:type="dxa" w:w="1514"/>
           </w:tcPr>
           <w:p>
+            <w:pPr>
+              <w:spacing w:before="20" w:after="20"/>
+            </w:pPr>
             <w:r/>
             <w:r>
               <w:rPr>
@@ -3248,6 +4238,9 @@
             <w:tcW w:type="dxa" w:w="1514"/>
           </w:tcPr>
           <w:p>
+            <w:pPr>
+              <w:spacing w:before="20" w:after="20"/>
+            </w:pPr>
             <w:r/>
             <w:r>
               <w:rPr>
@@ -3255,70 +4248,6 @@
                 <w:b w:val="0"/>
                 <w:sz w:val="16"/>
               </w:rPr>
-              <w:t>0</w:t>
-            </w:r>
-          </w:p>
-        </w:tc>
-        <w:tc>
-          <w:tcPr>
-            <w:tcW w:type="dxa" w:w="1514"/>
-          </w:tcPr>
-          <w:p>
-            <w:r/>
-            <w:r>
-              <w:rPr>
-                <w:rFonts w:ascii="Verdana" w:hAnsi="Verdana"/>
-                <w:b w:val="0"/>
-                <w:sz w:val="16"/>
-              </w:rPr>
-              <w:t>3</w:t>
-            </w:r>
-          </w:p>
-        </w:tc>
-        <w:tc>
-          <w:tcPr>
-            <w:tcW w:type="dxa" w:w="1514"/>
-          </w:tcPr>
-          <w:p>
-            <w:r/>
-            <w:r>
-              <w:rPr>
-                <w:rFonts w:ascii="Verdana" w:hAnsi="Verdana"/>
-                <w:b w:val="0"/>
-                <w:sz w:val="16"/>
-              </w:rPr>
-              <w:t>Code table</w:t>
-            </w:r>
-          </w:p>
-        </w:tc>
-        <w:tc>
-          <w:tcPr>
-            <w:tcW w:type="dxa" w:w="1514"/>
-          </w:tcPr>
-          <w:p>
-            <w:r/>
-            <w:r>
-              <w:rPr>
-                <w:rFonts w:ascii="Verdana" w:hAnsi="Verdana"/>
-                <w:b w:val="0"/>
-                <w:sz w:val="16"/>
-              </w:rPr>
-              <w:t>0</w:t>
-            </w:r>
-          </w:p>
-        </w:tc>
-        <w:tc>
-          <w:tcPr>
-            <w:tcW w:type="dxa" w:w="1514"/>
-          </w:tcPr>
-          <w:p>
-            <w:r/>
-            <w:r>
-              <w:rPr>
-                <w:rFonts w:ascii="Verdana" w:hAnsi="Verdana"/>
-                <w:b w:val="0"/>
-                <w:sz w:val="16"/>
-              </w:rPr>
               <w:t>1</w:t>
             </w:r>
           </w:p>
@@ -3328,6 +4257,9 @@
             <w:tcW w:type="dxa" w:w="1514"/>
           </w:tcPr>
           <w:p>
+            <w:pPr>
+              <w:spacing w:before="20" w:after="20"/>
+            </w:pPr>
             <w:r/>
             <w:r>
               <w:rPr>
@@ -3348,6 +4280,9 @@
             <w:tcW w:type="dxa" w:w="1514"/>
           </w:tcPr>
           <w:p>
+            <w:pPr>
+              <w:spacing w:before="20" w:after="20"/>
+            </w:pPr>
             <w:r/>
             <w:r>
               <w:rPr>
@@ -3364,6 +4299,9 @@
             <w:tcW w:type="dxa" w:w="1514"/>
           </w:tcPr>
           <w:p>
+            <w:pPr>
+              <w:spacing w:before="20" w:after="20"/>
+            </w:pPr>
             <w:r/>
             <w:r>
               <w:rPr>
@@ -3380,6 +4318,27 @@
             <w:tcW w:type="dxa" w:w="1514"/>
           </w:tcPr>
           <w:p>
+            <w:pPr>
+              <w:spacing w:before="20" w:after="20"/>
+            </w:pPr>
+            <w:r/>
+            <w:r>
+              <w:rPr>
+                <w:rFonts w:ascii="Verdana" w:hAnsi="Verdana"/>
+                <w:sz w:val="16"/>
+              </w:rPr>
+              <w:t>K-1</w:t>
+            </w:r>
+          </w:p>
+        </w:tc>
+        <w:tc>
+          <w:tcPr>
+            <w:tcW w:type="dxa" w:w="1514"/>
+          </w:tcPr>
+          <w:p>
+            <w:pPr>
+              <w:spacing w:before="20" w:after="20"/>
+            </w:pPr>
             <w:r/>
             <w:r>
               <w:rPr>
@@ -3387,6 +4346,62 @@
                 <w:b w:val="0"/>
                 <w:sz w:val="16"/>
               </w:rPr>
+              <w:t>6</w:t>
+            </w:r>
+          </w:p>
+        </w:tc>
+        <w:tc>
+          <w:tcPr>
+            <w:tcW w:type="dxa" w:w="1514"/>
+          </w:tcPr>
+          <w:p>
+            <w:pPr>
+              <w:spacing w:before="20" w:after="20"/>
+            </w:pPr>
+            <w:r/>
+            <w:r>
+              <w:rPr>
+                <w:rFonts w:ascii="Verdana" w:hAnsi="Verdana"/>
+                <w:b w:val="0"/>
+                <w:sz w:val="16"/>
+              </w:rPr>
+              <w:t>0</w:t>
+            </w:r>
+          </w:p>
+        </w:tc>
+        <w:tc>
+          <w:tcPr>
+            <w:tcW w:type="dxa" w:w="1514"/>
+          </w:tcPr>
+          <w:p>
+            <w:pPr>
+              <w:spacing w:before="20" w:after="20"/>
+            </w:pPr>
+            <w:r/>
+            <w:r>
+              <w:rPr>
+                <w:rFonts w:ascii="Verdana" w:hAnsi="Verdana"/>
+                <w:b w:val="0"/>
+                <w:sz w:val="16"/>
+              </w:rPr>
+              <w:t>10</w:t>
+            </w:r>
+          </w:p>
+        </w:tc>
+        <w:tc>
+          <w:tcPr>
+            <w:tcW w:type="dxa" w:w="1514"/>
+          </w:tcPr>
+          <w:p>
+            <w:pPr>
+              <w:spacing w:before="20" w:after="20"/>
+            </w:pPr>
+            <w:r/>
+            <w:r>
+              <w:rPr>
+                <w:rFonts w:ascii="Verdana" w:hAnsi="Verdana"/>
+                <w:sz w:val="16"/>
+              </w:rPr>
               <w:t>K-1</w:t>
             </w:r>
           </w:p>
@@ -3396,6 +4411,9 @@
             <w:tcW w:type="dxa" w:w="1514"/>
           </w:tcPr>
           <w:p>
+            <w:pPr>
+              <w:spacing w:before="20" w:after="20"/>
+            </w:pPr>
             <w:r/>
             <w:r>
               <w:rPr>
@@ -3412,6 +4430,9 @@
             <w:tcW w:type="dxa" w:w="1514"/>
           </w:tcPr>
           <w:p>
+            <w:pPr>
+              <w:spacing w:before="20" w:after="20"/>
+            </w:pPr>
             <w:r/>
             <w:r>
               <w:rPr>
@@ -3419,70 +4440,6 @@
                 <w:b w:val="0"/>
                 <w:sz w:val="16"/>
               </w:rPr>
-              <w:t>0</w:t>
-            </w:r>
-          </w:p>
-        </w:tc>
-        <w:tc>
-          <w:tcPr>
-            <w:tcW w:type="dxa" w:w="1514"/>
-          </w:tcPr>
-          <w:p>
-            <w:r/>
-            <w:r>
-              <w:rPr>
-                <w:rFonts w:ascii="Verdana" w:hAnsi="Verdana"/>
-                <w:b w:val="0"/>
-                <w:sz w:val="16"/>
-              </w:rPr>
-              <w:t>10</w:t>
-            </w:r>
-          </w:p>
-        </w:tc>
-        <w:tc>
-          <w:tcPr>
-            <w:tcW w:type="dxa" w:w="1514"/>
-          </w:tcPr>
-          <w:p>
-            <w:r/>
-            <w:r>
-              <w:rPr>
-                <w:rFonts w:ascii="Verdana" w:hAnsi="Verdana"/>
-                <w:b w:val="0"/>
-                <w:sz w:val="16"/>
-              </w:rPr>
-              <w:t>K-1</w:t>
-            </w:r>
-          </w:p>
-        </w:tc>
-        <w:tc>
-          <w:tcPr>
-            <w:tcW w:type="dxa" w:w="1514"/>
-          </w:tcPr>
-          <w:p>
-            <w:r/>
-            <w:r>
-              <w:rPr>
-                <w:rFonts w:ascii="Verdana" w:hAnsi="Verdana"/>
-                <w:b w:val="0"/>
-                <w:sz w:val="16"/>
-              </w:rPr>
-              <w:t>6</w:t>
-            </w:r>
-          </w:p>
-        </w:tc>
-        <w:tc>
-          <w:tcPr>
-            <w:tcW w:type="dxa" w:w="1514"/>
-          </w:tcPr>
-          <w:p>
-            <w:r/>
-            <w:r>
-              <w:rPr>
-                <w:rFonts w:ascii="Verdana" w:hAnsi="Verdana"/>
-                <w:b w:val="0"/>
-                <w:sz w:val="16"/>
-              </w:rPr>
               <w:t>3</w:t>
             </w:r>
           </w:p>
@@ -3492,6 +4449,9 @@
             <w:tcW w:type="dxa" w:w="1514"/>
           </w:tcPr>
           <w:p>
+            <w:pPr>
+              <w:spacing w:before="20" w:after="20"/>
+            </w:pPr>
             <w:r/>
             <w:r>
               <w:rPr>
@@ -3512,6 +4472,9 @@
             <w:tcW w:type="dxa" w:w="1514"/>
           </w:tcPr>
           <w:p>
+            <w:pPr>
+              <w:spacing w:before="20" w:after="20"/>
+            </w:pPr>
             <w:r/>
             <w:r>
               <w:rPr>
@@ -3528,6 +4491,9 @@
             <w:tcW w:type="dxa" w:w="1514"/>
           </w:tcPr>
           <w:p>
+            <w:pPr>
+              <w:spacing w:before="20" w:after="20"/>
+            </w:pPr>
             <w:r/>
             <w:r>
               <w:rPr>
@@ -3544,6 +4510,27 @@
             <w:tcW w:type="dxa" w:w="1514"/>
           </w:tcPr>
           <w:p>
+            <w:pPr>
+              <w:spacing w:before="20" w:after="20"/>
+            </w:pPr>
+            <w:r/>
+            <w:r>
+              <w:rPr>
+                <w:rFonts w:ascii="Verdana" w:hAnsi="Verdana"/>
+                <w:sz w:val="16"/>
+              </w:rPr>
+              <w:t>m</w:t>
+            </w:r>
+          </w:p>
+        </w:tc>
+        <w:tc>
+          <w:tcPr>
+            <w:tcW w:type="dxa" w:w="1514"/>
+          </w:tcPr>
+          <w:p>
+            <w:pPr>
+              <w:spacing w:before="20" w:after="20"/>
+            </w:pPr>
             <w:r/>
             <w:r>
               <w:rPr>
@@ -3551,6 +4538,62 @@
                 <w:b w:val="0"/>
                 <w:sz w:val="16"/>
               </w:rPr>
+              <w:t>0</w:t>
+            </w:r>
+          </w:p>
+        </w:tc>
+        <w:tc>
+          <w:tcPr>
+            <w:tcW w:type="dxa" w:w="1514"/>
+          </w:tcPr>
+          <w:p>
+            <w:pPr>
+              <w:spacing w:before="20" w:after="20"/>
+            </w:pPr>
+            <w:r/>
+            <w:r>
+              <w:rPr>
+                <w:rFonts w:ascii="Verdana" w:hAnsi="Verdana"/>
+                <w:b w:val="0"/>
+                <w:sz w:val="16"/>
+              </w:rPr>
+              <w:t>5000</w:t>
+            </w:r>
+          </w:p>
+        </w:tc>
+        <w:tc>
+          <w:tcPr>
+            <w:tcW w:type="dxa" w:w="1514"/>
+          </w:tcPr>
+          <w:p>
+            <w:pPr>
+              <w:spacing w:before="20" w:after="20"/>
+            </w:pPr>
+            <w:r/>
+            <w:r>
+              <w:rPr>
+                <w:rFonts w:ascii="Verdana" w:hAnsi="Verdana"/>
+                <w:b w:val="0"/>
+                <w:sz w:val="16"/>
+              </w:rPr>
+              <w:t>16</w:t>
+            </w:r>
+          </w:p>
+        </w:tc>
+        <w:tc>
+          <w:tcPr>
+            <w:tcW w:type="dxa" w:w="1514"/>
+          </w:tcPr>
+          <w:p>
+            <w:pPr>
+              <w:spacing w:before="20" w:after="20"/>
+            </w:pPr>
+            <w:r/>
+            <w:r>
+              <w:rPr>
+                <w:rFonts w:ascii="Verdana" w:hAnsi="Verdana"/>
+                <w:sz w:val="16"/>
+              </w:rPr>
               <w:t>m</w:t>
             </w:r>
           </w:p>
@@ -3560,6 +4603,9 @@
             <w:tcW w:type="dxa" w:w="1514"/>
           </w:tcPr>
           <w:p>
+            <w:pPr>
+              <w:spacing w:before="20" w:after="20"/>
+            </w:pPr>
             <w:r/>
             <w:r>
               <w:rPr>
@@ -3576,6 +4622,9 @@
             <w:tcW w:type="dxa" w:w="1514"/>
           </w:tcPr>
           <w:p>
+            <w:pPr>
+              <w:spacing w:before="20" w:after="20"/>
+            </w:pPr>
             <w:r/>
             <w:r>
               <w:rPr>
@@ -3583,70 +4632,6 @@
                 <w:b w:val="0"/>
                 <w:sz w:val="16"/>
               </w:rPr>
-              <w:t>5000</w:t>
-            </w:r>
-          </w:p>
-        </w:tc>
-        <w:tc>
-          <w:tcPr>
-            <w:tcW w:type="dxa" w:w="1514"/>
-          </w:tcPr>
-          <w:p>
-            <w:r/>
-            <w:r>
-              <w:rPr>
-                <w:rFonts w:ascii="Verdana" w:hAnsi="Verdana"/>
-                <w:b w:val="0"/>
-                <w:sz w:val="16"/>
-              </w:rPr>
-              <w:t>16</w:t>
-            </w:r>
-          </w:p>
-        </w:tc>
-        <w:tc>
-          <w:tcPr>
-            <w:tcW w:type="dxa" w:w="1514"/>
-          </w:tcPr>
-          <w:p>
-            <w:r/>
-            <w:r>
-              <w:rPr>
-                <w:rFonts w:ascii="Verdana" w:hAnsi="Verdana"/>
-                <w:b w:val="0"/>
-                <w:sz w:val="16"/>
-              </w:rPr>
-              <w:t>m</w:t>
-            </w:r>
-          </w:p>
-        </w:tc>
-        <w:tc>
-          <w:tcPr>
-            <w:tcW w:type="dxa" w:w="1514"/>
-          </w:tcPr>
-          <w:p>
-            <w:r/>
-            <w:r>
-              <w:rPr>
-                <w:rFonts w:ascii="Verdana" w:hAnsi="Verdana"/>
-                <w:b w:val="0"/>
-                <w:sz w:val="16"/>
-              </w:rPr>
-              <w:t>0</w:t>
-            </w:r>
-          </w:p>
-        </w:tc>
-        <w:tc>
-          <w:tcPr>
-            <w:tcW w:type="dxa" w:w="1514"/>
-          </w:tcPr>
-          <w:p>
-            <w:r/>
-            <w:r>
-              <w:rPr>
-                <w:rFonts w:ascii="Verdana" w:hAnsi="Verdana"/>
-                <w:b w:val="0"/>
-                <w:sz w:val="16"/>
-              </w:rPr>
               <w:t>5</w:t>
             </w:r>
           </w:p>
@@ -3656,6 +4641,9 @@
             <w:tcW w:type="dxa" w:w="1514"/>
           </w:tcPr>
           <w:p>
+            <w:pPr>
+              <w:spacing w:before="20" w:after="20"/>
+            </w:pPr>
             <w:r/>
             <w:r>
               <w:rPr>
@@ -3676,6 +4664,9 @@
             <w:tcW w:type="dxa" w:w="1514"/>
           </w:tcPr>
           <w:p>
+            <w:pPr>
+              <w:spacing w:before="20" w:after="20"/>
+            </w:pPr>
             <w:r/>
             <w:r>
               <w:rPr>
@@ -3692,6 +4683,9 @@
             <w:tcW w:type="dxa" w:w="1514"/>
           </w:tcPr>
           <w:p>
+            <w:pPr>
+              <w:spacing w:before="20" w:after="20"/>
+            </w:pPr>
             <w:r/>
             <w:r>
               <w:rPr>
@@ -3708,6 +4702,27 @@
             <w:tcW w:type="dxa" w:w="1514"/>
           </w:tcPr>
           <w:p>
+            <w:pPr>
+              <w:spacing w:before="20" w:after="20"/>
+            </w:pPr>
+            <w:r/>
+            <w:r>
+              <w:rPr>
+                <w:rFonts w:ascii="Verdana" w:hAnsi="Verdana"/>
+                <w:sz w:val="16"/>
+              </w:rPr>
+              <w:t>m</w:t>
+            </w:r>
+          </w:p>
+        </w:tc>
+        <w:tc>
+          <w:tcPr>
+            <w:tcW w:type="dxa" w:w="1514"/>
+          </w:tcPr>
+          <w:p>
+            <w:pPr>
+              <w:spacing w:before="20" w:after="20"/>
+            </w:pPr>
             <w:r/>
             <w:r>
               <w:rPr>
@@ -3715,6 +4730,62 @@
                 <w:b w:val="0"/>
                 <w:sz w:val="16"/>
               </w:rPr>
+              <w:t>0</w:t>
+            </w:r>
+          </w:p>
+        </w:tc>
+        <w:tc>
+          <w:tcPr>
+            <w:tcW w:type="dxa" w:w="1514"/>
+          </w:tcPr>
+          <w:p>
+            <w:pPr>
+              <w:spacing w:before="20" w:after="20"/>
+            </w:pPr>
+            <w:r/>
+            <w:r>
+              <w:rPr>
+                <w:rFonts w:ascii="Verdana" w:hAnsi="Verdana"/>
+                <w:b w:val="0"/>
+                <w:sz w:val="16"/>
+              </w:rPr>
+              <w:t>5000</w:t>
+            </w:r>
+          </w:p>
+        </w:tc>
+        <w:tc>
+          <w:tcPr>
+            <w:tcW w:type="dxa" w:w="1514"/>
+          </w:tcPr>
+          <w:p>
+            <w:pPr>
+              <w:spacing w:before="20" w:after="20"/>
+            </w:pPr>
+            <w:r/>
+            <w:r>
+              <w:rPr>
+                <w:rFonts w:ascii="Verdana" w:hAnsi="Verdana"/>
+                <w:b w:val="0"/>
+                <w:sz w:val="16"/>
+              </w:rPr>
+              <w:t>16</w:t>
+            </w:r>
+          </w:p>
+        </w:tc>
+        <w:tc>
+          <w:tcPr>
+            <w:tcW w:type="dxa" w:w="1514"/>
+          </w:tcPr>
+          <w:p>
+            <w:pPr>
+              <w:spacing w:before="20" w:after="20"/>
+            </w:pPr>
+            <w:r/>
+            <w:r>
+              <w:rPr>
+                <w:rFonts w:ascii="Verdana" w:hAnsi="Verdana"/>
+                <w:sz w:val="16"/>
+              </w:rPr>
               <w:t>m</w:t>
             </w:r>
           </w:p>
@@ -3724,6 +4795,9 @@
             <w:tcW w:type="dxa" w:w="1514"/>
           </w:tcPr>
           <w:p>
+            <w:pPr>
+              <w:spacing w:before="20" w:after="20"/>
+            </w:pPr>
             <w:r/>
             <w:r>
               <w:rPr>
@@ -3740,6 +4814,9 @@
             <w:tcW w:type="dxa" w:w="1514"/>
           </w:tcPr>
           <w:p>
+            <w:pPr>
+              <w:spacing w:before="20" w:after="20"/>
+            </w:pPr>
             <w:r/>
             <w:r>
               <w:rPr>
@@ -3747,70 +4824,6 @@
                 <w:b w:val="0"/>
                 <w:sz w:val="16"/>
               </w:rPr>
-              <w:t>5000</w:t>
-            </w:r>
-          </w:p>
-        </w:tc>
-        <w:tc>
-          <w:tcPr>
-            <w:tcW w:type="dxa" w:w="1514"/>
-          </w:tcPr>
-          <w:p>
-            <w:r/>
-            <w:r>
-              <w:rPr>
-                <w:rFonts w:ascii="Verdana" w:hAnsi="Verdana"/>
-                <w:b w:val="0"/>
-                <w:sz w:val="16"/>
-              </w:rPr>
-              <w:t>16</w:t>
-            </w:r>
-          </w:p>
-        </w:tc>
-        <w:tc>
-          <w:tcPr>
-            <w:tcW w:type="dxa" w:w="1514"/>
-          </w:tcPr>
-          <w:p>
-            <w:r/>
-            <w:r>
-              <w:rPr>
-                <w:rFonts w:ascii="Verdana" w:hAnsi="Verdana"/>
-                <w:b w:val="0"/>
-                <w:sz w:val="16"/>
-              </w:rPr>
-              <w:t>m</w:t>
-            </w:r>
-          </w:p>
-        </w:tc>
-        <w:tc>
-          <w:tcPr>
-            <w:tcW w:type="dxa" w:w="1514"/>
-          </w:tcPr>
-          <w:p>
-            <w:r/>
-            <w:r>
-              <w:rPr>
-                <w:rFonts w:ascii="Verdana" w:hAnsi="Verdana"/>
-                <w:b w:val="0"/>
-                <w:sz w:val="16"/>
-              </w:rPr>
-              <w:t>0</w:t>
-            </w:r>
-          </w:p>
-        </w:tc>
-        <w:tc>
-          <w:tcPr>
-            <w:tcW w:type="dxa" w:w="1514"/>
-          </w:tcPr>
-          <w:p>
-            <w:r/>
-            <w:r>
-              <w:rPr>
-                <w:rFonts w:ascii="Verdana" w:hAnsi="Verdana"/>
-                <w:b w:val="0"/>
-                <w:sz w:val="16"/>
-              </w:rPr>
               <w:t>5</w:t>
             </w:r>
           </w:p>
@@ -3820,6 +4833,9 @@
             <w:tcW w:type="dxa" w:w="1514"/>
           </w:tcPr>
           <w:p>
+            <w:pPr>
+              <w:spacing w:before="20" w:after="20"/>
+            </w:pPr>
             <w:r/>
             <w:r>
               <w:rPr>
@@ -3840,6 +4856,9 @@
             <w:tcW w:type="dxa" w:w="1514"/>
           </w:tcPr>
           <w:p>
+            <w:pPr>
+              <w:spacing w:before="20" w:after="20"/>
+            </w:pPr>
             <w:r/>
             <w:r>
               <w:rPr>
@@ -3856,6 +4875,9 @@
             <w:tcW w:type="dxa" w:w="1514"/>
           </w:tcPr>
           <w:p>
+            <w:pPr>
+              <w:spacing w:before="20" w:after="20"/>
+            </w:pPr>
             <w:r/>
             <w:r>
               <w:rPr>
@@ -3872,6 +4894,27 @@
             <w:tcW w:type="dxa" w:w="1514"/>
           </w:tcPr>
           <w:p>
+            <w:pPr>
+              <w:spacing w:before="20" w:after="20"/>
+            </w:pPr>
+            <w:r/>
+            <w:r>
+              <w:rPr>
+                <w:rFonts w:ascii="Verdana" w:hAnsi="Verdana"/>
+                <w:sz w:val="16"/>
+              </w:rPr>
+              <w:t>Code table</w:t>
+            </w:r>
+          </w:p>
+        </w:tc>
+        <w:tc>
+          <w:tcPr>
+            <w:tcW w:type="dxa" w:w="1514"/>
+          </w:tcPr>
+          <w:p>
+            <w:pPr>
+              <w:spacing w:before="20" w:after="20"/>
+            </w:pPr>
             <w:r/>
             <w:r>
               <w:rPr>
@@ -3879,6 +4922,62 @@
                 <w:b w:val="0"/>
                 <w:sz w:val="16"/>
               </w:rPr>
+              <w:t>0</w:t>
+            </w:r>
+          </w:p>
+        </w:tc>
+        <w:tc>
+          <w:tcPr>
+            <w:tcW w:type="dxa" w:w="1514"/>
+          </w:tcPr>
+          <w:p>
+            <w:pPr>
+              <w:spacing w:before="20" w:after="20"/>
+            </w:pPr>
+            <w:r/>
+            <w:r>
+              <w:rPr>
+                <w:rFonts w:ascii="Verdana" w:hAnsi="Verdana"/>
+                <w:b w:val="0"/>
+                <w:sz w:val="16"/>
+              </w:rPr>
+              <w:t>0</w:t>
+            </w:r>
+          </w:p>
+        </w:tc>
+        <w:tc>
+          <w:tcPr>
+            <w:tcW w:type="dxa" w:w="1514"/>
+          </w:tcPr>
+          <w:p>
+            <w:pPr>
+              <w:spacing w:before="20" w:after="20"/>
+            </w:pPr>
+            <w:r/>
+            <w:r>
+              <w:rPr>
+                <w:rFonts w:ascii="Verdana" w:hAnsi="Verdana"/>
+                <w:b w:val="0"/>
+                <w:sz w:val="16"/>
+              </w:rPr>
+              <w:t>4</w:t>
+            </w:r>
+          </w:p>
+        </w:tc>
+        <w:tc>
+          <w:tcPr>
+            <w:tcW w:type="dxa" w:w="1514"/>
+          </w:tcPr>
+          <w:p>
+            <w:pPr>
+              <w:spacing w:before="20" w:after="20"/>
+            </w:pPr>
+            <w:r/>
+            <w:r>
+              <w:rPr>
+                <w:rFonts w:ascii="Verdana" w:hAnsi="Verdana"/>
+                <w:sz w:val="16"/>
+              </w:rPr>
               <w:t>Code table</w:t>
             </w:r>
           </w:p>
@@ -3888,6 +4987,9 @@
             <w:tcW w:type="dxa" w:w="1514"/>
           </w:tcPr>
           <w:p>
+            <w:pPr>
+              <w:spacing w:before="20" w:after="20"/>
+            </w:pPr>
             <w:r/>
             <w:r>
               <w:rPr>
@@ -3904,6 +5006,9 @@
             <w:tcW w:type="dxa" w:w="1514"/>
           </w:tcPr>
           <w:p>
+            <w:pPr>
+              <w:spacing w:before="20" w:after="20"/>
+            </w:pPr>
             <w:r/>
             <w:r>
               <w:rPr>
@@ -3911,70 +5016,6 @@
                 <w:b w:val="0"/>
                 <w:sz w:val="16"/>
               </w:rPr>
-              <w:t>0</w:t>
-            </w:r>
-          </w:p>
-        </w:tc>
-        <w:tc>
-          <w:tcPr>
-            <w:tcW w:type="dxa" w:w="1514"/>
-          </w:tcPr>
-          <w:p>
-            <w:r/>
-            <w:r>
-              <w:rPr>
-                <w:rFonts w:ascii="Verdana" w:hAnsi="Verdana"/>
-                <w:b w:val="0"/>
-                <w:sz w:val="16"/>
-              </w:rPr>
-              <w:t>4</w:t>
-            </w:r>
-          </w:p>
-        </w:tc>
-        <w:tc>
-          <w:tcPr>
-            <w:tcW w:type="dxa" w:w="1514"/>
-          </w:tcPr>
-          <w:p>
-            <w:r/>
-            <w:r>
-              <w:rPr>
-                <w:rFonts w:ascii="Verdana" w:hAnsi="Verdana"/>
-                <w:b w:val="0"/>
-                <w:sz w:val="16"/>
-              </w:rPr>
-              <w:t>Code table</w:t>
-            </w:r>
-          </w:p>
-        </w:tc>
-        <w:tc>
-          <w:tcPr>
-            <w:tcW w:type="dxa" w:w="1514"/>
-          </w:tcPr>
-          <w:p>
-            <w:r/>
-            <w:r>
-              <w:rPr>
-                <w:rFonts w:ascii="Verdana" w:hAnsi="Verdana"/>
-                <w:b w:val="0"/>
-                <w:sz w:val="16"/>
-              </w:rPr>
-              <w:t>0</w:t>
-            </w:r>
-          </w:p>
-        </w:tc>
-        <w:tc>
-          <w:tcPr>
-            <w:tcW w:type="dxa" w:w="1514"/>
-          </w:tcPr>
-          <w:p>
-            <w:r/>
-            <w:r>
-              <w:rPr>
-                <w:rFonts w:ascii="Verdana" w:hAnsi="Verdana"/>
-                <w:b w:val="0"/>
-                <w:sz w:val="16"/>
-              </w:rPr>
               <w:t>2</w:t>
             </w:r>
           </w:p>
@@ -3984,6 +5025,9 @@
             <w:tcW w:type="dxa" w:w="1514"/>
           </w:tcPr>
           <w:p>
+            <w:pPr>
+              <w:spacing w:before="20" w:after="20"/>
+            </w:pPr>
             <w:r/>
             <w:r>
               <w:rPr>
@@ -4004,6 +5048,9 @@
             <w:tcW w:type="dxa" w:w="1514"/>
           </w:tcPr>
           <w:p>
+            <w:pPr>
+              <w:spacing w:before="20" w:after="20"/>
+            </w:pPr>
             <w:r/>
             <w:r>
               <w:rPr>
@@ -4020,6 +5067,9 @@
             <w:tcW w:type="dxa" w:w="1514"/>
           </w:tcPr>
           <w:p>
+            <w:pPr>
+              <w:spacing w:before="20" w:after="20"/>
+            </w:pPr>
             <w:r/>
             <w:r>
               <w:rPr>
@@ -4036,6 +5086,27 @@
             <w:tcW w:type="dxa" w:w="1514"/>
           </w:tcPr>
           <w:p>
+            <w:pPr>
+              <w:spacing w:before="20" w:after="20"/>
+            </w:pPr>
+            <w:r/>
+            <w:r>
+              <w:rPr>
+                <w:rFonts w:ascii="Verdana" w:hAnsi="Verdana"/>
+                <w:sz w:val="16"/>
+              </w:rPr>
+              <w:t>Code table</w:t>
+            </w:r>
+          </w:p>
+        </w:tc>
+        <w:tc>
+          <w:tcPr>
+            <w:tcW w:type="dxa" w:w="1514"/>
+          </w:tcPr>
+          <w:p>
+            <w:pPr>
+              <w:spacing w:before="20" w:after="20"/>
+            </w:pPr>
             <w:r/>
             <w:r>
               <w:rPr>
@@ -4043,6 +5114,62 @@
                 <w:b w:val="0"/>
                 <w:sz w:val="16"/>
               </w:rPr>
+              <w:t>0</w:t>
+            </w:r>
+          </w:p>
+        </w:tc>
+        <w:tc>
+          <w:tcPr>
+            <w:tcW w:type="dxa" w:w="1514"/>
+          </w:tcPr>
+          <w:p>
+            <w:pPr>
+              <w:spacing w:before="20" w:after="20"/>
+            </w:pPr>
+            <w:r/>
+            <w:r>
+              <w:rPr>
+                <w:rFonts w:ascii="Verdana" w:hAnsi="Verdana"/>
+                <w:b w:val="0"/>
+                <w:sz w:val="16"/>
+              </w:rPr>
+              <w:t>0</w:t>
+            </w:r>
+          </w:p>
+        </w:tc>
+        <w:tc>
+          <w:tcPr>
+            <w:tcW w:type="dxa" w:w="1514"/>
+          </w:tcPr>
+          <w:p>
+            <w:pPr>
+              <w:spacing w:before="20" w:after="20"/>
+            </w:pPr>
+            <w:r/>
+            <w:r>
+              <w:rPr>
+                <w:rFonts w:ascii="Verdana" w:hAnsi="Verdana"/>
+                <w:b w:val="0"/>
+                <w:sz w:val="16"/>
+              </w:rPr>
+              <w:t>6</w:t>
+            </w:r>
+          </w:p>
+        </w:tc>
+        <w:tc>
+          <w:tcPr>
+            <w:tcW w:type="dxa" w:w="1514"/>
+          </w:tcPr>
+          <w:p>
+            <w:pPr>
+              <w:spacing w:before="20" w:after="20"/>
+            </w:pPr>
+            <w:r/>
+            <w:r>
+              <w:rPr>
+                <w:rFonts w:ascii="Verdana" w:hAnsi="Verdana"/>
+                <w:sz w:val="16"/>
+              </w:rPr>
               <w:t>Code table</w:t>
             </w:r>
           </w:p>
@@ -4052,6 +5179,9 @@
             <w:tcW w:type="dxa" w:w="1514"/>
           </w:tcPr>
           <w:p>
+            <w:pPr>
+              <w:spacing w:before="20" w:after="20"/>
+            </w:pPr>
             <w:r/>
             <w:r>
               <w:rPr>
@@ -4068,6 +5198,9 @@
             <w:tcW w:type="dxa" w:w="1514"/>
           </w:tcPr>
           <w:p>
+            <w:pPr>
+              <w:spacing w:before="20" w:after="20"/>
+            </w:pPr>
             <w:r/>
             <w:r>
               <w:rPr>
@@ -4075,70 +5208,6 @@
                 <w:b w:val="0"/>
                 <w:sz w:val="16"/>
               </w:rPr>
-              <w:t>0</w:t>
-            </w:r>
-          </w:p>
-        </w:tc>
-        <w:tc>
-          <w:tcPr>
-            <w:tcW w:type="dxa" w:w="1514"/>
-          </w:tcPr>
-          <w:p>
-            <w:r/>
-            <w:r>
-              <w:rPr>
-                <w:rFonts w:ascii="Verdana" w:hAnsi="Verdana"/>
-                <w:b w:val="0"/>
-                <w:sz w:val="16"/>
-              </w:rPr>
-              <w:t>6</w:t>
-            </w:r>
-          </w:p>
-        </w:tc>
-        <w:tc>
-          <w:tcPr>
-            <w:tcW w:type="dxa" w:w="1514"/>
-          </w:tcPr>
-          <w:p>
-            <w:r/>
-            <w:r>
-              <w:rPr>
-                <w:rFonts w:ascii="Verdana" w:hAnsi="Verdana"/>
-                <w:b w:val="0"/>
-                <w:sz w:val="16"/>
-              </w:rPr>
-              <w:t>Code table</w:t>
-            </w:r>
-          </w:p>
-        </w:tc>
-        <w:tc>
-          <w:tcPr>
-            <w:tcW w:type="dxa" w:w="1514"/>
-          </w:tcPr>
-          <w:p>
-            <w:r/>
-            <w:r>
-              <w:rPr>
-                <w:rFonts w:ascii="Verdana" w:hAnsi="Verdana"/>
-                <w:b w:val="0"/>
-                <w:sz w:val="16"/>
-              </w:rPr>
-              <w:t>0</w:t>
-            </w:r>
-          </w:p>
-        </w:tc>
-        <w:tc>
-          <w:tcPr>
-            <w:tcW w:type="dxa" w:w="1514"/>
-          </w:tcPr>
-          <w:p>
-            <w:r/>
-            <w:r>
-              <w:rPr>
-                <w:rFonts w:ascii="Verdana" w:hAnsi="Verdana"/>
-                <w:b w:val="0"/>
-                <w:sz w:val="16"/>
-              </w:rPr>
               <w:t>2</w:t>
             </w:r>
           </w:p>
@@ -4148,6 +5217,9 @@
             <w:tcW w:type="dxa" w:w="1514"/>
           </w:tcPr>
           <w:p>
+            <w:pPr>
+              <w:spacing w:before="20" w:after="20"/>
+            </w:pPr>
             <w:r/>
             <w:r>
               <w:rPr>
@@ -4168,6 +5240,9 @@
             <w:tcW w:type="dxa" w:w="1514"/>
           </w:tcPr>
           <w:p>
+            <w:pPr>
+              <w:spacing w:before="20" w:after="20"/>
+            </w:pPr>
             <w:r/>
             <w:r>
               <w:rPr>
@@ -4184,6 +5259,9 @@
             <w:tcW w:type="dxa" w:w="1514"/>
           </w:tcPr>
           <w:p>
+            <w:pPr>
+              <w:spacing w:before="20" w:after="20"/>
+            </w:pPr>
             <w:r/>
             <w:r>
               <w:rPr>
@@ -4200,6 +5278,27 @@
             <w:tcW w:type="dxa" w:w="1514"/>
           </w:tcPr>
           <w:p>
+            <w:pPr>
+              <w:spacing w:before="20" w:after="20"/>
+            </w:pPr>
+            <w:r/>
+            <w:r>
+              <w:rPr>
+                <w:rFonts w:ascii="Verdana" w:hAnsi="Verdana"/>
+                <w:sz w:val="16"/>
+              </w:rPr>
+              <w:t>Code table</w:t>
+            </w:r>
+          </w:p>
+        </w:tc>
+        <w:tc>
+          <w:tcPr>
+            <w:tcW w:type="dxa" w:w="1514"/>
+          </w:tcPr>
+          <w:p>
+            <w:pPr>
+              <w:spacing w:before="20" w:after="20"/>
+            </w:pPr>
             <w:r/>
             <w:r>
               <w:rPr>
@@ -4207,6 +5306,62 @@
                 <w:b w:val="0"/>
                 <w:sz w:val="16"/>
               </w:rPr>
+              <w:t>0</w:t>
+            </w:r>
+          </w:p>
+        </w:tc>
+        <w:tc>
+          <w:tcPr>
+            <w:tcW w:type="dxa" w:w="1514"/>
+          </w:tcPr>
+          <w:p>
+            <w:pPr>
+              <w:spacing w:before="20" w:after="20"/>
+            </w:pPr>
+            <w:r/>
+            <w:r>
+              <w:rPr>
+                <w:rFonts w:ascii="Verdana" w:hAnsi="Verdana"/>
+                <w:b w:val="0"/>
+                <w:sz w:val="16"/>
+              </w:rPr>
+              <w:t>0</w:t>
+            </w:r>
+          </w:p>
+        </w:tc>
+        <w:tc>
+          <w:tcPr>
+            <w:tcW w:type="dxa" w:w="1514"/>
+          </w:tcPr>
+          <w:p>
+            <w:pPr>
+              <w:spacing w:before="20" w:after="20"/>
+            </w:pPr>
+            <w:r/>
+            <w:r>
+              <w:rPr>
+                <w:rFonts w:ascii="Verdana" w:hAnsi="Verdana"/>
+                <w:b w:val="0"/>
+                <w:sz w:val="16"/>
+              </w:rPr>
+              <w:t>3</w:t>
+            </w:r>
+          </w:p>
+        </w:tc>
+        <w:tc>
+          <w:tcPr>
+            <w:tcW w:type="dxa" w:w="1514"/>
+          </w:tcPr>
+          <w:p>
+            <w:pPr>
+              <w:spacing w:before="20" w:after="20"/>
+            </w:pPr>
+            <w:r/>
+            <w:r>
+              <w:rPr>
+                <w:rFonts w:ascii="Verdana" w:hAnsi="Verdana"/>
+                <w:sz w:val="16"/>
+              </w:rPr>
               <w:t>Code table</w:t>
             </w:r>
           </w:p>
@@ -4216,6 +5371,9 @@
             <w:tcW w:type="dxa" w:w="1514"/>
           </w:tcPr>
           <w:p>
+            <w:pPr>
+              <w:spacing w:before="20" w:after="20"/>
+            </w:pPr>
             <w:r/>
             <w:r>
               <w:rPr>
@@ -4232,6 +5390,9 @@
             <w:tcW w:type="dxa" w:w="1514"/>
           </w:tcPr>
           <w:p>
+            <w:pPr>
+              <w:spacing w:before="20" w:after="20"/>
+            </w:pPr>
             <w:r/>
             <w:r>
               <w:rPr>
@@ -4239,70 +5400,6 @@
                 <w:b w:val="0"/>
                 <w:sz w:val="16"/>
               </w:rPr>
-              <w:t>0</w:t>
-            </w:r>
-          </w:p>
-        </w:tc>
-        <w:tc>
-          <w:tcPr>
-            <w:tcW w:type="dxa" w:w="1514"/>
-          </w:tcPr>
-          <w:p>
-            <w:r/>
-            <w:r>
-              <w:rPr>
-                <w:rFonts w:ascii="Verdana" w:hAnsi="Verdana"/>
-                <w:b w:val="0"/>
-                <w:sz w:val="16"/>
-              </w:rPr>
-              <w:t>3</w:t>
-            </w:r>
-          </w:p>
-        </w:tc>
-        <w:tc>
-          <w:tcPr>
-            <w:tcW w:type="dxa" w:w="1514"/>
-          </w:tcPr>
-          <w:p>
-            <w:r/>
-            <w:r>
-              <w:rPr>
-                <w:rFonts w:ascii="Verdana" w:hAnsi="Verdana"/>
-                <w:b w:val="0"/>
-                <w:sz w:val="16"/>
-              </w:rPr>
-              <w:t>Code table</w:t>
-            </w:r>
-          </w:p>
-        </w:tc>
-        <w:tc>
-          <w:tcPr>
-            <w:tcW w:type="dxa" w:w="1514"/>
-          </w:tcPr>
-          <w:p>
-            <w:r/>
-            <w:r>
-              <w:rPr>
-                <w:rFonts w:ascii="Verdana" w:hAnsi="Verdana"/>
-                <w:b w:val="0"/>
-                <w:sz w:val="16"/>
-              </w:rPr>
-              <w:t>0</w:t>
-            </w:r>
-          </w:p>
-        </w:tc>
-        <w:tc>
-          <w:tcPr>
-            <w:tcW w:type="dxa" w:w="1514"/>
-          </w:tcPr>
-          <w:p>
-            <w:r/>
-            <w:r>
-              <w:rPr>
-                <w:rFonts w:ascii="Verdana" w:hAnsi="Verdana"/>
-                <w:b w:val="0"/>
-                <w:sz w:val="16"/>
-              </w:rPr>
               <w:t>1</w:t>
             </w:r>
           </w:p>
@@ -4312,6 +5409,9 @@
             <w:tcW w:type="dxa" w:w="1514"/>
           </w:tcPr>
           <w:p>
+            <w:pPr>
+              <w:spacing w:before="20" w:after="20"/>
+            </w:pPr>
             <w:r/>
             <w:r>
               <w:rPr>
@@ -4332,6 +5432,9 @@
             <w:tcW w:type="dxa" w:w="1514"/>
           </w:tcPr>
           <w:p>
+            <w:pPr>
+              <w:spacing w:before="20" w:after="20"/>
+            </w:pPr>
             <w:r/>
             <w:r>
               <w:rPr>
@@ -4348,6 +5451,9 @@
             <w:tcW w:type="dxa" w:w="1514"/>
           </w:tcPr>
           <w:p>
+            <w:pPr>
+              <w:spacing w:before="20" w:after="20"/>
+            </w:pPr>
             <w:r/>
             <w:r>
               <w:rPr>
@@ -4364,6 +5470,27 @@
             <w:tcW w:type="dxa" w:w="1514"/>
           </w:tcPr>
           <w:p>
+            <w:pPr>
+              <w:spacing w:before="20" w:after="20"/>
+            </w:pPr>
+            <w:r/>
+            <w:r>
+              <w:rPr>
+                <w:rFonts w:ascii="Verdana" w:hAnsi="Verdana"/>
+                <w:sz w:val="16"/>
+              </w:rPr>
+              <w:t>Code table</w:t>
+            </w:r>
+          </w:p>
+        </w:tc>
+        <w:tc>
+          <w:tcPr>
+            <w:tcW w:type="dxa" w:w="1514"/>
+          </w:tcPr>
+          <w:p>
+            <w:pPr>
+              <w:spacing w:before="20" w:after="20"/>
+            </w:pPr>
             <w:r/>
             <w:r>
               <w:rPr>
@@ -4371,6 +5498,62 @@
                 <w:b w:val="0"/>
                 <w:sz w:val="16"/>
               </w:rPr>
+              <w:t>0</w:t>
+            </w:r>
+          </w:p>
+        </w:tc>
+        <w:tc>
+          <w:tcPr>
+            <w:tcW w:type="dxa" w:w="1514"/>
+          </w:tcPr>
+          <w:p>
+            <w:pPr>
+              <w:spacing w:before="20" w:after="20"/>
+            </w:pPr>
+            <w:r/>
+            <w:r>
+              <w:rPr>
+                <w:rFonts w:ascii="Verdana" w:hAnsi="Verdana"/>
+                <w:b w:val="0"/>
+                <w:sz w:val="16"/>
+              </w:rPr>
+              <w:t>0</w:t>
+            </w:r>
+          </w:p>
+        </w:tc>
+        <w:tc>
+          <w:tcPr>
+            <w:tcW w:type="dxa" w:w="1514"/>
+          </w:tcPr>
+          <w:p>
+            <w:pPr>
+              <w:spacing w:before="20" w:after="20"/>
+            </w:pPr>
+            <w:r/>
+            <w:r>
+              <w:rPr>
+                <w:rFonts w:ascii="Verdana" w:hAnsi="Verdana"/>
+                <w:b w:val="0"/>
+                <w:sz w:val="16"/>
+              </w:rPr>
+              <w:t>3</w:t>
+            </w:r>
+          </w:p>
+        </w:tc>
+        <w:tc>
+          <w:tcPr>
+            <w:tcW w:type="dxa" w:w="1514"/>
+          </w:tcPr>
+          <w:p>
+            <w:pPr>
+              <w:spacing w:before="20" w:after="20"/>
+            </w:pPr>
+            <w:r/>
+            <w:r>
+              <w:rPr>
+                <w:rFonts w:ascii="Verdana" w:hAnsi="Verdana"/>
+                <w:sz w:val="16"/>
+              </w:rPr>
               <w:t>Code table</w:t>
             </w:r>
           </w:p>
@@ -4380,6 +5563,9 @@
             <w:tcW w:type="dxa" w:w="1514"/>
           </w:tcPr>
           <w:p>
+            <w:pPr>
+              <w:spacing w:before="20" w:after="20"/>
+            </w:pPr>
             <w:r/>
             <w:r>
               <w:rPr>
@@ -4396,6 +5582,9 @@
             <w:tcW w:type="dxa" w:w="1514"/>
           </w:tcPr>
           <w:p>
+            <w:pPr>
+              <w:spacing w:before="20" w:after="20"/>
+            </w:pPr>
             <w:r/>
             <w:r>
               <w:rPr>
@@ -4403,70 +5592,6 @@
                 <w:b w:val="0"/>
                 <w:sz w:val="16"/>
               </w:rPr>
-              <w:t>0</w:t>
-            </w:r>
-          </w:p>
-        </w:tc>
-        <w:tc>
-          <w:tcPr>
-            <w:tcW w:type="dxa" w:w="1514"/>
-          </w:tcPr>
-          <w:p>
-            <w:r/>
-            <w:r>
-              <w:rPr>
-                <w:rFonts w:ascii="Verdana" w:hAnsi="Verdana"/>
-                <w:b w:val="0"/>
-                <w:sz w:val="16"/>
-              </w:rPr>
-              <w:t>3</w:t>
-            </w:r>
-          </w:p>
-        </w:tc>
-        <w:tc>
-          <w:tcPr>
-            <w:tcW w:type="dxa" w:w="1514"/>
-          </w:tcPr>
-          <w:p>
-            <w:r/>
-            <w:r>
-              <w:rPr>
-                <w:rFonts w:ascii="Verdana" w:hAnsi="Verdana"/>
-                <w:b w:val="0"/>
-                <w:sz w:val="16"/>
-              </w:rPr>
-              <w:t>Code table</w:t>
-            </w:r>
-          </w:p>
-        </w:tc>
-        <w:tc>
-          <w:tcPr>
-            <w:tcW w:type="dxa" w:w="1514"/>
-          </w:tcPr>
-          <w:p>
-            <w:r/>
-            <w:r>
-              <w:rPr>
-                <w:rFonts w:ascii="Verdana" w:hAnsi="Verdana"/>
-                <w:b w:val="0"/>
-                <w:sz w:val="16"/>
-              </w:rPr>
-              <w:t>0</w:t>
-            </w:r>
-          </w:p>
-        </w:tc>
-        <w:tc>
-          <w:tcPr>
-            <w:tcW w:type="dxa" w:w="1514"/>
-          </w:tcPr>
-          <w:p>
-            <w:r/>
-            <w:r>
-              <w:rPr>
-                <w:rFonts w:ascii="Verdana" w:hAnsi="Verdana"/>
-                <w:b w:val="0"/>
-                <w:sz w:val="16"/>
-              </w:rPr>
               <w:t>1</w:t>
             </w:r>
           </w:p>
@@ -4476,6 +5601,9 @@
             <w:tcW w:type="dxa" w:w="1514"/>
           </w:tcPr>
           <w:p>
+            <w:pPr>
+              <w:spacing w:before="20" w:after="20"/>
+            </w:pPr>
             <w:r/>
             <w:r>
               <w:rPr>
@@ -4496,6 +5624,9 @@
             <w:tcW w:type="dxa" w:w="1514"/>
           </w:tcPr>
           <w:p>
+            <w:pPr>
+              <w:spacing w:before="20" w:after="20"/>
+            </w:pPr>
             <w:r/>
             <w:r>
               <w:rPr>
@@ -4512,6 +5643,9 @@
             <w:tcW w:type="dxa" w:w="1514"/>
           </w:tcPr>
           <w:p>
+            <w:pPr>
+              <w:spacing w:before="20" w:after="20"/>
+            </w:pPr>
             <w:r/>
             <w:r>
               <w:rPr>
@@ -4528,6 +5662,27 @@
             <w:tcW w:type="dxa" w:w="1514"/>
           </w:tcPr>
           <w:p>
+            <w:pPr>
+              <w:spacing w:before="20" w:after="20"/>
+            </w:pPr>
+            <w:r/>
+            <w:r>
+              <w:rPr>
+                <w:rFonts w:ascii="Verdana" w:hAnsi="Verdana"/>
+                <w:sz w:val="16"/>
+              </w:rPr>
+              <w:t>m</w:t>
+            </w:r>
+          </w:p>
+        </w:tc>
+        <w:tc>
+          <w:tcPr>
+            <w:tcW w:type="dxa" w:w="1514"/>
+          </w:tcPr>
+          <w:p>
+            <w:pPr>
+              <w:spacing w:before="20" w:after="20"/>
+            </w:pPr>
             <w:r/>
             <w:r>
               <w:rPr>
@@ -4535,6 +5690,62 @@
                 <w:b w:val="0"/>
                 <w:sz w:val="16"/>
               </w:rPr>
+              <w:t>11</w:t>
+            </w:r>
+          </w:p>
+        </w:tc>
+        <w:tc>
+          <w:tcPr>
+            <w:tcW w:type="dxa" w:w="1514"/>
+          </w:tcPr>
+          <w:p>
+            <w:pPr>
+              <w:spacing w:before="20" w:after="20"/>
+            </w:pPr>
+            <w:r/>
+            <w:r>
+              <w:rPr>
+                <w:rFonts w:ascii="Verdana" w:hAnsi="Verdana"/>
+                <w:b w:val="0"/>
+                <w:sz w:val="16"/>
+              </w:rPr>
+              <w:t>0</w:t>
+            </w:r>
+          </w:p>
+        </w:tc>
+        <w:tc>
+          <w:tcPr>
+            <w:tcW w:type="dxa" w:w="1514"/>
+          </w:tcPr>
+          <w:p>
+            <w:pPr>
+              <w:spacing w:before="20" w:after="20"/>
+            </w:pPr>
+            <w:r/>
+            <w:r>
+              <w:rPr>
+                <w:rFonts w:ascii="Verdana" w:hAnsi="Verdana"/>
+                <w:b w:val="0"/>
+                <w:sz w:val="16"/>
+              </w:rPr>
+              <w:t>16</w:t>
+            </w:r>
+          </w:p>
+        </w:tc>
+        <w:tc>
+          <w:tcPr>
+            <w:tcW w:type="dxa" w:w="1514"/>
+          </w:tcPr>
+          <w:p>
+            <w:pPr>
+              <w:spacing w:before="20" w:after="20"/>
+            </w:pPr>
+            <w:r/>
+            <w:r>
+              <w:rPr>
+                <w:rFonts w:ascii="Verdana" w:hAnsi="Verdana"/>
+                <w:sz w:val="16"/>
+              </w:rPr>
               <w:t>m</w:t>
             </w:r>
           </w:p>
@@ -4544,6 +5755,9 @@
             <w:tcW w:type="dxa" w:w="1514"/>
           </w:tcPr>
           <w:p>
+            <w:pPr>
+              <w:spacing w:before="20" w:after="20"/>
+            </w:pPr>
             <w:r/>
             <w:r>
               <w:rPr>
@@ -4560,6 +5774,9 @@
             <w:tcW w:type="dxa" w:w="1514"/>
           </w:tcPr>
           <w:p>
+            <w:pPr>
+              <w:spacing w:before="20" w:after="20"/>
+            </w:pPr>
             <w:r/>
             <w:r>
               <w:rPr>
@@ -4567,70 +5784,6 @@
                 <w:b w:val="0"/>
                 <w:sz w:val="16"/>
               </w:rPr>
-              <w:t>0</w:t>
-            </w:r>
-          </w:p>
-        </w:tc>
-        <w:tc>
-          <w:tcPr>
-            <w:tcW w:type="dxa" w:w="1514"/>
-          </w:tcPr>
-          <w:p>
-            <w:r/>
-            <w:r>
-              <w:rPr>
-                <w:rFonts w:ascii="Verdana" w:hAnsi="Verdana"/>
-                <w:b w:val="0"/>
-                <w:sz w:val="16"/>
-              </w:rPr>
-              <w:t>16</w:t>
-            </w:r>
-          </w:p>
-        </w:tc>
-        <w:tc>
-          <w:tcPr>
-            <w:tcW w:type="dxa" w:w="1514"/>
-          </w:tcPr>
-          <w:p>
-            <w:r/>
-            <w:r>
-              <w:rPr>
-                <w:rFonts w:ascii="Verdana" w:hAnsi="Verdana"/>
-                <w:b w:val="0"/>
-                <w:sz w:val="16"/>
-              </w:rPr>
-              <w:t>m</w:t>
-            </w:r>
-          </w:p>
-        </w:tc>
-        <w:tc>
-          <w:tcPr>
-            <w:tcW w:type="dxa" w:w="1514"/>
-          </w:tcPr>
-          <w:p>
-            <w:r/>
-            <w:r>
-              <w:rPr>
-                <w:rFonts w:ascii="Verdana" w:hAnsi="Verdana"/>
-                <w:b w:val="0"/>
-                <w:sz w:val="16"/>
-              </w:rPr>
-              <w:t>11</w:t>
-            </w:r>
-          </w:p>
-        </w:tc>
-        <w:tc>
-          <w:tcPr>
-            <w:tcW w:type="dxa" w:w="1514"/>
-          </w:tcPr>
-          <w:p>
-            <w:r/>
-            <w:r>
-              <w:rPr>
-                <w:rFonts w:ascii="Verdana" w:hAnsi="Verdana"/>
-                <w:b w:val="0"/>
-                <w:sz w:val="16"/>
-              </w:rPr>
               <w:t>13</w:t>
             </w:r>
           </w:p>
@@ -4640,6 +5793,9 @@
             <w:tcW w:type="dxa" w:w="1514"/>
           </w:tcPr>
           <w:p>
+            <w:pPr>
+              <w:spacing w:before="20" w:after="20"/>
+            </w:pPr>
             <w:r/>
             <w:r>
               <w:rPr>
@@ -4660,6 +5816,9 @@
             <w:tcW w:type="dxa" w:w="1514"/>
           </w:tcPr>
           <w:p>
+            <w:pPr>
+              <w:spacing w:before="20" w:after="20"/>
+            </w:pPr>
             <w:r/>
             <w:r>
               <w:rPr>
@@ -4676,6 +5835,9 @@
             <w:tcW w:type="dxa" w:w="1514"/>
           </w:tcPr>
           <w:p>
+            <w:pPr>
+              <w:spacing w:before="20" w:after="20"/>
+            </w:pPr>
             <w:r/>
             <w:r>
               <w:rPr>
@@ -4692,6 +5854,27 @@
             <w:tcW w:type="dxa" w:w="1514"/>
           </w:tcPr>
           <w:p>
+            <w:pPr>
+              <w:spacing w:before="20" w:after="20"/>
+            </w:pPr>
+            <w:r/>
+            <w:r>
+              <w:rPr>
+                <w:rFonts w:ascii="Verdana" w:hAnsi="Verdana"/>
+                <w:sz w:val="16"/>
+              </w:rPr>
+              <w:t>Hz</w:t>
+            </w:r>
+          </w:p>
+        </w:tc>
+        <w:tc>
+          <w:tcPr>
+            <w:tcW w:type="dxa" w:w="1514"/>
+          </w:tcPr>
+          <w:p>
+            <w:pPr>
+              <w:spacing w:before="20" w:after="20"/>
+            </w:pPr>
             <w:r/>
             <w:r>
               <w:rPr>
@@ -4699,6 +5882,62 @@
                 <w:b w:val="0"/>
                 <w:sz w:val="16"/>
               </w:rPr>
+              <w:t>-6</w:t>
+            </w:r>
+          </w:p>
+        </w:tc>
+        <w:tc>
+          <w:tcPr>
+            <w:tcW w:type="dxa" w:w="1514"/>
+          </w:tcPr>
+          <w:p>
+            <w:pPr>
+              <w:spacing w:before="20" w:after="20"/>
+            </w:pPr>
+            <w:r/>
+            <w:r>
+              <w:rPr>
+                <w:rFonts w:ascii="Verdana" w:hAnsi="Verdana"/>
+                <w:b w:val="0"/>
+                <w:sz w:val="16"/>
+              </w:rPr>
+              <w:t>0</w:t>
+            </w:r>
+          </w:p>
+        </w:tc>
+        <w:tc>
+          <w:tcPr>
+            <w:tcW w:type="dxa" w:w="1514"/>
+          </w:tcPr>
+          <w:p>
+            <w:pPr>
+              <w:spacing w:before="20" w:after="20"/>
+            </w:pPr>
+            <w:r/>
+            <w:r>
+              <w:rPr>
+                <w:rFonts w:ascii="Verdana" w:hAnsi="Verdana"/>
+                <w:b w:val="0"/>
+                <w:sz w:val="16"/>
+              </w:rPr>
+              <w:t>26</w:t>
+            </w:r>
+          </w:p>
+        </w:tc>
+        <w:tc>
+          <w:tcPr>
+            <w:tcW w:type="dxa" w:w="1514"/>
+          </w:tcPr>
+          <w:p>
+            <w:pPr>
+              <w:spacing w:before="20" w:after="20"/>
+            </w:pPr>
+            <w:r/>
+            <w:r>
+              <w:rPr>
+                <w:rFonts w:ascii="Verdana" w:hAnsi="Verdana"/>
+                <w:sz w:val="16"/>
+              </w:rPr>
               <w:t>Hz</w:t>
             </w:r>
           </w:p>
@@ -4708,6 +5947,9 @@
             <w:tcW w:type="dxa" w:w="1514"/>
           </w:tcPr>
           <w:p>
+            <w:pPr>
+              <w:spacing w:before="20" w:after="20"/>
+            </w:pPr>
             <w:r/>
             <w:r>
               <w:rPr>
@@ -4724,6 +5966,9 @@
             <w:tcW w:type="dxa" w:w="1514"/>
           </w:tcPr>
           <w:p>
+            <w:pPr>
+              <w:spacing w:before="20" w:after="20"/>
+            </w:pPr>
             <w:r/>
             <w:r>
               <w:rPr>
@@ -4731,70 +5976,6 @@
                 <w:b w:val="0"/>
                 <w:sz w:val="16"/>
               </w:rPr>
-              <w:t>0</w:t>
-            </w:r>
-          </w:p>
-        </w:tc>
-        <w:tc>
-          <w:tcPr>
-            <w:tcW w:type="dxa" w:w="1514"/>
-          </w:tcPr>
-          <w:p>
-            <w:r/>
-            <w:r>
-              <w:rPr>
-                <w:rFonts w:ascii="Verdana" w:hAnsi="Verdana"/>
-                <w:b w:val="0"/>
-                <w:sz w:val="16"/>
-              </w:rPr>
-              <w:t>26</w:t>
-            </w:r>
-          </w:p>
-        </w:tc>
-        <w:tc>
-          <w:tcPr>
-            <w:tcW w:type="dxa" w:w="1514"/>
-          </w:tcPr>
-          <w:p>
-            <w:r/>
-            <w:r>
-              <w:rPr>
-                <w:rFonts w:ascii="Verdana" w:hAnsi="Verdana"/>
-                <w:b w:val="0"/>
-                <w:sz w:val="16"/>
-              </w:rPr>
-              <w:t>Hz</w:t>
-            </w:r>
-          </w:p>
-        </w:tc>
-        <w:tc>
-          <w:tcPr>
-            <w:tcW w:type="dxa" w:w="1514"/>
-          </w:tcPr>
-          <w:p>
-            <w:r/>
-            <w:r>
-              <w:rPr>
-                <w:rFonts w:ascii="Verdana" w:hAnsi="Verdana"/>
-                <w:b w:val="0"/>
-                <w:sz w:val="16"/>
-              </w:rPr>
-              <w:t>-6</w:t>
-            </w:r>
-          </w:p>
-        </w:tc>
-        <w:tc>
-          <w:tcPr>
-            <w:tcW w:type="dxa" w:w="1514"/>
-          </w:tcPr>
-          <w:p>
-            <w:r/>
-            <w:r>
-              <w:rPr>
-                <w:rFonts w:ascii="Verdana" w:hAnsi="Verdana"/>
-                <w:b w:val="0"/>
-                <w:sz w:val="16"/>
-              </w:rPr>
               <w:t>10</w:t>
             </w:r>
           </w:p>
@@ -4804,6 +5985,9 @@
             <w:tcW w:type="dxa" w:w="1514"/>
           </w:tcPr>
           <w:p>
+            <w:pPr>
+              <w:spacing w:before="20" w:after="20"/>
+            </w:pPr>
             <w:r/>
             <w:r>
               <w:rPr>
@@ -4824,6 +6008,9 @@
             <w:tcW w:type="dxa" w:w="1514"/>
           </w:tcPr>
           <w:p>
+            <w:pPr>
+              <w:spacing w:before="20" w:after="20"/>
+            </w:pPr>
             <w:r/>
             <w:r>
               <w:rPr>
@@ -4840,6 +6027,9 @@
             <w:tcW w:type="dxa" w:w="1514"/>
           </w:tcPr>
           <w:p>
+            <w:pPr>
+              <w:spacing w:before="20" w:after="20"/>
+            </w:pPr>
             <w:r/>
             <w:r>
               <w:rPr>
@@ -4856,6 +6046,27 @@
             <w:tcW w:type="dxa" w:w="1514"/>
           </w:tcPr>
           <w:p>
+            <w:pPr>
+              <w:spacing w:before="20" w:after="20"/>
+            </w:pPr>
+            <w:r/>
+            <w:r>
+              <w:rPr>
+                <w:rFonts w:ascii="Verdana" w:hAnsi="Verdana"/>
+                <w:sz w:val="16"/>
+              </w:rPr>
+              <w:t>Hz</w:t>
+            </w:r>
+          </w:p>
+        </w:tc>
+        <w:tc>
+          <w:tcPr>
+            <w:tcW w:type="dxa" w:w="1514"/>
+          </w:tcPr>
+          <w:p>
+            <w:pPr>
+              <w:spacing w:before="20" w:after="20"/>
+            </w:pPr>
             <w:r/>
             <w:r>
               <w:rPr>
@@ -4863,6 +6074,62 @@
                 <w:b w:val="0"/>
                 <w:sz w:val="16"/>
               </w:rPr>
+              <w:t>-6</w:t>
+            </w:r>
+          </w:p>
+        </w:tc>
+        <w:tc>
+          <w:tcPr>
+            <w:tcW w:type="dxa" w:w="1514"/>
+          </w:tcPr>
+          <w:p>
+            <w:pPr>
+              <w:spacing w:before="20" w:after="20"/>
+            </w:pPr>
+            <w:r/>
+            <w:r>
+              <w:rPr>
+                <w:rFonts w:ascii="Verdana" w:hAnsi="Verdana"/>
+                <w:b w:val="0"/>
+                <w:sz w:val="16"/>
+              </w:rPr>
+              <w:t>0</w:t>
+            </w:r>
+          </w:p>
+        </w:tc>
+        <w:tc>
+          <w:tcPr>
+            <w:tcW w:type="dxa" w:w="1514"/>
+          </w:tcPr>
+          <w:p>
+            <w:pPr>
+              <w:spacing w:before="20" w:after="20"/>
+            </w:pPr>
+            <w:r/>
+            <w:r>
+              <w:rPr>
+                <w:rFonts w:ascii="Verdana" w:hAnsi="Verdana"/>
+                <w:b w:val="0"/>
+                <w:sz w:val="16"/>
+              </w:rPr>
+              <w:t>26</w:t>
+            </w:r>
+          </w:p>
+        </w:tc>
+        <w:tc>
+          <w:tcPr>
+            <w:tcW w:type="dxa" w:w="1514"/>
+          </w:tcPr>
+          <w:p>
+            <w:pPr>
+              <w:spacing w:before="20" w:after="20"/>
+            </w:pPr>
+            <w:r/>
+            <w:r>
+              <w:rPr>
+                <w:rFonts w:ascii="Verdana" w:hAnsi="Verdana"/>
+                <w:sz w:val="16"/>
+              </w:rPr>
               <w:t>Hz</w:t>
             </w:r>
           </w:p>
@@ -4872,6 +6139,9 @@
             <w:tcW w:type="dxa" w:w="1514"/>
           </w:tcPr>
           <w:p>
+            <w:pPr>
+              <w:spacing w:before="20" w:after="20"/>
+            </w:pPr>
             <w:r/>
             <w:r>
               <w:rPr>
@@ -4888,6 +6158,9 @@
             <w:tcW w:type="dxa" w:w="1514"/>
           </w:tcPr>
           <w:p>
+            <w:pPr>
+              <w:spacing w:before="20" w:after="20"/>
+            </w:pPr>
             <w:r/>
             <w:r>
               <w:rPr>
@@ -4895,70 +6168,6 @@
                 <w:b w:val="0"/>
                 <w:sz w:val="16"/>
               </w:rPr>
-              <w:t>0</w:t>
-            </w:r>
-          </w:p>
-        </w:tc>
-        <w:tc>
-          <w:tcPr>
-            <w:tcW w:type="dxa" w:w="1514"/>
-          </w:tcPr>
-          <w:p>
-            <w:r/>
-            <w:r>
-              <w:rPr>
-                <w:rFonts w:ascii="Verdana" w:hAnsi="Verdana"/>
-                <w:b w:val="0"/>
-                <w:sz w:val="16"/>
-              </w:rPr>
-              <w:t>26</w:t>
-            </w:r>
-          </w:p>
-        </w:tc>
-        <w:tc>
-          <w:tcPr>
-            <w:tcW w:type="dxa" w:w="1514"/>
-          </w:tcPr>
-          <w:p>
-            <w:r/>
-            <w:r>
-              <w:rPr>
-                <w:rFonts w:ascii="Verdana" w:hAnsi="Verdana"/>
-                <w:b w:val="0"/>
-                <w:sz w:val="16"/>
-              </w:rPr>
-              <w:t>Hz</w:t>
-            </w:r>
-          </w:p>
-        </w:tc>
-        <w:tc>
-          <w:tcPr>
-            <w:tcW w:type="dxa" w:w="1514"/>
-          </w:tcPr>
-          <w:p>
-            <w:r/>
-            <w:r>
-              <w:rPr>
-                <w:rFonts w:ascii="Verdana" w:hAnsi="Verdana"/>
-                <w:b w:val="0"/>
-                <w:sz w:val="16"/>
-              </w:rPr>
-              <w:t>-6</w:t>
-            </w:r>
-          </w:p>
-        </w:tc>
-        <w:tc>
-          <w:tcPr>
-            <w:tcW w:type="dxa" w:w="1514"/>
-          </w:tcPr>
-          <w:p>
-            <w:r/>
-            <w:r>
-              <w:rPr>
-                <w:rFonts w:ascii="Verdana" w:hAnsi="Verdana"/>
-                <w:b w:val="0"/>
-                <w:sz w:val="16"/>
-              </w:rPr>
               <w:t>10</w:t>
             </w:r>
           </w:p>
@@ -4968,6 +6177,9 @@
             <w:tcW w:type="dxa" w:w="1514"/>
           </w:tcPr>
           <w:p>
+            <w:pPr>
+              <w:spacing w:before="20" w:after="20"/>
+            </w:pPr>
             <w:r/>
             <w:r>
               <w:rPr>
@@ -4988,6 +6200,9 @@
             <w:tcW w:type="dxa" w:w="1514"/>
           </w:tcPr>
           <w:p>
+            <w:pPr>
+              <w:spacing w:before="20" w:after="20"/>
+            </w:pPr>
             <w:r/>
             <w:r>
               <w:rPr>
@@ -5004,6 +6219,9 @@
             <w:tcW w:type="dxa" w:w="1514"/>
           </w:tcPr>
           <w:p>
+            <w:pPr>
+              <w:spacing w:before="20" w:after="20"/>
+            </w:pPr>
             <w:r/>
             <w:r>
               <w:rPr>
@@ -5020,6 +6238,27 @@
             <w:tcW w:type="dxa" w:w="1514"/>
           </w:tcPr>
           <w:p>
+            <w:pPr>
+              <w:spacing w:before="20" w:after="20"/>
+            </w:pPr>
+            <w:r/>
+            <w:r>
+              <w:rPr>
+                <w:rFonts w:ascii="Verdana" w:hAnsi="Verdana"/>
+                <w:sz w:val="16"/>
+              </w:rPr>
+              <w:t>m</w:t>
+            </w:r>
+          </w:p>
+        </w:tc>
+        <w:tc>
+          <w:tcPr>
+            <w:tcW w:type="dxa" w:w="1514"/>
+          </w:tcPr>
+          <w:p>
+            <w:pPr>
+              <w:spacing w:before="20" w:after="20"/>
+            </w:pPr>
             <w:r/>
             <w:r>
               <w:rPr>
@@ -5027,6 +6266,62 @@
                 <w:b w:val="0"/>
                 <w:sz w:val="16"/>
               </w:rPr>
+              <w:t>9</w:t>
+            </w:r>
+          </w:p>
+        </w:tc>
+        <w:tc>
+          <w:tcPr>
+            <w:tcW w:type="dxa" w:w="1514"/>
+          </w:tcPr>
+          <w:p>
+            <w:pPr>
+              <w:spacing w:before="20" w:after="20"/>
+            </w:pPr>
+            <w:r/>
+            <w:r>
+              <w:rPr>
+                <w:rFonts w:ascii="Verdana" w:hAnsi="Verdana"/>
+                <w:b w:val="0"/>
+                <w:sz w:val="16"/>
+              </w:rPr>
+              <w:t>0</w:t>
+            </w:r>
+          </w:p>
+        </w:tc>
+        <w:tc>
+          <w:tcPr>
+            <w:tcW w:type="dxa" w:w="1514"/>
+          </w:tcPr>
+          <w:p>
+            <w:pPr>
+              <w:spacing w:before="20" w:after="20"/>
+            </w:pPr>
+            <w:r/>
+            <w:r>
+              <w:rPr>
+                <w:rFonts w:ascii="Verdana" w:hAnsi="Verdana"/>
+                <w:b w:val="0"/>
+                <w:sz w:val="16"/>
+              </w:rPr>
+              <w:t>16</w:t>
+            </w:r>
+          </w:p>
+        </w:tc>
+        <w:tc>
+          <w:tcPr>
+            <w:tcW w:type="dxa" w:w="1514"/>
+          </w:tcPr>
+          <w:p>
+            <w:pPr>
+              <w:spacing w:before="20" w:after="20"/>
+            </w:pPr>
+            <w:r/>
+            <w:r>
+              <w:rPr>
+                <w:rFonts w:ascii="Verdana" w:hAnsi="Verdana"/>
+                <w:sz w:val="16"/>
+              </w:rPr>
               <w:t>m</w:t>
             </w:r>
           </w:p>
@@ -5036,6 +6331,9 @@
             <w:tcW w:type="dxa" w:w="1514"/>
           </w:tcPr>
           <w:p>
+            <w:pPr>
+              <w:spacing w:before="20" w:after="20"/>
+            </w:pPr>
             <w:r/>
             <w:r>
               <w:rPr>
@@ -5052,6 +6350,9 @@
             <w:tcW w:type="dxa" w:w="1514"/>
           </w:tcPr>
           <w:p>
+            <w:pPr>
+              <w:spacing w:before="20" w:after="20"/>
+            </w:pPr>
             <w:r/>
             <w:r>
               <w:rPr>
@@ -5059,70 +6360,6 @@
                 <w:b w:val="0"/>
                 <w:sz w:val="16"/>
               </w:rPr>
-              <w:t>0</w:t>
-            </w:r>
-          </w:p>
-        </w:tc>
-        <w:tc>
-          <w:tcPr>
-            <w:tcW w:type="dxa" w:w="1514"/>
-          </w:tcPr>
-          <w:p>
-            <w:r/>
-            <w:r>
-              <w:rPr>
-                <w:rFonts w:ascii="Verdana" w:hAnsi="Verdana"/>
-                <w:b w:val="0"/>
-                <w:sz w:val="16"/>
-              </w:rPr>
-              <w:t>16</w:t>
-            </w:r>
-          </w:p>
-        </w:tc>
-        <w:tc>
-          <w:tcPr>
-            <w:tcW w:type="dxa" w:w="1514"/>
-          </w:tcPr>
-          <w:p>
-            <w:r/>
-            <w:r>
-              <w:rPr>
-                <w:rFonts w:ascii="Verdana" w:hAnsi="Verdana"/>
-                <w:b w:val="0"/>
-                <w:sz w:val="16"/>
-              </w:rPr>
-              <w:t>m</w:t>
-            </w:r>
-          </w:p>
-        </w:tc>
-        <w:tc>
-          <w:tcPr>
-            <w:tcW w:type="dxa" w:w="1514"/>
-          </w:tcPr>
-          <w:p>
-            <w:r/>
-            <w:r>
-              <w:rPr>
-                <w:rFonts w:ascii="Verdana" w:hAnsi="Verdana"/>
-                <w:b w:val="0"/>
-                <w:sz w:val="16"/>
-              </w:rPr>
-              <w:t>9</w:t>
-            </w:r>
-          </w:p>
-        </w:tc>
-        <w:tc>
-          <w:tcPr>
-            <w:tcW w:type="dxa" w:w="1514"/>
-          </w:tcPr>
-          <w:p>
-            <w:r/>
-            <w:r>
-              <w:rPr>
-                <w:rFonts w:ascii="Verdana" w:hAnsi="Verdana"/>
-                <w:b w:val="0"/>
-                <w:sz w:val="16"/>
-              </w:rPr>
               <w:t>5</w:t>
             </w:r>
           </w:p>
@@ -5132,6 +6369,9 @@
             <w:tcW w:type="dxa" w:w="1514"/>
           </w:tcPr>
           <w:p>
+            <w:pPr>
+              <w:spacing w:before="20" w:after="20"/>
+            </w:pPr>
             <w:r/>
             <w:r>
               <w:rPr>

--- a/docx/en/BUFRCREX_TableB_en_03.docx
+++ b/docx/en/BUFRCREX_TableB_en_03.docx
@@ -6014,377 +6014,6 @@
         </w:tc>
       </w:tr>
     </w:tbl>
-    <w:p/>
-    <w:p>
-      <w:r>
-        <w:rPr>
-          <w:rFonts w:ascii="Verdana" w:hAnsi="Verdana"/>
-          <w:i/>
-          <w:sz w:val="14"/>
-        </w:rPr>
-        <w:t>Note 23: A precipitation value of -0.1 kg m-2 before scaling (-1 after scaling or in CREX) shall indicate a "trace" (non-measurable, less than 0.05 kg m-2).</w:t>
-      </w:r>
-    </w:p>
-    <w:p>
-      <w:r>
-        <w:rPr>
-          <w:rFonts w:ascii="Verdana" w:hAnsi="Verdana"/>
-          <w:i/>
-          <w:sz w:val="14"/>
-        </w:rPr>
-        <w:t>Note 25: A previously defined significance may be cancelled by transmitting a "missing" from the appropriate code or flag table.</w:t>
-      </w:r>
-    </w:p>
-    <w:p>
-      <w:r>
-        <w:rPr>
-          <w:rFonts w:ascii="Verdana" w:hAnsi="Verdana"/>
-          <w:i/>
-          <w:sz w:val="14"/>
-        </w:rPr>
-        <w:t>Note 27: All times are Universal Time Coordinated (UTC) unless otherwise noted.</w:t>
-      </w:r>
-    </w:p>
-    <w:p>
-      <w:r>
-        <w:rPr>
-          <w:rFonts w:ascii="Verdana" w:hAnsi="Verdana"/>
-          <w:i/>
-          <w:sz w:val="14"/>
-        </w:rPr>
-        <w:t>Note 32: Bearing or azimuth shall only be used with respect to a stated location, and shall not redefine that location.</w:t>
-      </w:r>
-    </w:p>
-    <w:p>
-      <w:r>
-        <w:rPr>
-          <w:rFonts w:ascii="Verdana" w:hAnsi="Verdana"/>
-          <w:i/>
-          <w:sz w:val="14"/>
-        </w:rPr>
-        <w:t>Note 62: Distance shall only be used with respect to a stated location and a bearing, azimuth or elevation; it shall not redefine that location.</w:t>
-      </w:r>
-    </w:p>
-    <w:p>
-      <w:r>
-        <w:rPr>
-          <w:rFonts w:ascii="Verdana" w:hAnsi="Verdana"/>
-          <w:i/>
-          <w:sz w:val="14"/>
-        </w:rPr>
-        <w:t>Note 63: Downward radiation shall be assigned positive values.</w:t>
-      </w:r>
-    </w:p>
-    <w:p>
-      <w:r>
-        <w:rPr>
-          <w:rFonts w:ascii="Verdana" w:hAnsi="Verdana"/>
-          <w:i/>
-          <w:sz w:val="14"/>
-        </w:rPr>
-        <w:t>Note 64: Downward w-components shall be assigned positive values where units are Pa s-1.</w:t>
-      </w:r>
-    </w:p>
-    <w:p>
-      <w:r>
-        <w:rPr>
-          <w:rFonts w:ascii="Verdana" w:hAnsi="Verdana"/>
-          <w:i/>
-          <w:sz w:val="14"/>
-        </w:rPr>
-        <w:t>Note 66: East to west increments shall be assigned negative values.</w:t>
-      </w:r>
-    </w:p>
-    <w:p>
-      <w:r>
-        <w:rPr>
-          <w:rFonts w:ascii="Verdana" w:hAnsi="Verdana"/>
-          <w:i/>
-          <w:sz w:val="14"/>
-        </w:rPr>
-        <w:t>Note 75: For CREX descriptors F = B, not 0.</w:t>
-      </w:r>
-    </w:p>
-    <w:p>
-      <w:r>
-        <w:rPr>
-          <w:rFonts w:ascii="Verdana" w:hAnsi="Verdana"/>
-          <w:i/>
-          <w:sz w:val="14"/>
-        </w:rPr>
-        <w:t>Note 92: In order to distinguish unambiguously the cases of missing data and saturated pixels, n-bit image data should be encoded using a data width of n+1. Where such a descriptor is not already available in Class 30, operator descriptor 2 01 YYY should be used to modify the data width of the existing entry as required.</w:t>
-      </w:r>
-    </w:p>
-    <w:p>
-      <w:r>
-        <w:rPr>
-          <w:rFonts w:ascii="Verdana" w:hAnsi="Verdana"/>
-          <w:i/>
-          <w:sz w:val="14"/>
-        </w:rPr>
-        <w:t>Note 105: Negative time periods or displacements shall be used to indicate time periods or displacements preceding the currently defined time.</w:t>
-      </w:r>
-    </w:p>
-    <w:p>
-      <w:r>
-        <w:rPr>
-          <w:rFonts w:ascii="Verdana" w:hAnsi="Verdana"/>
-          <w:i/>
-          <w:sz w:val="14"/>
-        </w:rPr>
-        <w:t>Note 110: North to south increments shall be assigned negative values.</w:t>
-      </w:r>
-    </w:p>
-    <w:p>
-      <w:r>
-        <w:rPr>
-          <w:rFonts w:ascii="Verdana" w:hAnsi="Verdana"/>
-          <w:i/>
-          <w:sz w:val="14"/>
-        </w:rPr>
-        <w:t>Note 115: Pixel data width can be changed with descriptor 2 01 YYY.</w:t>
-      </w:r>
-    </w:p>
-    <w:p>
-      <w:r>
-        <w:rPr>
-          <w:rFonts w:ascii="Verdana" w:hAnsi="Verdana"/>
-          <w:i/>
-          <w:sz w:val="14"/>
-        </w:rPr>
-        <w:t>Note 121: Some indication of expected accuracy may be implied in conjunction with certain elements in this class.</w:t>
-      </w:r>
-    </w:p>
-    <w:p>
-      <w:r>
-        <w:rPr>
-          <w:rFonts w:ascii="Verdana" w:hAnsi="Verdana"/>
-          <w:i/>
-          <w:sz w:val="14"/>
-        </w:rPr>
-        <w:t>Note 122: South latitude shall be assigned negative values.</w:t>
-      </w:r>
-    </w:p>
-    <w:p>
-      <w:r>
-        <w:rPr>
-          <w:rFonts w:ascii="Verdana" w:hAnsi="Verdana"/>
-          <w:i/>
-          <w:sz w:val="14"/>
-        </w:rPr>
-        <w:t>Note 123: South to north v-components shall be assigned positive values.</w:t>
-      </w:r>
-    </w:p>
-    <w:p>
-      <w:r>
-        <w:rPr>
-          <w:rFonts w:ascii="Verdana" w:hAnsi="Verdana"/>
-          <w:i/>
-          <w:sz w:val="14"/>
-        </w:rPr>
-        <w:t>Note 126: Surface wind direction measured at a station within 1° of the North Pole or within 1° of the South Pole shall be reported in such a way that the azimuth ring shall be aligned with its zero coinciding with the Greenwich 0° meridian.</w:t>
-      </w:r>
-    </w:p>
-    <w:p>
-      <w:r>
-        <w:rPr>
-          <w:rFonts w:ascii="Verdana" w:hAnsi="Verdana"/>
-          <w:i/>
-          <w:sz w:val="14"/>
-        </w:rPr>
-        <w:t>Note 140: The pixel size on horizontal - 1 is given at location where map scale factor is unity.</w:t>
-      </w:r>
-    </w:p>
-    <w:p>
-      <w:r>
-        <w:rPr>
-          <w:rFonts w:ascii="Verdana" w:hAnsi="Verdana"/>
-          <w:i/>
-          <w:sz w:val="14"/>
-        </w:rPr>
-        <w:t>Note 141: The pixel size on horizontal - 2 is given at location where map scale factor is unity.</w:t>
-      </w:r>
-    </w:p>
-    <w:p>
-      <w:r>
-        <w:rPr>
-          <w:rFonts w:ascii="Verdana" w:hAnsi="Verdana"/>
-          <w:i/>
-          <w:sz w:val="14"/>
-        </w:rPr>
-        <w:t>Note 145: The significance of time periods or displacements may be indicated using the time significance code corresponding to table reference 0 08 021.</w:t>
-      </w:r>
-    </w:p>
-    <w:p>
-      <w:r>
-        <w:rPr>
-          <w:rFonts w:ascii="Verdana" w:hAnsi="Verdana"/>
-          <w:i/>
-          <w:sz w:val="14"/>
-        </w:rPr>
-        <w:t>Note 149: The time location, when used with forecast values, shall indicate the time of the initial state for the forecast, or the beginning of the forecast period; when used with ensemble means of forecast values, the time location shall indicate the initial state or the beginning of the first forecast over which ensemble means are derived.</w:t>
-      </w:r>
-    </w:p>
-    <w:p>
-      <w:r>
-        <w:rPr>
-          <w:rFonts w:ascii="Verdana" w:hAnsi="Verdana"/>
-          <w:i/>
-          <w:sz w:val="14"/>
-        </w:rPr>
-        <w:t>Note 155: This class may also contain elements relating to observational procedures.</w:t>
-      </w:r>
-    </w:p>
-    <w:p>
-      <w:r>
-        <w:rPr>
-          <w:rFonts w:ascii="Verdana" w:hAnsi="Verdana"/>
-          <w:i/>
-          <w:sz w:val="14"/>
-        </w:rPr>
-        <w:t>Note 156: This class shall contain elements to describe the instrumentation used to obtain the meteorological elements reported.</w:t>
-      </w:r>
-    </w:p>
-    <w:p>
-      <w:r>
-        <w:rPr>
-          <w:rFonts w:ascii="Verdana" w:hAnsi="Verdana"/>
-          <w:i/>
-          <w:sz w:val="14"/>
-        </w:rPr>
-        <w:t>Note 158: Time periods or displacements and time increments require an initial time location to be defined prior to their use, followed where appropriate by a time significance definition.</w:t>
-      </w:r>
-    </w:p>
-    <w:p>
-      <w:r>
-        <w:rPr>
-          <w:rFonts w:ascii="Verdana" w:hAnsi="Verdana"/>
-          <w:i/>
-          <w:sz w:val="14"/>
-        </w:rPr>
-        <w:t>Note 160: Upward radiation shall be assigned negative values.</w:t>
-      </w:r>
-    </w:p>
-    <w:p>
-      <w:r>
-        <w:rPr>
-          <w:rFonts w:ascii="Verdana" w:hAnsi="Verdana"/>
-          <w:i/>
-          <w:sz w:val="14"/>
-        </w:rPr>
-        <w:t>Note 161: Upward w-components shall be assigned positive values where units are m s-1.</w:t>
-      </w:r>
-    </w:p>
-    <w:p>
-      <w:r>
-        <w:rPr>
-          <w:rFonts w:ascii="Verdana" w:hAnsi="Verdana"/>
-          <w:i/>
-          <w:sz w:val="14"/>
-        </w:rPr>
-        <w:t>Note 162: Useful ranges used above:1011 Bq to 1019 Bq for releases;10-2 Bq to 107 Bq and 10-2 mSv to 107 mSv for concentration and doses.</w:t>
-      </w:r>
-    </w:p>
-    <w:p>
-      <w:r>
-        <w:rPr>
-          <w:rFonts w:ascii="Verdana" w:hAnsi="Verdana"/>
-          <w:i/>
-          <w:sz w:val="14"/>
-        </w:rPr>
-        <w:t>Note 163: Values of latitude and latitude increments are limited to the range -90 degrees to +90 degrees.</w:t>
-      </w:r>
-    </w:p>
-    <w:p>
-      <w:r>
-        <w:rPr>
-          <w:rFonts w:ascii="Verdana" w:hAnsi="Verdana"/>
-          <w:i/>
-          <w:sz w:val="14"/>
-        </w:rPr>
-        <w:t>Note 164: Values of longitude are limited to the range -180 degrees to +180 degrees.</w:t>
-      </w:r>
-    </w:p>
-    <w:p>
-      <w:r>
-        <w:rPr>
-          <w:rFonts w:ascii="Verdana" w:hAnsi="Verdana"/>
-          <w:i/>
-          <w:sz w:val="14"/>
-        </w:rPr>
-        <w:t>Note 165: Vertical elements and pressure shall be used to define values of these elements independent of the element or variable denoting the vertical coordinate.</w:t>
-      </w:r>
-    </w:p>
-    <w:p>
-      <w:r>
-        <w:rPr>
-          <w:rFonts w:ascii="Verdana" w:hAnsi="Verdana"/>
-          <w:i/>
-          <w:sz w:val="14"/>
-        </w:rPr>
-        <w:t>Note 166: West longitude shall be assigned negative values.</w:t>
-      </w:r>
-    </w:p>
-    <w:p>
-      <w:r>
-        <w:rPr>
-          <w:rFonts w:ascii="Verdana" w:hAnsi="Verdana"/>
-          <w:i/>
-          <w:sz w:val="14"/>
-        </w:rPr>
-        <w:t>Note 167: West to east u-components shall be assigned positive values.</w:t>
-      </w:r>
-    </w:p>
-    <w:p>
-      <w:r>
-        <w:rPr>
-          <w:rFonts w:ascii="Verdana" w:hAnsi="Verdana"/>
-          <w:i/>
-          <w:sz w:val="14"/>
-        </w:rPr>
-        <w:t>Note 176: Where more than one time period or displacement is required to define complex time structures, they shall be defined in immediate succession, and the following ordering shall apply: ensemble period (if required), followed by forecast period (if required), followed by period for averaging or accumulation (if required).</w:t>
-      </w:r>
-    </w:p>
-    <w:p>
-      <w:r>
-        <w:rPr>
-          <w:rFonts w:ascii="Verdana" w:hAnsi="Verdana"/>
-          <w:i/>
-          <w:sz w:val="14"/>
-        </w:rPr>
-        <w:t>Note 178: Where the expression "period specified" is entered under element name, an appropriate period shall be specified using descriptors from Class 04.</w:t>
-      </w:r>
-    </w:p>
-    <w:p>
-      <w:r>
-        <w:rPr>
-          <w:rFonts w:ascii="Verdana" w:hAnsi="Verdana"/>
-          <w:i/>
-          <w:sz w:val="14"/>
-        </w:rPr>
-        <w:t>Note 179: Where values are accumulated or averaged (for example over a time period), the total number of values from which the accumulated or averaged values are obtained may be represented using reference 0 08 022.</w:t>
-      </w:r>
-    </w:p>
-    <w:p>
-      <w:r>
-        <w:rPr>
-          <w:rFonts w:ascii="Verdana" w:hAnsi="Verdana"/>
-          <w:i/>
-          <w:sz w:val="14"/>
-        </w:rPr>
-        <w:t>Note 180: Wind reporting standards: Speed Direction No observation Missing Missing Calm 0 0 Normal observation &gt; 0 1° - 360° Speed only &gt; 0 Missing Direction only Missing 1°-360° "Light and variable" &gt; 0 0</w:t>
-      </w:r>
-    </w:p>
-    <w:p>
-      <w:r>
-        <w:rPr>
-          <w:rFonts w:ascii="Verdana" w:hAnsi="Verdana"/>
-          <w:i/>
-          <w:sz w:val="14"/>
-        </w:rPr>
-        <w:t>Note 181: Wind waves and waves reporting standards:Observation Speed Direction No observation Missing Missing Calm 0 0 Normal observation &gt;0 1-360 Speed only &gt;0 Missing Direction only Missing 1-360"Light and variable" &gt;0 0</w:t>
-      </w:r>
-    </w:p>
     <w:sectPr>
       <w:pgSz w:w="16838" w:h="11906" w:orient="landscape"/>
       <w:pgMar w:top="850" w:right="850" w:bottom="850" w:left="850" w:header="720" w:footer="720" w:gutter="0"/>
